--- a/docs/huong-dan/nhap-lieu-bang-excel/Huong-dan-nhap-lieu-bang-Excel.docx
+++ b/docs/huong-dan/nhap-lieu-bang-excel/Huong-dan-nhap-lieu-bang-Excel.docx
@@ -1,14 +1,14 @@
 
 <file path=word/document.xml><?xml version="1.0" encoding="utf-8"?>
-<w:document xmlns:wpc="http://schemas.microsoft.com/office/word/2010/wordprocessingCanvas" xmlns:mc="http://schemas.openxmlformats.org/markup-compatibility/2006" xmlns:o="urn:schemas-microsoft-com:office:office" xmlns:r="http://schemas.openxmlformats.org/officeDocument/2006/relationships" xmlns:m="http://schemas.openxmlformats.org/officeDocument/2006/math" xmlns:v="urn:schemas-microsoft-com:vml" xmlns:wp14="http://schemas.microsoft.com/office/word/2010/wordprocessingDrawing" xmlns:wp="http://schemas.openxmlformats.org/drawingml/2006/wordprocessingDrawing" xmlns:w10="urn:schemas-microsoft-com:office:word" xmlns:w="http://schemas.openxmlformats.org/wordprocessingml/2006/main" xmlns:w14="http://schemas.microsoft.com/office/word/2010/wordml" xmlns:w15="http://schemas.microsoft.com/office/word/2012/wordml" xmlns:wpg="http://schemas.microsoft.com/office/word/2010/wordprocessingGroup" xmlns:wpi="http://schemas.microsoft.com/office/word/2010/wordprocessingInk" xmlns:wne="http://schemas.microsoft.com/office/word/2006/wordml" xmlns:wps="http://schemas.microsoft.com/office/word/2010/wordprocessingShape" xmlns:cx="http://schemas.microsoft.com/office/drawing/2014/chartex" xmlns:cx1="http://schemas.microsoft.com/office/drawing/2015/9/8/chartex" xmlns:cx2="http://schemas.microsoft.com/office/drawing/2015/10/21/chartex" xmlns:cx3="http://schemas.microsoft.com/office/drawing/2016/5/9/chartex" xmlns:cx4="http://schemas.microsoft.com/office/drawing/2016/5/10/chartex" xmlns:cx5="http://schemas.microsoft.com/office/drawing/2016/5/11/chartex" xmlns:cx6="http://schemas.microsoft.com/office/drawing/2016/5/12/chartex" xmlns:cx7="http://schemas.microsoft.com/office/drawing/2016/5/13/chartex" xmlns:cx8="http://schemas.microsoft.com/office/drawing/2016/5/14/chartex" xmlns:aink="http://schemas.microsoft.com/office/drawing/2016/ink" xmlns:am3d="http://schemas.microsoft.com/office/drawing/2017/model3d" xmlns:w16cex="http://schemas.microsoft.com/office/word/2018/wordml/cex" xmlns:w16cid="http://schemas.microsoft.com/office/word/2016/wordml/cid" xmlns:w16="http://schemas.microsoft.com/office/word/2018/wordml" xmlns:w16sdtdh="http://schemas.microsoft.com/office/word/2020/wordml/sdtdatahash" xmlns:w16se="http://schemas.microsoft.com/office/word/2015/wordml/symex" mc:Ignorable="w14 w15 wp14">
+<w:document xmlns:wpc="http://schemas.microsoft.com/office/word/2010/wordprocessingCanvas" xmlns:cx="http://schemas.microsoft.com/office/drawing/2014/chartex" xmlns:cx1="http://schemas.microsoft.com/office/drawing/2015/9/8/chartex" xmlns:cx2="http://schemas.microsoft.com/office/drawing/2015/10/21/chartex" xmlns:cx3="http://schemas.microsoft.com/office/drawing/2016/5/9/chartex" xmlns:cx4="http://schemas.microsoft.com/office/drawing/2016/5/10/chartex" xmlns:cx5="http://schemas.microsoft.com/office/drawing/2016/5/11/chartex" xmlns:cx6="http://schemas.microsoft.com/office/drawing/2016/5/12/chartex" xmlns:cx7="http://schemas.microsoft.com/office/drawing/2016/5/13/chartex" xmlns:cx8="http://schemas.microsoft.com/office/drawing/2016/5/14/chartex" xmlns:mc="http://schemas.openxmlformats.org/markup-compatibility/2006" xmlns:aink="http://schemas.microsoft.com/office/drawing/2016/ink" xmlns:am3d="http://schemas.microsoft.com/office/drawing/2017/model3d" xmlns:o="urn:schemas-microsoft-com:office:office" xmlns:oel="http://schemas.microsoft.com/office/2019/extlst" xmlns:r="http://schemas.openxmlformats.org/officeDocument/2006/relationships" xmlns:m="http://schemas.openxmlformats.org/officeDocument/2006/math" xmlns:v="urn:schemas-microsoft-com:vml" xmlns:wp14="http://schemas.microsoft.com/office/word/2010/wordprocessingDrawing" xmlns:wp="http://schemas.openxmlformats.org/drawingml/2006/wordprocessingDrawing" xmlns:w10="urn:schemas-microsoft-com:office:word" xmlns:w="http://schemas.openxmlformats.org/wordprocessingml/2006/main" xmlns:w14="http://schemas.microsoft.com/office/word/2010/wordml" xmlns:w15="http://schemas.microsoft.com/office/word/2012/wordml" xmlns:w16cex="http://schemas.microsoft.com/office/word/2018/wordml/cex" xmlns:w16cid="http://schemas.microsoft.com/office/word/2016/wordml/cid" xmlns:w16="http://schemas.microsoft.com/office/word/2018/wordml" xmlns:w16du="http://schemas.microsoft.com/office/word/2023/wordml/word16du" xmlns:w16sdtdh="http://schemas.microsoft.com/office/word/2020/wordml/sdtdatahash" xmlns:w16sdtfl="http://schemas.microsoft.com/office/word/2024/wordml/sdtformatlock" xmlns:w16se="http://schemas.microsoft.com/office/word/2015/wordml/symex" xmlns:wpg="http://schemas.microsoft.com/office/word/2010/wordprocessingGroup" xmlns:wpi="http://schemas.microsoft.com/office/word/2010/wordprocessingInk" xmlns:wne="http://schemas.microsoft.com/office/word/2006/wordml" xmlns:wps="http://schemas.microsoft.com/office/word/2010/wordprocessingShape" mc:Ignorable="w14 w15 w16se w16cid w16 w16cex w16sdtdh w16sdtfl w16du wp14">
   <w:body>
     <w:p>
       <w:pPr>
         <w:pStyle w:val="Heading1"/>
-        <w:spacing w:after="80" w:before="80"/>
-      </w:pPr>
-      <w:r>
-        <w:t xml:space="preserve">Hướng dẫn nhập liệu bằng Excel</w:t>
+        <w:spacing w:before="80" w:after="80"/>
+      </w:pPr>
+      <w:r>
+        <w:t>Hướng dẫn nhập liệu bằng Excel</w:t>
       </w:r>
     </w:p>
     <w:p>
@@ -16,7 +16,7 @@
         <w:spacing w:after="200"/>
       </w:pPr>
       <w:r>
-        <w:t xml:space="preserve">Thay vì gõ tay từng ngày trên web, có thể tải file Excel mẫu về điền rồi nhập lên. Tài liệu này mô tả ba biểu mẫu — Thu mua, Tiêu thụ, Tồn kho — kèm ý nghĩa từng cột và cách xử lý dòng lỗi. Ba file mẫu đính kèm trong thư mục 'mau'. Tài liệu bám theo phiên bản 0.2.75.</w:t>
+        <w:t>Thay vì gõ tay từng ngày trên web, có thể tải file Excel mẫu về điền rồi nhập lên. Tài liệu này mô tả ba biểu mẫu — Thu mua, Tiêu thụ, Tồn kho — kèm ý nghĩa từng cột và cách xử lý dòng lỗi. Ba file mẫu đính kèm trong thư mục 'mau'. Tài liệu bám theo phiên bản 0.2.75.</w:t>
       </w:r>
     </w:p>
     <w:p>
@@ -24,7 +24,7 @@
         <w:pStyle w:val="Heading2"/>
       </w:pPr>
       <w:r>
-        <w:t xml:space="preserve">1. Quy trình chung — bốn bước</w:t>
+        <w:t>1. Quy trình chung — bốn bước</w:t>
       </w:r>
     </w:p>
     <w:p>
@@ -39,7 +39,7 @@
         <w:t xml:space="preserve">Vị trí: </w:t>
       </w:r>
       <w:r>
-        <w:t xml:space="preserve">Màn Báo cáo thu mua / Báo cáo tiêu thụ / Báo cáo tồn kho / Kế hoạch năm</w:t>
+        <w:t>Màn Báo cáo thu mua / Báo cáo tiêu thụ / Báo cáo tồn kho / Kế hoạch năm</w:t>
       </w:r>
     </w:p>
     <w:p>
@@ -47,19 +47,22 @@
         <w:spacing w:after="140"/>
       </w:pPr>
       <w:r>
-        <w:t xml:space="preserve">Bốn màn báo cáo đều có cùng hai nút ở đầu trang. Quy trình giống nhau cho cả ba biểu mẫu: tải mẫu về, điền số, nhập lên xem trước, rồi mới xác nhận ghi.</w:t>
-      </w:r>
-    </w:p>
-    <w:p>
-      <w:pPr>
-        <w:spacing w:after="60" w:before="60"/>
+        <w:t>Bốn màn báo cáo đều có cùng hai nút ở đầu trang. Quy trình giống nhau cho cả ba biểu mẫu: tải mẫu về, điền số, nhập lên xem trước, rồi mới xác nhận ghi.</w:t>
+      </w:r>
+    </w:p>
+    <w:p>
+      <w:pPr>
+        <w:spacing w:before="60" w:after="60"/>
         <w:jc w:val="center"/>
       </w:pPr>
       <w:r>
+        <w:rPr>
+          <w:noProof/>
+        </w:rPr>
         <w:drawing>
-          <wp:inline distT="0" distB="0" distL="0" distR="0">
+          <wp:inline distT="0" distB="0" distL="0" distR="0" wp14:anchorId="126687C9" wp14:editId="0273E1D8">
             <wp:extent cx="6191250" cy="3924300"/>
-            <wp:effectExtent t="0" r="0" b="0" l="0"/>
+            <wp:effectExtent l="0" t="0" r="0" b="0"/>
             <wp:docPr id="1" name="img" descr="Ảnh hướng dẫn có đánh số bước" title="img/01-thanh-nut.png"/>
             <wp:cNvGraphicFramePr>
               <a:graphicFrameLocks xmlns:a="http://schemas.openxmlformats.org/drawingml/2006/main" noChangeAspect="1"/>
@@ -68,13 +71,13 @@
               <a:graphicData uri="http://schemas.openxmlformats.org/drawingml/2006/picture">
                 <pic:pic xmlns:pic="http://schemas.openxmlformats.org/drawingml/2006/picture">
                   <pic:nvPicPr>
-                    <pic:cNvPr id="0" name="" descr=""/>
+                    <pic:cNvPr id="0" name=""/>
                     <pic:cNvPicPr>
                       <a:picLocks noChangeAspect="1" noChangeArrowheads="1"/>
                     </pic:cNvPicPr>
                   </pic:nvPicPr>
                   <pic:blipFill>
-                    <a:blip r:embed="rId8" cstate="none"/>
+                    <a:blip r:embed="rId7"/>
                     <a:srcRect/>
                     <a:stretch>
                       <a:fillRect/>
@@ -109,7 +112,7 @@
           <w:sz w:val="17"/>
           <w:szCs w:val="17"/>
         </w:rPr>
-        <w:t xml:space="preserve">Hình 1. Hai nút Tải mẫu Excel và Nhập từ Excel</w:t>
+        <w:t>Hình 1. Hai nút Tải mẫu Excel và Nhập từ Excel</w:t>
       </w:r>
     </w:p>
     <w:p>
@@ -121,7 +124,7 @@
           <w:b/>
           <w:bCs/>
         </w:rPr>
-        <w:t xml:space="preserve">Các bước:</w:t>
+        <w:t>Các bước:</w:t>
       </w:r>
     </w:p>
     <w:p>
@@ -138,7 +141,7 @@
           <w:b/>
           <w:bCs/>
         </w:rPr>
-        <w:t xml:space="preserve">Tải mẫu Excel</w:t>
+        <w:t>Tải mẫu Excel</w:t>
       </w:r>
       <w:r>
         <w:t xml:space="preserve"> — luôn tải mẫu MỚI từ nút này trước khi điền.</w:t>
@@ -161,7 +164,7 @@
           <w:b/>
           <w:bCs/>
         </w:rPr>
-        <w:t xml:space="preserve">Không đổi tên cột, không xoá dòng tiêu đề</w:t>
+        <w:t>Không đổi tên cột, không xoá dòng tiêu đề</w:t>
       </w:r>
       <w:r>
         <w:t xml:space="preserve"> — hệ thống dò cột theo đúng tên tiêu đề.</w:t>
@@ -181,7 +184,7 @@
           <w:b/>
           <w:bCs/>
         </w:rPr>
-        <w:t xml:space="preserve">Nhập từ Excel</w:t>
+        <w:t>Nhập từ Excel</w:t>
       </w:r>
       <w:r>
         <w:t xml:space="preserve"> → chọn file đã điền. Hệ thống đọc file và mở bảng </w:t>
@@ -191,7 +194,7 @@
           <w:b/>
           <w:bCs/>
         </w:rPr>
-        <w:t xml:space="preserve">xem trước</w:t>
+        <w:t>xem trước</w:t>
       </w:r>
       <w:r>
         <w:t xml:space="preserve"> (chưa ghi gì cả).</w:t>
@@ -214,7 +217,7 @@
           <w:b/>
           <w:bCs/>
         </w:rPr>
-        <w:t xml:space="preserve">Xác nhận ghi</w:t>
+        <w:t>Xác nhận ghi</w:t>
       </w:r>
       <w:r>
         <w:t xml:space="preserve"> — chỉ khi đó số liệu mới vào hệ thống.</w:t>
@@ -222,14 +225,14 @@
     </w:p>
     <w:p>
       <w:pPr>
-        <w:spacing w:after="80" w:before="140"/>
-      </w:pPr>
-      <w:r>
-        <w:rPr>
-          <w:b/>
-          <w:bCs/>
-        </w:rPr>
-        <w:t xml:space="preserve">Lưu ý:</w:t>
+        <w:spacing w:before="140" w:after="80"/>
+      </w:pPr>
+      <w:r>
+        <w:rPr>
+          <w:b/>
+          <w:bCs/>
+        </w:rPr>
+        <w:t>Lưu ý:</w:t>
       </w:r>
     </w:p>
     <w:p>
@@ -246,7 +249,7 @@
           <w:b/>
           <w:bCs/>
         </w:rPr>
-        <w:t xml:space="preserve">Đừng dùng lại file tải từ lần trước</w:t>
+        <w:t>Đừng dùng lại file tải từ lần trước</w:t>
       </w:r>
       <w:r>
         <w:t xml:space="preserve"> — mẫu có thể đã thêm cột; file cũ thiếu cột sẽ nhập thiếu số mà không báo gì.</w:t>
@@ -269,7 +272,7 @@
           <w:b/>
           <w:bCs/>
         </w:rPr>
-        <w:t xml:space="preserve">File chuẩn luôn là file tải từ nút Tải mẫu Excel</w:t>
+        <w:t>File chuẩn luôn là file tải từ nút Tải mẫu Excel</w:t>
       </w:r>
       <w:r>
         <w:t xml:space="preserve"> trên hệ thống.</w:t>
@@ -292,7 +295,7 @@
           <w:b/>
           <w:bCs/>
         </w:rPr>
-        <w:t xml:space="preserve">không có cột 'Đơn vị'</w:t>
+        <w:t>không có cột 'Đơn vị'</w:t>
       </w:r>
       <w:r>
         <w:t xml:space="preserve"> — hệ thống tự gán đúng đơn vị của tài khoản. Tài khoản chuyên viên thì có cột này và phải điền tên đơn vị đúng như trong danh mục.</w:t>
@@ -308,6 +311,7 @@
         <w:spacing w:after="80"/>
       </w:pPr>
       <w:r>
+        <w:lastRenderedPageBreak/>
         <w:t xml:space="preserve">Dữ liệu bắt đầu từ </w:t>
       </w:r>
       <w:r>
@@ -315,7 +319,7 @@
           <w:b/>
           <w:bCs/>
         </w:rPr>
-        <w:t xml:space="preserve">dòng 7</w:t>
+        <w:t>dòng 7</w:t>
       </w:r>
       <w:r>
         <w:t xml:space="preserve"> của file mẫu (dòng 5 là tiêu đề, dòng 6 là đơn vị tính). Điền từ dòng 7 trở xuống, mỗi dòng một bản ghi.</w:t>
@@ -327,7 +331,8 @@
         <w:pageBreakBefore/>
       </w:pPr>
       <w:r>
-        <w:t xml:space="preserve">2. Đọc bảng xem trước và xử lý dòng lỗi</w:t>
+        <w:lastRenderedPageBreak/>
+        <w:t>2. Đọc bảng xem trước và xử lý dòng lỗi</w:t>
       </w:r>
     </w:p>
     <w:p>
@@ -342,7 +347,7 @@
         <w:t xml:space="preserve">Vị trí: </w:t>
       </w:r>
       <w:r>
-        <w:t xml:space="preserve">Sau khi chọn file ở nút Nhập từ Excel</w:t>
+        <w:t>Sau khi chọn file ở nút Nhập từ Excel</w:t>
       </w:r>
     </w:p>
     <w:p>
@@ -350,20 +355,23 @@
         <w:spacing w:after="140"/>
       </w:pPr>
       <w:r>
-        <w:t xml:space="preserve">Bảng xem trước cho biết hệ thống đọc được gì TRƯỚC khi ghi. Đây là bước quan trọng nhất — soát ở đây rẻ hơn nhiều so với sửa số đã ghi.</w:t>
-      </w:r>
-    </w:p>
-    <w:p>
-      <w:pPr>
-        <w:spacing w:after="60" w:before="60"/>
+        <w:t>Bảng xem trước cho biết hệ thống đọc được gì TRƯỚC khi ghi. Đây là bước quan trọng nhất — soát ở đây rẻ hơn nhiều so với sửa số đã ghi.</w:t>
+      </w:r>
+    </w:p>
+    <w:p>
+      <w:pPr>
+        <w:spacing w:before="60" w:after="60"/>
         <w:jc w:val="center"/>
       </w:pPr>
       <w:r>
+        <w:rPr>
+          <w:noProof/>
+        </w:rPr>
         <w:drawing>
-          <wp:inline distT="0" distB="0" distL="0" distR="0">
+          <wp:inline distT="0" distB="0" distL="0" distR="0" wp14:anchorId="32ABDB4F" wp14:editId="06093641">
             <wp:extent cx="6191250" cy="3924300"/>
-            <wp:effectExtent t="0" r="0" b="0" l="0"/>
-            <wp:docPr id="1" name="img" descr="Ảnh hướng dẫn có đánh số bước" title="img/02-xem-truoc.png"/>
+            <wp:effectExtent l="0" t="0" r="0" b="0"/>
+            <wp:docPr id="1844791338" name="img" descr="Ảnh hướng dẫn có đánh số bước" title="img/02-xem-truoc.png"/>
             <wp:cNvGraphicFramePr>
               <a:graphicFrameLocks xmlns:a="http://schemas.openxmlformats.org/drawingml/2006/main" noChangeAspect="1"/>
             </wp:cNvGraphicFramePr>
@@ -371,13 +379,13 @@
               <a:graphicData uri="http://schemas.openxmlformats.org/drawingml/2006/picture">
                 <pic:pic xmlns:pic="http://schemas.openxmlformats.org/drawingml/2006/picture">
                   <pic:nvPicPr>
-                    <pic:cNvPr id="0" name="" descr=""/>
+                    <pic:cNvPr id="0" name=""/>
                     <pic:cNvPicPr>
                       <a:picLocks noChangeAspect="1" noChangeArrowheads="1"/>
                     </pic:cNvPicPr>
                   </pic:nvPicPr>
                   <pic:blipFill>
-                    <a:blip r:embed="rId9" cstate="none"/>
+                    <a:blip r:embed="rId8"/>
                     <a:srcRect/>
                     <a:stretch>
                       <a:fillRect/>
@@ -412,7 +420,7 @@
           <w:sz w:val="17"/>
           <w:szCs w:val="17"/>
         </w:rPr>
-        <w:t xml:space="preserve">Hình 2. Bảng xem trước — 2 dòng hợp lệ, 1 dòng lỗi</w:t>
+        <w:t>Hình 2. Bảng xem trước — 2 dòng hợp lệ, 1 dòng lỗi</w:t>
       </w:r>
     </w:p>
     <w:p>
@@ -424,7 +432,7 @@
           <w:b/>
           <w:bCs/>
         </w:rPr>
-        <w:t xml:space="preserve">Các bước:</w:t>
+        <w:t>Các bước:</w:t>
       </w:r>
     </w:p>
     <w:p>
@@ -441,7 +449,7 @@
           <w:b/>
           <w:bCs/>
         </w:rPr>
-        <w:t xml:space="preserve">Dòng tóm tắt</w:t>
+        <w:t>Dòng tóm tắt</w:t>
       </w:r>
       <w:r>
         <w:t xml:space="preserve"> — đọc được bao nhiêu dòng, bao nhiêu hợp lệ, bao nhiêu lỗi.</w:t>
@@ -461,7 +469,7 @@
           <w:b/>
           <w:bCs/>
         </w:rPr>
-        <w:t xml:space="preserve">Cột Trạng thái</w:t>
+        <w:t>Cột Trạng thái</w:t>
       </w:r>
       <w:r>
         <w:t xml:space="preserve"> — *Tạo mới* (ngày đó chưa có số) hoặc *Ghi đè* (đã có số, nhập lên sẽ thay).</w:t>
@@ -481,7 +489,7 @@
           <w:b/>
           <w:bCs/>
         </w:rPr>
-        <w:t xml:space="preserve">Dòng lỗi</w:t>
+        <w:t>Dòng lỗi</w:t>
       </w:r>
       <w:r>
         <w:t xml:space="preserve"> tô đỏ; cột </w:t>
@@ -491,7 +499,7 @@
           <w:b/>
           <w:bCs/>
         </w:rPr>
-        <w:t xml:space="preserve">Ghi chú</w:t>
+        <w:t>Ghi chú</w:t>
       </w:r>
       <w:r>
         <w:t xml:space="preserve"> ở cuối bảng (kéo ngang để xem) nói rõ sai ở đâu, vd *Loại mủ: 'SVR 99' không hợp lệ*.</w:t>
@@ -511,7 +519,7 @@
           <w:b/>
           <w:bCs/>
         </w:rPr>
-        <w:t xml:space="preserve">Xác nhận ghi N dòng</w:t>
+        <w:t>Xác nhận ghi N dòng</w:t>
       </w:r>
       <w:r>
         <w:t xml:space="preserve"> — số N chỉ đếm dòng HỢP LỆ. Dòng lỗi bị bỏ qua, không ghi gì.</w:t>
@@ -519,14 +527,14 @@
     </w:p>
     <w:p>
       <w:pPr>
-        <w:spacing w:after="80" w:before="140"/>
-      </w:pPr>
-      <w:r>
-        <w:rPr>
-          <w:b/>
-          <w:bCs/>
-        </w:rPr>
-        <w:t xml:space="preserve">Lưu ý:</w:t>
+        <w:spacing w:before="140" w:after="80"/>
+      </w:pPr>
+      <w:r>
+        <w:rPr>
+          <w:b/>
+          <w:bCs/>
+        </w:rPr>
+        <w:t>Lưu ý:</w:t>
       </w:r>
     </w:p>
     <w:p>
@@ -546,10 +554,10 @@
           <w:b/>
           <w:bCs/>
         </w:rPr>
-        <w:t xml:space="preserve">không bị nhân đôi</w:t>
-      </w:r>
-      <w:r>
-        <w:t xml:space="preserve">.</w:t>
+        <w:t>không bị nhân đôi</w:t>
+      </w:r>
+      <w:r>
+        <w:t>.</w:t>
       </w:r>
     </w:p>
     <w:p>
@@ -569,7 +577,7 @@
           <w:b/>
           <w:bCs/>
         </w:rPr>
-        <w:t xml:space="preserve">Dòng</w:t>
+        <w:t>Dòng</w:t>
       </w:r>
       <w:r>
         <w:t xml:space="preserve"> là số dòng trong file Excel, dùng để tìm nhanh chỗ cần sửa.</w:t>
@@ -592,7 +600,7 @@
           <w:b/>
           <w:bCs/>
         </w:rPr>
-        <w:t xml:space="preserve">giá trị hệ thống</w:t>
+        <w:t>giá trị hệ thống</w:t>
       </w:r>
       <w:r>
         <w:t xml:space="preserve"> của các cột chọn từ danh sách (vd *sales* / *sales_own*, *long_term*, *export*) chứ không phải nhãn tiếng Việt. Đây chỉ là cách hiển thị; số liệu ghi vào vẫn đúng.</w:t>
@@ -615,7 +623,7 @@
           <w:b/>
           <w:bCs/>
         </w:rPr>
-        <w:t xml:space="preserve">không</w:t>
+        <w:t>không</w:t>
       </w:r>
       <w:r>
         <w:t xml:space="preserve"> làm mất số Tồn kho của cùng ngày và ngược lại.</w:t>
@@ -627,7 +635,8 @@
         <w:pageBreakBefore/>
       </w:pPr>
       <w:r>
-        <w:t xml:space="preserve">3. Mẫu Thu mua</w:t>
+        <w:lastRenderedPageBreak/>
+        <w:t>3. Mẫu Thu mua</w:t>
       </w:r>
     </w:p>
     <w:p>
@@ -642,7 +651,7 @@
         <w:t xml:space="preserve">Vị trí: </w:t>
       </w:r>
       <w:r>
-        <w:t xml:space="preserve">Báo cáo thu mua → Tải mẫu Excel  ·  file đính kèm: mau/mau-thu-mua.xlsx</w:t>
+        <w:t>Báo cáo thu mua → Tải mẫu Excel  ·  file đính kèm: mau/mau-thu-mua.xlsx</w:t>
       </w:r>
     </w:p>
     <w:p>
@@ -650,15 +659,15 @@
         <w:spacing w:after="140"/>
       </w:pPr>
       <w:r>
-        <w:t xml:space="preserve">Mỗi dòng = một đơn vị trong một ngày. Đơn giá mủ nước và mủ chén nhập ở đây đồng thời ghi vào kho 'Giá mủ nguyên liệu'.</w:t>
-      </w:r>
-    </w:p>
-    <w:p>
-      <w:pPr>
-        <w:spacing w:after="100"/>
-      </w:pPr>
-      <w:r>
-        <w:t xml:space="preserve">Các cột (dấu * = bắt buộc):</w:t>
+        <w:t>Mỗi dòng = một đơn vị trong một ngày. Đơn giá mủ nước và mủ chén nhập ở đây đồng thời ghi vào kho 'Giá mủ nguyên liệu'.</w:t>
+      </w:r>
+    </w:p>
+    <w:p>
+      <w:pPr>
+        <w:spacing w:after="100"/>
+      </w:pPr>
+      <w:r>
+        <w:t>Các cột (dấu * = bắt buộc):</w:t>
       </w:r>
     </w:p>
     <w:p>
@@ -670,7 +679,7 @@
           <w:b/>
           <w:bCs/>
         </w:rPr>
-        <w:t xml:space="preserve">Các bước:</w:t>
+        <w:t>Các bước:</w:t>
       </w:r>
     </w:p>
     <w:p>
@@ -687,7 +696,7 @@
           <w:b/>
           <w:bCs/>
         </w:rPr>
-        <w:t xml:space="preserve">Đơn vị</w:t>
+        <w:t>Đơn vị</w:t>
       </w:r>
       <w:r>
         <w:t xml:space="preserve"> * — chỉ có ở mẫu của chuyên viên; mẫu của đơn vị thành viên không có cột này.</w:t>
@@ -707,7 +716,7 @@
           <w:b/>
           <w:bCs/>
         </w:rPr>
-        <w:t xml:space="preserve">Ngày</w:t>
+        <w:t>Ngày</w:t>
       </w:r>
       <w:r>
         <w:t xml:space="preserve"> * — dd/mm/yyyy.</w:t>
@@ -727,7 +736,7 @@
           <w:b/>
           <w:bCs/>
         </w:rPr>
-        <w:t xml:space="preserve">SL thu mua mủ nước</w:t>
+        <w:t>SL thu mua mủ nước</w:t>
       </w:r>
       <w:r>
         <w:t xml:space="preserve"> · </w:t>
@@ -737,7 +746,7 @@
           <w:b/>
           <w:bCs/>
         </w:rPr>
-        <w:t xml:space="preserve">SL thu mua mủ chén</w:t>
+        <w:t>SL thu mua mủ chén</w:t>
       </w:r>
       <w:r>
         <w:t xml:space="preserve"> — tấn (quy khô).</w:t>
@@ -757,7 +766,7 @@
           <w:b/>
           <w:bCs/>
         </w:rPr>
-        <w:t xml:space="preserve">Đơn giá mủ nước</w:t>
+        <w:t>Đơn giá mủ nước</w:t>
       </w:r>
       <w:r>
         <w:t xml:space="preserve"> — đồng/độ TSC.</w:t>
@@ -777,7 +786,7 @@
           <w:b/>
           <w:bCs/>
         </w:rPr>
-        <w:t xml:space="preserve">Đơn giá mủ chén</w:t>
+        <w:t>Đơn giá mủ chén</w:t>
       </w:r>
       <w:r>
         <w:t xml:space="preserve"> — đồng/độ; đơn vị tính phụ thuộc cột kế bên.</w:t>
@@ -797,7 +806,7 @@
           <w:b/>
           <w:bCs/>
         </w:rPr>
-        <w:t xml:space="preserve">Đơn giá mủ chén tính theo</w:t>
+        <w:t>Đơn giá mủ chén tính theo</w:t>
       </w:r>
       <w:r>
         <w:t xml:space="preserve"> — chọn *Độ TSC* hoặc *Độ DRC*; để trống hiểu là </w:t>
@@ -807,10 +816,10 @@
           <w:b/>
           <w:bCs/>
         </w:rPr>
-        <w:t xml:space="preserve">Độ TSC</w:t>
-      </w:r>
-      <w:r>
-        <w:t xml:space="preserve">.</w:t>
+        <w:t>Độ TSC</w:t>
+      </w:r>
+      <w:r>
+        <w:t>.</w:t>
       </w:r>
     </w:p>
     <w:p>
@@ -827,7 +836,7 @@
           <w:b/>
           <w:bCs/>
         </w:rPr>
-        <w:t xml:space="preserve">SL thu mua thành phẩm</w:t>
+        <w:t>SL thu mua thành phẩm</w:t>
       </w:r>
       <w:r>
         <w:t xml:space="preserve"> — tấn (mua lại mủ đã chế biến).</w:t>
@@ -847,7 +856,7 @@
           <w:b/>
           <w:bCs/>
         </w:rPr>
-        <w:t xml:space="preserve">Đơn giá thành phẩm (VNĐ)</w:t>
+        <w:t>Đơn giá thành phẩm (VNĐ)</w:t>
       </w:r>
       <w:r>
         <w:t xml:space="preserve"> — triệu đ/tấn.  </w:t>
@@ -857,7 +866,7 @@
           <w:b/>
           <w:bCs/>
         </w:rPr>
-        <w:t xml:space="preserve">Đơn giá thành phẩm (ngoại tệ)</w:t>
+        <w:t>Đơn giá thành phẩm (ngoại tệ)</w:t>
       </w:r>
       <w:r>
         <w:t xml:space="preserve"> — USD/tấn.</w:t>
@@ -865,14 +874,14 @@
     </w:p>
     <w:p>
       <w:pPr>
-        <w:spacing w:after="80" w:before="140"/>
-      </w:pPr>
-      <w:r>
-        <w:rPr>
-          <w:b/>
-          <w:bCs/>
-        </w:rPr>
-        <w:t xml:space="preserve">Lưu ý:</w:t>
+        <w:spacing w:before="140" w:after="80"/>
+      </w:pPr>
+      <w:r>
+        <w:rPr>
+          <w:b/>
+          <w:bCs/>
+        </w:rPr>
+        <w:t>Lưu ý:</w:t>
       </w:r>
     </w:p>
     <w:p>
@@ -892,7 +901,7 @@
           <w:b/>
           <w:bCs/>
         </w:rPr>
-        <w:t xml:space="preserve">không tổ chức thu mua</w:t>
+        <w:t>không tổ chức thu mua</w:t>
       </w:r>
       <w:r>
         <w:t xml:space="preserve"> thì không nhập bằng Excel — vào form trên web tích ô 'Hôm nay đơn vị KHÔNG tổ chức thu mua', vì đó là tình huống khác với 'có mua nhưng mua được 0 tấn'.</w:t>
@@ -915,7 +924,7 @@
           <w:b/>
           <w:bCs/>
         </w:rPr>
-        <w:t xml:space="preserve">không còn ở biểu Thu mua</w:t>
+        <w:t>không còn ở biểu Thu mua</w:t>
       </w:r>
       <w:r>
         <w:t xml:space="preserve"> — đã chuyển sang biểu Tiêu thụ.</w:t>
@@ -927,7 +936,8 @@
         <w:pageBreakBefore/>
       </w:pPr>
       <w:r>
-        <w:t xml:space="preserve">4. Mẫu Tiêu thụ</w:t>
+        <w:lastRenderedPageBreak/>
+        <w:t>4. Mẫu Tiêu thụ</w:t>
       </w:r>
     </w:p>
     <w:p>
@@ -942,7 +952,7 @@
         <w:t xml:space="preserve">Vị trí: </w:t>
       </w:r>
       <w:r>
-        <w:t xml:space="preserve">Báo cáo tiêu thụ → Tải mẫu Excel  ·  file đính kèm: mau/mau-tieu-thu.xlsx</w:t>
+        <w:t>Báo cáo tiêu thụ → Tải mẫu Excel  ·  file đính kèm: mau/mau-tieu-thu.xlsx</w:t>
       </w:r>
     </w:p>
     <w:p>
@@ -950,15 +960,15 @@
         <w:spacing w:after="140"/>
       </w:pPr>
       <w:r>
-        <w:t xml:space="preserve">Mỗi dòng = một hợp đồng bán. Cùng một đơn vị và một ngày có thể có nhiều dòng, hệ thống tự cộng lại.</w:t>
-      </w:r>
-    </w:p>
-    <w:p>
-      <w:pPr>
-        <w:spacing w:after="100"/>
-      </w:pPr>
-      <w:r>
-        <w:t xml:space="preserve">Các cột (dấu * = bắt buộc):</w:t>
+        <w:t>Mỗi dòng = một hợp đồng bán. Cùng một đơn vị và một ngày có thể có nhiều dòng, hệ thống tự cộng lại.</w:t>
+      </w:r>
+    </w:p>
+    <w:p>
+      <w:pPr>
+        <w:spacing w:after="100"/>
+      </w:pPr>
+      <w:r>
+        <w:t>Các cột (dấu * = bắt buộc):</w:t>
       </w:r>
     </w:p>
     <w:p>
@@ -970,7 +980,7 @@
           <w:b/>
           <w:bCs/>
         </w:rPr>
-        <w:t xml:space="preserve">Các bước:</w:t>
+        <w:t>Các bước:</w:t>
       </w:r>
     </w:p>
     <w:p>
@@ -987,7 +997,7 @@
           <w:b/>
           <w:bCs/>
         </w:rPr>
-        <w:t xml:space="preserve">Đơn vị</w:t>
+        <w:t>Đơn vị</w:t>
       </w:r>
       <w:r>
         <w:t xml:space="preserve"> * · </w:t>
@@ -997,7 +1007,7 @@
           <w:b/>
           <w:bCs/>
         </w:rPr>
-        <w:t xml:space="preserve">Ngày</w:t>
+        <w:t>Ngày</w:t>
       </w:r>
       <w:r>
         <w:t xml:space="preserve"> * — như mẫu Thu mua.</w:t>
@@ -1017,7 +1027,7 @@
           <w:b/>
           <w:bCs/>
         </w:rPr>
-        <w:t xml:space="preserve">Nguồn mủ</w:t>
+        <w:t>Nguồn mủ</w:t>
       </w:r>
       <w:r>
         <w:t xml:space="preserve"> — chọn *Mủ thu mua* hoặc *Mủ khai thác*; để trống hiểu là </w:t>
@@ -1027,10 +1037,10 @@
           <w:b/>
           <w:bCs/>
         </w:rPr>
-        <w:t xml:space="preserve">Mủ thu mua</w:t>
-      </w:r>
-      <w:r>
-        <w:t xml:space="preserve">. Hai nguồn lưu riêng nhưng mọi số tổng cộng chung.</w:t>
+        <w:t>Mủ thu mua</w:t>
+      </w:r>
+      <w:r>
+        <w:t>. Hai nguồn lưu riêng nhưng mọi số tổng cộng chung.</w:t>
       </w:r>
     </w:p>
     <w:p>
@@ -1047,7 +1057,7 @@
           <w:b/>
           <w:bCs/>
         </w:rPr>
-        <w:t xml:space="preserve">Loại HĐ</w:t>
+        <w:t>Loại HĐ</w:t>
       </w:r>
       <w:r>
         <w:t xml:space="preserve"> * (*Dài hạn* / *Chuyến*) · </w:t>
@@ -1057,7 +1067,7 @@
           <w:b/>
           <w:bCs/>
         </w:rPr>
-        <w:t xml:space="preserve">Hình thức</w:t>
+        <w:t>Hình thức</w:t>
       </w:r>
       <w:r>
         <w:t xml:space="preserve"> * (*XK / UTXK* / *Nội tiêu*) · </w:t>
@@ -1067,7 +1077,7 @@
           <w:b/>
           <w:bCs/>
         </w:rPr>
-        <w:t xml:space="preserve">Loại mủ</w:t>
+        <w:t>Loại mủ</w:t>
       </w:r>
       <w:r>
         <w:t xml:space="preserve"> * — phải chọn đúng giá trị trong danh sách.</w:t>
@@ -1087,7 +1097,7 @@
           <w:b/>
           <w:bCs/>
         </w:rPr>
-        <w:t xml:space="preserve">Số lượng</w:t>
+        <w:t>Số lượng</w:t>
       </w:r>
       <w:r>
         <w:t xml:space="preserve"> — tấn.</w:t>
@@ -1107,7 +1117,7 @@
           <w:b/>
           <w:bCs/>
         </w:rPr>
-        <w:t xml:space="preserve">Giá bán</w:t>
+        <w:t>Giá bán</w:t>
       </w:r>
       <w:r>
         <w:t xml:space="preserve"> — đơn vị tuỳ cột kế bên: </w:t>
@@ -1117,7 +1127,7 @@
           <w:b/>
           <w:bCs/>
         </w:rPr>
-        <w:t xml:space="preserve">triệu đ/tấn</w:t>
+        <w:t>triệu đ/tấn</w:t>
       </w:r>
       <w:r>
         <w:t xml:space="preserve"> khi VND, </w:t>
@@ -1127,7 +1137,7 @@
           <w:b/>
           <w:bCs/>
         </w:rPr>
-        <w:t xml:space="preserve">USD/tấn</w:t>
+        <w:t>USD/tấn</w:t>
       </w:r>
       <w:r>
         <w:t xml:space="preserve"> khi USD.</w:t>
@@ -1147,7 +1157,7 @@
           <w:b/>
           <w:bCs/>
         </w:rPr>
-        <w:t xml:space="preserve">Giá bán bằng</w:t>
+        <w:t>Giá bán bằng</w:t>
       </w:r>
       <w:r>
         <w:t xml:space="preserve"> — *VND* hoặc *USD*, chọn cho </w:t>
@@ -1157,10 +1167,10 @@
           <w:b/>
           <w:bCs/>
         </w:rPr>
-        <w:t xml:space="preserve">TỪNG DÒNG</w:t>
-      </w:r>
-      <w:r>
-        <w:t xml:space="preserve">. Trong một ngày vừa bán USD vừa bán VNĐ vẫn nhập chung một file.</w:t>
+        <w:t>TỪNG DÒNG</w:t>
+      </w:r>
+      <w:r>
+        <w:t>. Trong một ngày vừa bán USD vừa bán VNĐ vẫn nhập chung một file.</w:t>
       </w:r>
     </w:p>
     <w:p>
@@ -1177,7 +1187,7 @@
           <w:b/>
           <w:bCs/>
         </w:rPr>
-        <w:t xml:space="preserve">Ngày xuất kho</w:t>
+        <w:t>Ngày xuất kho</w:t>
       </w:r>
       <w:r>
         <w:t xml:space="preserve"> · </w:t>
@@ -1187,7 +1197,7 @@
           <w:b/>
           <w:bCs/>
         </w:rPr>
-        <w:t xml:space="preserve">Ngày xuất hoá đơn</w:t>
+        <w:t>Ngày xuất hoá đơn</w:t>
       </w:r>
       <w:r>
         <w:t xml:space="preserve"> — dd/mm/yyyy, chưa có thì để trống.</w:t>
@@ -1195,14 +1205,14 @@
     </w:p>
     <w:p>
       <w:pPr>
-        <w:spacing w:after="80" w:before="140"/>
-      </w:pPr>
-      <w:r>
-        <w:rPr>
-          <w:b/>
-          <w:bCs/>
-        </w:rPr>
-        <w:t xml:space="preserve">Lưu ý:</w:t>
+        <w:spacing w:before="140" w:after="80"/>
+      </w:pPr>
+      <w:r>
+        <w:rPr>
+          <w:b/>
+          <w:bCs/>
+        </w:rPr>
+        <w:t>Lưu ý:</w:t>
       </w:r>
     </w:p>
     <w:p>
@@ -1215,14 +1225,14 @@
         <w:spacing w:after="80"/>
       </w:pPr>
       <w:r>
-        <w:t xml:space="preserve">⚠️ File Tiêu thụ </w:t>
-      </w:r>
-      <w:r>
-        <w:rPr>
-          <w:b/>
-          <w:bCs/>
-        </w:rPr>
-        <w:t xml:space="preserve">ghi đè toàn bộ</w:t>
+        <w:t xml:space="preserve">File Tiêu thụ </w:t>
+      </w:r>
+      <w:r>
+        <w:rPr>
+          <w:b/>
+          <w:bCs/>
+        </w:rPr>
+        <w:t>ghi đè toàn bộ</w:t>
       </w:r>
       <w:r>
         <w:t xml:space="preserve"> phần tiêu thụ của ngày đó, </w:t>
@@ -1232,10 +1242,10 @@
           <w:b/>
           <w:bCs/>
         </w:rPr>
-        <w:t xml:space="preserve">cả mủ thu mua lẫn mủ khai thác</w:t>
-      </w:r>
-      <w:r>
-        <w:t xml:space="preserve">. Dòng nào đã nhập trên web mà không có trong file sẽ bị xoá — hãy chép đủ cả hai nguồn vào file trước khi nhập.</w:t>
+        <w:t>cả mủ thu mua lẫn mủ khai thác</w:t>
+      </w:r>
+      <w:r>
+        <w:t>. Dòng nào đã nhập trên web mà không có trong file sẽ bị xoá — hãy chép đủ cả hai nguồn vào file trước khi nhập.</w:t>
       </w:r>
     </w:p>
     <w:p>
@@ -1255,7 +1265,7 @@
           <w:b/>
           <w:bCs/>
         </w:rPr>
-        <w:t xml:space="preserve">USD</w:t>
+        <w:t>USD</w:t>
       </w:r>
       <w:r>
         <w:t xml:space="preserve"> cần tỷ giá USD/VNĐ mới tính được doanh thu. Tỷ giá nhập trên web (màn Báo cáo tiêu thụ, nút *Lấy tỷ giá VCB*), Excel không mang theo. Thiếu tỷ giá thì dòng đó chưa được cộng vào doanh thu và hệ thống sẽ báo lại.</w:t>
@@ -1275,10 +1285,10 @@
           <w:b/>
           <w:bCs/>
         </w:rPr>
-        <w:t xml:space="preserve">Ba file đính kèm — bộ Hợp đồng · phiếu xuất kho · hoá đơn — phải tải lên trên web</w:t>
-      </w:r>
-      <w:r>
-        <w:t xml:space="preserve">, file Excel không mang theo file đính kèm được.</w:t>
+        <w:t>Ba file đính kèm — bộ Hợp đồng · phiếu xuất kho · hoá đơn — phải tải lên trên web</w:t>
+      </w:r>
+      <w:r>
+        <w:t>, file Excel không mang theo file đính kèm được.</w:t>
       </w:r>
     </w:p>
     <w:p>
@@ -1287,7 +1297,8 @@
         <w:pageBreakBefore/>
       </w:pPr>
       <w:r>
-        <w:t xml:space="preserve">5. Mẫu Tồn kho</w:t>
+        <w:lastRenderedPageBreak/>
+        <w:t>5. Mẫu Tồn kho</w:t>
       </w:r>
     </w:p>
     <w:p>
@@ -1302,7 +1313,7 @@
         <w:t xml:space="preserve">Vị trí: </w:t>
       </w:r>
       <w:r>
-        <w:t xml:space="preserve">Báo cáo tồn kho → Tải mẫu Excel  ·  file đính kèm: mau/mau-ton-kho.xlsx</w:t>
+        <w:t>Báo cáo tồn kho → Tải mẫu Excel  ·  file đính kèm: mau/mau-ton-kho.xlsx</w:t>
       </w:r>
     </w:p>
     <w:p>
@@ -1310,15 +1321,15 @@
         <w:spacing w:after="140"/>
       </w:pPr>
       <w:r>
-        <w:t xml:space="preserve">Mỗi dòng = một dòng tồn kho. Tồn kho là số tại thời điểm cuối ngày, KHÔNG cộng dồn giữa các ngày, đơn vị tính là tấn.</w:t>
-      </w:r>
-    </w:p>
-    <w:p>
-      <w:pPr>
-        <w:spacing w:after="100"/>
-      </w:pPr>
-      <w:r>
-        <w:t xml:space="preserve">Các cột (dấu * = bắt buộc):</w:t>
+        <w:t>Mỗi dòng = một dòng tồn kho. Tồn kho là số tại thời điểm cuối ngày, KHÔNG cộng dồn giữa các ngày, đơn vị tính là tấn.</w:t>
+      </w:r>
+    </w:p>
+    <w:p>
+      <w:pPr>
+        <w:spacing w:after="100"/>
+      </w:pPr>
+      <w:r>
+        <w:t>Các cột (dấu * = bắt buộc):</w:t>
       </w:r>
     </w:p>
     <w:p>
@@ -1330,7 +1341,7 @@
           <w:b/>
           <w:bCs/>
         </w:rPr>
-        <w:t xml:space="preserve">Các bước:</w:t>
+        <w:t>Các bước:</w:t>
       </w:r>
     </w:p>
     <w:p>
@@ -1347,7 +1358,7 @@
           <w:b/>
           <w:bCs/>
         </w:rPr>
-        <w:t xml:space="preserve">Đơn vị</w:t>
+        <w:t>Đơn vị</w:t>
       </w:r>
       <w:r>
         <w:t xml:space="preserve"> * · </w:t>
@@ -1357,7 +1368,7 @@
           <w:b/>
           <w:bCs/>
         </w:rPr>
-        <w:t xml:space="preserve">Ngày</w:t>
+        <w:t>Ngày</w:t>
       </w:r>
       <w:r>
         <w:t xml:space="preserve"> * — như trên.</w:t>
@@ -1377,7 +1388,7 @@
           <w:b/>
           <w:bCs/>
         </w:rPr>
-        <w:t xml:space="preserve">Nhóm</w:t>
+        <w:t>Nhóm</w:t>
       </w:r>
       <w:r>
         <w:t xml:space="preserve"> * — chọn một trong ba: *Chế biến chưa nhập kho* · *Đã nhập kho* · *Đã ký HĐ*.</w:t>
@@ -1397,7 +1408,7 @@
           <w:b/>
           <w:bCs/>
         </w:rPr>
-        <w:t xml:space="preserve">Chủng loại</w:t>
+        <w:t>Chủng loại</w:t>
       </w:r>
       <w:r>
         <w:t xml:space="preserve"> * — chọn đúng giá trị trong danh sách.</w:t>
@@ -1417,7 +1428,7 @@
           <w:b/>
           <w:bCs/>
         </w:rPr>
-        <w:t xml:space="preserve">Số lượng</w:t>
+        <w:t>Số lượng</w:t>
       </w:r>
       <w:r>
         <w:t xml:space="preserve"> — tấn.</w:t>
@@ -1437,7 +1448,7 @@
           <w:b/>
           <w:bCs/>
         </w:rPr>
-        <w:t xml:space="preserve">Đơn giá</w:t>
+        <w:t>Đơn giá</w:t>
       </w:r>
       <w:r>
         <w:t xml:space="preserve"> và </w:t>
@@ -1447,7 +1458,7 @@
           <w:b/>
           <w:bCs/>
         </w:rPr>
-        <w:t xml:space="preserve">Đơn giá bằng</w:t>
+        <w:t>Đơn giá bằng</w:t>
       </w:r>
       <w:r>
         <w:t xml:space="preserve"> (*VND* / *USD*) — chỉ dùng cho nhóm *Đã ký HĐ*.</w:t>
@@ -1467,7 +1478,7 @@
           <w:b/>
           <w:bCs/>
         </w:rPr>
-        <w:t xml:space="preserve">Lịch giao</w:t>
+        <w:t>Lịch giao</w:t>
       </w:r>
       <w:r>
         <w:t xml:space="preserve"> — dd/mm/yyyy, chỉ dùng cho nhóm *Đã ký HĐ*.</w:t>
@@ -1487,7 +1498,7 @@
           <w:b/>
           <w:bCs/>
         </w:rPr>
-        <w:t xml:space="preserve">Tồn kho nguyên liệu chưa sản xuất (quy khô)</w:t>
+        <w:t>Tồn kho nguyên liệu chưa sản xuất (quy khô)</w:t>
       </w:r>
       <w:r>
         <w:t xml:space="preserve"> — tấn; điền ở MỘT dòng bất kỳ của ngày đó là đủ.</w:t>
@@ -1495,14 +1506,14 @@
     </w:p>
     <w:p>
       <w:pPr>
-        <w:spacing w:after="80" w:before="140"/>
-      </w:pPr>
-      <w:r>
-        <w:rPr>
-          <w:b/>
-          <w:bCs/>
-        </w:rPr>
-        <w:t xml:space="preserve">Lưu ý:</w:t>
+        <w:spacing w:before="140" w:after="80"/>
+      </w:pPr>
+      <w:r>
+        <w:rPr>
+          <w:b/>
+          <w:bCs/>
+        </w:rPr>
+        <w:t>Lưu ý:</w:t>
       </w:r>
     </w:p>
     <w:p>
@@ -1522,10 +1533,10 @@
           <w:b/>
           <w:bCs/>
         </w:rPr>
-        <w:t xml:space="preserve">cam kết giao hàng</w:t>
-      </w:r>
-      <w:r>
-        <w:t xml:space="preserve">, đứng riêng — không cộng vào và không trừ khỏi tồn kho thành phẩm, nên ký nhiều hơn lượng đang có cũng không sao.</w:t>
+        <w:t>cam kết giao hàng</w:t>
+      </w:r>
+      <w:r>
+        <w:t>, đứng riêng — không cộng vào và không trừ khỏi tồn kho thành phẩm, nên ký nhiều hơn lượng đang có cũng không sao.</w:t>
       </w:r>
     </w:p>
     <w:p>
@@ -1542,7 +1553,7 @@
           <w:b/>
           <w:bCs/>
         </w:rPr>
-        <w:t xml:space="preserve">File Hợp đồng đã ký scan</w:t>
+        <w:t>File Hợp đồng đã ký scan</w:t>
       </w:r>
       <w:r>
         <w:t xml:space="preserve"> phải đính kèm trên web, Excel không mang theo được.</w:t>
@@ -1565,7 +1576,7 @@
           <w:b/>
           <w:bCs/>
         </w:rPr>
-        <w:t xml:space="preserve">SVR CV 50</w:t>
+        <w:t>SVR CV 50</w:t>
       </w:r>
       <w:r>
         <w:t xml:space="preserve"> và </w:t>
@@ -1575,7 +1586,7 @@
           <w:b/>
           <w:bCs/>
         </w:rPr>
-        <w:t xml:space="preserve">SVR CV60</w:t>
+        <w:t>SVR CV60</w:t>
       </w:r>
       <w:r>
         <w:t xml:space="preserve"> là hai loại riêng.</w:t>
@@ -1587,7 +1598,8 @@
         <w:pageBreakBefore/>
       </w:pPr>
       <w:r>
-        <w:t xml:space="preserve">6. Lỗi thường gặp</w:t>
+        <w:lastRenderedPageBreak/>
+        <w:t>6. Lỗi thường gặp</w:t>
       </w:r>
     </w:p>
     <w:p>
@@ -1595,15 +1607,15 @@
         <w:spacing w:after="140"/>
       </w:pPr>
       <w:r>
-        <w:t xml:space="preserve">Các lỗi hay gặp nhất khi nhập file, và cách xử lý.</w:t>
-      </w:r>
-    </w:p>
-    <w:p>
-      <w:pPr>
-        <w:spacing w:after="100"/>
-      </w:pPr>
-      <w:r>
-        <w:t xml:space="preserve">Đối chiếu thông báo ở cột Ghi chú:</w:t>
+        <w:t>Các lỗi hay gặp nhất khi nhập file, và cách xử lý.</w:t>
+      </w:r>
+    </w:p>
+    <w:p>
+      <w:pPr>
+        <w:spacing w:after="100"/>
+      </w:pPr>
+      <w:r>
+        <w:t>Đối chiếu thông báo ở cột Ghi chú:</w:t>
       </w:r>
     </w:p>
     <w:p>
@@ -1615,7 +1627,7 @@
           <w:b/>
           <w:bCs/>
         </w:rPr>
-        <w:t xml:space="preserve">Các bước:</w:t>
+        <w:t>Các bước:</w:t>
       </w:r>
     </w:p>
     <w:p>
@@ -1635,7 +1647,7 @@
           <w:b/>
           <w:bCs/>
         </w:rPr>
-        <w:t xml:space="preserve">Date</w:t>
+        <w:t>Date</w:t>
       </w:r>
       <w:r>
         <w:t xml:space="preserve"> hoặc gõ đúng dd/mm/yyyy.</w:t>
@@ -1651,7 +1663,7 @@
         <w:spacing w:after="100"/>
       </w:pPr>
       <w:r>
-        <w:t xml:space="preserve">*Loại mủ: '…' không hợp lệ* — gõ sai tên chủng loại. Dùng ô chọn sẵn (dropdown) trong file mẫu, đừng gõ tay.</w:t>
+        <w:t>*Loại mủ: '…' không hợp lệ* — gõ sai tên chủng loại. Dùng ô chọn sẵn (dropdown) trong file mẫu, đừng gõ tay.</w:t>
       </w:r>
     </w:p>
     <w:p>
@@ -1664,7 +1676,7 @@
         <w:spacing w:after="100"/>
       </w:pPr>
       <w:r>
-        <w:t xml:space="preserve">*Đơn vị '…' không có trong danh mục* — sai tên đơn vị; lấy đúng tên trong ô chọn của file mẫu.</w:t>
+        <w:t>*Đơn vị '…' không có trong danh mục* — sai tên đơn vị; lấy đúng tên trong ô chọn của file mẫu.</w:t>
       </w:r>
     </w:p>
     <w:p>
@@ -1677,7 +1689,7 @@
         <w:spacing w:after="100"/>
       </w:pPr>
       <w:r>
-        <w:t xml:space="preserve">*Đơn vị '…' không thuộc quyền của tài khoản* — đang nhập cho đơn vị khác. Tài khoản đơn vị chỉ nhập được cho chính mình.</w:t>
+        <w:t>*Đơn vị '…' không thuộc quyền của tài khoản* — đang nhập cho đơn vị khác. Tài khoản đơn vị chỉ nhập được cho chính mình.</w:t>
       </w:r>
     </w:p>
     <w:p>
@@ -1690,7 +1702,7 @@
         <w:spacing w:after="100"/>
       </w:pPr>
       <w:r>
-        <w:t xml:space="preserve">*File thiếu cột bắt buộc* — đang dùng file cũ hoặc đã sửa tên cột. Tải lại mẫu mới và chép số sang.</w:t>
+        <w:t>*File thiếu cột bắt buộc* — đang dùng file cũ hoặc đã sửa tên cột. Tải lại mẫu mới và chép số sang.</w:t>
       </w:r>
     </w:p>
     <w:p>
@@ -1703,19 +1715,19 @@
         <w:spacing w:after="100"/>
       </w:pPr>
       <w:r>
-        <w:t xml:space="preserve">*… không phải số* — ô có chữ hoặc ký tự lạ (dấu cách, đơn vị tính). Chỉ để lại con số.</w:t>
-      </w:r>
-    </w:p>
-    <w:p>
-      <w:pPr>
-        <w:spacing w:after="80" w:before="140"/>
-      </w:pPr>
-      <w:r>
-        <w:rPr>
-          <w:b/>
-          <w:bCs/>
-        </w:rPr>
-        <w:t xml:space="preserve">Lưu ý:</w:t>
+        <w:t>*… không phải số* — ô có chữ hoặc ký tự lạ (dấu cách, đơn vị tính). Chỉ để lại con số.</w:t>
+      </w:r>
+    </w:p>
+    <w:p>
+      <w:pPr>
+        <w:spacing w:before="140" w:after="80"/>
+      </w:pPr>
+      <w:r>
+        <w:rPr>
+          <w:b/>
+          <w:bCs/>
+        </w:rPr>
+        <w:t>Lưu ý:</w:t>
       </w:r>
     </w:p>
     <w:p>
@@ -1728,7 +1740,7 @@
         <w:spacing w:after="80"/>
       </w:pPr>
       <w:r>
-        <w:t xml:space="preserve">Chỉ nhập được ngày hôm nay và một số ngày gần nhất theo quy định; ngày cũ hơn hệ thống sẽ từ chối ghi.</w:t>
+        <w:t>Chỉ nhập được ngày hôm nay và một số ngày gần nhất theo quy định; ngày cũ hơn hệ thống sẽ từ chối ghi.</w:t>
       </w:r>
     </w:p>
     <w:p>
@@ -1748,40 +1760,27 @@
           <w:b/>
           <w:bCs/>
         </w:rPr>
-        <w:t xml:space="preserve">ghi đè</w:t>
-      </w:r>
-      <w:r>
-        <w:t xml:space="preserve">, không nhân đôi — cứ sửa file rồi nhập lại cho tới khi đúng.</w:t>
+        <w:t>ghi đè</w:t>
+      </w:r>
+      <w:r>
+        <w:t>, không nhân đôi — cứ sửa file rồi nhập lại cho tới khi đúng.</w:t>
       </w:r>
     </w:p>
     <w:sectPr>
-      <w:headerReference w:type="default" r:id="rId7"/>
-      <w:pgSz w:w="11906" w:h="16838" w:orient="portrait"/>
+      <w:headerReference w:type="default" r:id="rId9"/>
+      <w:pgSz w:w="11906" w:h="16838"/>
       <w:pgMar w:top="1440" w:right="1080" w:bottom="1080" w:left="1080" w:header="708" w:footer="708" w:gutter="0"/>
-      <w:pgNumType/>
+      <w:cols w:space="720"/>
       <w:docGrid w:linePitch="360"/>
     </w:sectPr>
   </w:body>
 </w:document>
 </file>
 
-<file path=word/comments.xml><?xml version="1.0" encoding="utf-8"?>
-<w:comments xmlns:cx="http://schemas.microsoft.com/office/drawing/2014/chartex" xmlns:cx1="http://schemas.microsoft.com/office/drawing/2015/9/8/chartex" xmlns:cx2="http://schemas.microsoft.com/office/drawing/2015/10/21/chartex" xmlns:cx3="http://schemas.microsoft.com/office/drawing/2016/5/9/chartex" xmlns:cx4="http://schemas.microsoft.com/office/drawing/2016/5/10/chartex" xmlns:cx5="http://schemas.microsoft.com/office/drawing/2016/5/11/chartex" xmlns:cx6="http://schemas.microsoft.com/office/drawing/2016/5/12/chartex" xmlns:cx7="http://schemas.microsoft.com/office/drawing/2016/5/13/chartex" xmlns:cx8="http://schemas.microsoft.com/office/drawing/2016/5/14/chartex" xmlns:mc="http://schemas.openxmlformats.org/markup-compatibility/2006" xmlns:aink="http://schemas.microsoft.com/office/drawing/2016/ink" xmlns:am3d="http://schemas.microsoft.com/office/drawing/2017/model3d" xmlns:o="urn:schemas-microsoft-com:office:office" xmlns:r="http://schemas.openxmlformats.org/officeDocument/2006/relationships" xmlns:m="http://schemas.openxmlformats.org/officeDocument/2006/math" xmlns:v="urn:schemas-microsoft-com:vml" xmlns:wp14="http://schemas.microsoft.com/office/word/2010/wordprocessingDrawing" xmlns:wp="http://schemas.openxmlformats.org/drawingml/2006/wordprocessingDrawing" xmlns:w10="urn:schemas-microsoft-com:office:word" xmlns:w="http://schemas.openxmlformats.org/wordprocessingml/2006/main" xmlns:w14="http://schemas.microsoft.com/office/word/2010/wordml" xmlns:w15="http://schemas.microsoft.com/office/word/2012/wordml" xmlns:w16cex="http://schemas.microsoft.com/office/word/2018/wordml/cex" xmlns:w16cid="http://schemas.microsoft.com/office/word/2016/wordml/cid" xmlns:w16="http://schemas.microsoft.com/office/word/2018/wordml" xmlns:w16sdtdh="http://schemas.microsoft.com/office/word/2020/wordml/sdtdatahash" xmlns:w16se="http://schemas.microsoft.com/office/word/2015/wordml/symex" xmlns:wpg="http://schemas.microsoft.com/office/word/2010/wordprocessingGroup" xmlns:wpi="http://schemas.microsoft.com/office/word/2010/wordprocessingInk" xmlns:wne="http://schemas.microsoft.com/office/word/2006/wordml" xmlns:wps="http://schemas.microsoft.com/office/word/2010/wordprocessingShape"/>
-</file>
-
 <file path=word/endnotes.xml><?xml version="1.0" encoding="utf-8"?>
-<w:endnotes xmlns:wpc="http://schemas.microsoft.com/office/word/2010/wordprocessingCanvas" xmlns:mc="http://schemas.openxmlformats.org/markup-compatibility/2006" xmlns:o="urn:schemas-microsoft-com:office:office" xmlns:r="http://schemas.openxmlformats.org/officeDocument/2006/relationships" xmlns:m="http://schemas.openxmlformats.org/officeDocument/2006/math" xmlns:v="urn:schemas-microsoft-com:vml" xmlns:wp14="http://schemas.microsoft.com/office/word/2010/wordprocessingDrawing" xmlns:wp="http://schemas.openxmlformats.org/drawingml/2006/wordprocessingDrawing" xmlns:w10="urn:schemas-microsoft-com:office:word" xmlns:w="http://schemas.openxmlformats.org/wordprocessingml/2006/main" xmlns:w14="http://schemas.microsoft.com/office/word/2010/wordml" xmlns:w15="http://schemas.microsoft.com/office/word/2012/wordml" xmlns:wpg="http://schemas.microsoft.com/office/word/2010/wordprocessingGroup" xmlns:wpi="http://schemas.microsoft.com/office/word/2010/wordprocessingInk" xmlns:wne="http://schemas.microsoft.com/office/word/2006/wordml" xmlns:wps="http://schemas.microsoft.com/office/word/2010/wordprocessingShape" mc:Ignorable="w14 w15 wp14">
+<w:endnotes xmlns:wpc="http://schemas.microsoft.com/office/word/2010/wordprocessingCanvas" xmlns:cx="http://schemas.microsoft.com/office/drawing/2014/chartex" xmlns:cx1="http://schemas.microsoft.com/office/drawing/2015/9/8/chartex" xmlns:cx2="http://schemas.microsoft.com/office/drawing/2015/10/21/chartex" xmlns:cx3="http://schemas.microsoft.com/office/drawing/2016/5/9/chartex" xmlns:cx4="http://schemas.microsoft.com/office/drawing/2016/5/10/chartex" xmlns:cx5="http://schemas.microsoft.com/office/drawing/2016/5/11/chartex" xmlns:cx6="http://schemas.microsoft.com/office/drawing/2016/5/12/chartex" xmlns:cx7="http://schemas.microsoft.com/office/drawing/2016/5/13/chartex" xmlns:cx8="http://schemas.microsoft.com/office/drawing/2016/5/14/chartex" xmlns:mc="http://schemas.openxmlformats.org/markup-compatibility/2006" xmlns:aink="http://schemas.microsoft.com/office/drawing/2016/ink" xmlns:am3d="http://schemas.microsoft.com/office/drawing/2017/model3d" xmlns:o="urn:schemas-microsoft-com:office:office" xmlns:oel="http://schemas.microsoft.com/office/2019/extlst" xmlns:r="http://schemas.openxmlformats.org/officeDocument/2006/relationships" xmlns:m="http://schemas.openxmlformats.org/officeDocument/2006/math" xmlns:v="urn:schemas-microsoft-com:vml" xmlns:wp14="http://schemas.microsoft.com/office/word/2010/wordprocessingDrawing" xmlns:wp="http://schemas.openxmlformats.org/drawingml/2006/wordprocessingDrawing" xmlns:w10="urn:schemas-microsoft-com:office:word" xmlns:w="http://schemas.openxmlformats.org/wordprocessingml/2006/main" xmlns:w14="http://schemas.microsoft.com/office/word/2010/wordml" xmlns:w15="http://schemas.microsoft.com/office/word/2012/wordml" xmlns:w16cex="http://schemas.microsoft.com/office/word/2018/wordml/cex" xmlns:w16cid="http://schemas.microsoft.com/office/word/2016/wordml/cid" xmlns:w16="http://schemas.microsoft.com/office/word/2018/wordml" xmlns:w16du="http://schemas.microsoft.com/office/word/2023/wordml/word16du" xmlns:w16sdtdh="http://schemas.microsoft.com/office/word/2020/wordml/sdtdatahash" xmlns:w16sdtfl="http://schemas.microsoft.com/office/word/2024/wordml/sdtformatlock" xmlns:w16se="http://schemas.microsoft.com/office/word/2015/wordml/symex" xmlns:wpg="http://schemas.microsoft.com/office/word/2010/wordprocessingGroup" xmlns:wpi="http://schemas.microsoft.com/office/word/2010/wordprocessingInk" xmlns:wne="http://schemas.microsoft.com/office/word/2006/wordml" xmlns:wps="http://schemas.microsoft.com/office/word/2010/wordprocessingShape" mc:Ignorable="w14 w15 w16se w16cid w16 w16cex w16sdtdh w16sdtfl w16du wp14">
   <w:endnote w:type="separator" w:id="-1">
     <w:p>
-      <w:pPr>
-        <w:spacing w:after="0" w:line="240" w:lineRule="auto"/>
-      </w:pPr>
-      <w:r>
-        <w:rPr>
-          <w:rStyle w:val="EndnoteReference"/>
-        </w:rPr>
-        <w:endnoteRef/>
-      </w:r>
       <w:r>
         <w:separator/>
       </w:r>
@@ -1789,15 +1788,6 @@
   </w:endnote>
   <w:endnote w:type="continuationSeparator" w:id="0">
     <w:p>
-      <w:pPr>
-        <w:spacing w:after="0" w:line="240" w:lineRule="auto"/>
-      </w:pPr>
-      <w:r>
-        <w:rPr>
-          <w:rStyle w:val="EndnoteReference"/>
-        </w:rPr>
-        <w:endnoteRef/>
-      </w:r>
       <w:r>
         <w:continuationSeparator/>
       </w:r>
@@ -1807,18 +1797,9 @@
 </file>
 
 <file path=word/footnotes.xml><?xml version="1.0" encoding="utf-8"?>
-<w:footnotes xmlns:wpc="http://schemas.microsoft.com/office/word/2010/wordprocessingCanvas" xmlns:mc="http://schemas.openxmlformats.org/markup-compatibility/2006" xmlns:o="urn:schemas-microsoft-com:office:office" xmlns:r="http://schemas.openxmlformats.org/officeDocument/2006/relationships" xmlns:m="http://schemas.openxmlformats.org/officeDocument/2006/math" xmlns:v="urn:schemas-microsoft-com:vml" xmlns:wp14="http://schemas.microsoft.com/office/word/2010/wordprocessingDrawing" xmlns:wp="http://schemas.openxmlformats.org/drawingml/2006/wordprocessingDrawing" xmlns:w10="urn:schemas-microsoft-com:office:word" xmlns:w="http://schemas.openxmlformats.org/wordprocessingml/2006/main" xmlns:w14="http://schemas.microsoft.com/office/word/2010/wordml" xmlns:w15="http://schemas.microsoft.com/office/word/2012/wordml" xmlns:wpg="http://schemas.microsoft.com/office/word/2010/wordprocessingGroup" xmlns:wpi="http://schemas.microsoft.com/office/word/2010/wordprocessingInk" xmlns:wne="http://schemas.microsoft.com/office/word/2006/wordml" xmlns:wps="http://schemas.microsoft.com/office/word/2010/wordprocessingShape" mc:Ignorable="w14 w15 wp14">
+<w:footnotes xmlns:wpc="http://schemas.microsoft.com/office/word/2010/wordprocessingCanvas" xmlns:cx="http://schemas.microsoft.com/office/drawing/2014/chartex" xmlns:cx1="http://schemas.microsoft.com/office/drawing/2015/9/8/chartex" xmlns:cx2="http://schemas.microsoft.com/office/drawing/2015/10/21/chartex" xmlns:cx3="http://schemas.microsoft.com/office/drawing/2016/5/9/chartex" xmlns:cx4="http://schemas.microsoft.com/office/drawing/2016/5/10/chartex" xmlns:cx5="http://schemas.microsoft.com/office/drawing/2016/5/11/chartex" xmlns:cx6="http://schemas.microsoft.com/office/drawing/2016/5/12/chartex" xmlns:cx7="http://schemas.microsoft.com/office/drawing/2016/5/13/chartex" xmlns:cx8="http://schemas.microsoft.com/office/drawing/2016/5/14/chartex" xmlns:mc="http://schemas.openxmlformats.org/markup-compatibility/2006" xmlns:aink="http://schemas.microsoft.com/office/drawing/2016/ink" xmlns:am3d="http://schemas.microsoft.com/office/drawing/2017/model3d" xmlns:o="urn:schemas-microsoft-com:office:office" xmlns:oel="http://schemas.microsoft.com/office/2019/extlst" xmlns:r="http://schemas.openxmlformats.org/officeDocument/2006/relationships" xmlns:m="http://schemas.openxmlformats.org/officeDocument/2006/math" xmlns:v="urn:schemas-microsoft-com:vml" xmlns:wp14="http://schemas.microsoft.com/office/word/2010/wordprocessingDrawing" xmlns:wp="http://schemas.openxmlformats.org/drawingml/2006/wordprocessingDrawing" xmlns:w10="urn:schemas-microsoft-com:office:word" xmlns:w="http://schemas.openxmlformats.org/wordprocessingml/2006/main" xmlns:w14="http://schemas.microsoft.com/office/word/2010/wordml" xmlns:w15="http://schemas.microsoft.com/office/word/2012/wordml" xmlns:w16cex="http://schemas.microsoft.com/office/word/2018/wordml/cex" xmlns:w16cid="http://schemas.microsoft.com/office/word/2016/wordml/cid" xmlns:w16="http://schemas.microsoft.com/office/word/2018/wordml" xmlns:w16du="http://schemas.microsoft.com/office/word/2023/wordml/word16du" xmlns:w16sdtdh="http://schemas.microsoft.com/office/word/2020/wordml/sdtdatahash" xmlns:w16sdtfl="http://schemas.microsoft.com/office/word/2024/wordml/sdtformatlock" xmlns:w16se="http://schemas.microsoft.com/office/word/2015/wordml/symex" xmlns:wpg="http://schemas.microsoft.com/office/word/2010/wordprocessingGroup" xmlns:wpi="http://schemas.microsoft.com/office/word/2010/wordprocessingInk" xmlns:wne="http://schemas.microsoft.com/office/word/2006/wordml" xmlns:wps="http://schemas.microsoft.com/office/word/2010/wordprocessingShape" mc:Ignorable="w14 w15 w16se w16cid w16 w16cex w16sdtdh w16sdtfl w16du wp14">
   <w:footnote w:type="separator" w:id="-1">
     <w:p>
-      <w:pPr>
-        <w:spacing w:after="0" w:line="240" w:lineRule="auto"/>
-      </w:pPr>
-      <w:r>
-        <w:rPr>
-          <w:rStyle w:val="FootnoteReference"/>
-        </w:rPr>
-        <w:footnoteRef/>
-      </w:r>
       <w:r>
         <w:separator/>
       </w:r>
@@ -1826,15 +1807,6 @@
   </w:footnote>
   <w:footnote w:type="continuationSeparator" w:id="0">
     <w:p>
-      <w:pPr>
-        <w:spacing w:after="0" w:line="240" w:lineRule="auto"/>
-      </w:pPr>
-      <w:r>
-        <w:rPr>
-          <w:rStyle w:val="FootnoteReference"/>
-        </w:rPr>
-        <w:footnoteRef/>
-      </w:r>
       <w:r>
         <w:continuationSeparator/>
       </w:r>
@@ -1844,20 +1816,23 @@
 </file>
 
 <file path=word/header1.xml><?xml version="1.0" encoding="utf-8"?>
-<w:hdr xmlns:wpc="http://schemas.microsoft.com/office/word/2010/wordprocessingCanvas" xmlns:mc="http://schemas.openxmlformats.org/markup-compatibility/2006" xmlns:o="urn:schemas-microsoft-com:office:office" xmlns:r="http://schemas.openxmlformats.org/officeDocument/2006/relationships" xmlns:m="http://schemas.openxmlformats.org/officeDocument/2006/math" xmlns:v="urn:schemas-microsoft-com:vml" xmlns:wp14="http://schemas.microsoft.com/office/word/2010/wordprocessingDrawing" xmlns:wp="http://schemas.openxmlformats.org/drawingml/2006/wordprocessingDrawing" xmlns:w10="urn:schemas-microsoft-com:office:word" xmlns:w="http://schemas.openxmlformats.org/wordprocessingml/2006/main" xmlns:w14="http://schemas.microsoft.com/office/word/2010/wordml" xmlns:w15="http://schemas.microsoft.com/office/word/2012/wordml" xmlns:wpg="http://schemas.microsoft.com/office/word/2010/wordprocessingGroup" xmlns:wpi="http://schemas.microsoft.com/office/word/2010/wordprocessingInk" xmlns:wne="http://schemas.microsoft.com/office/word/2006/wordml" xmlns:wps="http://schemas.microsoft.com/office/word/2010/wordprocessingShape" xmlns:cx="http://schemas.microsoft.com/office/drawing/2014/chartex" xmlns:cx1="http://schemas.microsoft.com/office/drawing/2015/9/8/chartex" xmlns:cx2="http://schemas.microsoft.com/office/drawing/2015/10/21/chartex" xmlns:cx3="http://schemas.microsoft.com/office/drawing/2016/5/9/chartex" xmlns:cx4="http://schemas.microsoft.com/office/drawing/2016/5/10/chartex" xmlns:cx5="http://schemas.microsoft.com/office/drawing/2016/5/11/chartex" xmlns:cx6="http://schemas.microsoft.com/office/drawing/2016/5/12/chartex" xmlns:cx7="http://schemas.microsoft.com/office/drawing/2016/5/13/chartex" xmlns:cx8="http://schemas.microsoft.com/office/drawing/2016/5/14/chartex" xmlns:w16cid="http://schemas.microsoft.com/office/word/2016/wordml/cid" xmlns:w16se="http://schemas.microsoft.com/office/word/2015/wordml/symex">
+<w:hdr xmlns:wpc="http://schemas.microsoft.com/office/word/2010/wordprocessingCanvas" xmlns:cx="http://schemas.microsoft.com/office/drawing/2014/chartex" xmlns:cx1="http://schemas.microsoft.com/office/drawing/2015/9/8/chartex" xmlns:cx2="http://schemas.microsoft.com/office/drawing/2015/10/21/chartex" xmlns:cx3="http://schemas.microsoft.com/office/drawing/2016/5/9/chartex" xmlns:cx4="http://schemas.microsoft.com/office/drawing/2016/5/10/chartex" xmlns:cx5="http://schemas.microsoft.com/office/drawing/2016/5/11/chartex" xmlns:cx6="http://schemas.microsoft.com/office/drawing/2016/5/12/chartex" xmlns:cx7="http://schemas.microsoft.com/office/drawing/2016/5/13/chartex" xmlns:cx8="http://schemas.microsoft.com/office/drawing/2016/5/14/chartex" xmlns:mc="http://schemas.openxmlformats.org/markup-compatibility/2006" xmlns:aink="http://schemas.microsoft.com/office/drawing/2016/ink" xmlns:am3d="http://schemas.microsoft.com/office/drawing/2017/model3d" xmlns:o="urn:schemas-microsoft-com:office:office" xmlns:oel="http://schemas.microsoft.com/office/2019/extlst" xmlns:r="http://schemas.openxmlformats.org/officeDocument/2006/relationships" xmlns:m="http://schemas.openxmlformats.org/officeDocument/2006/math" xmlns:v="urn:schemas-microsoft-com:vml" xmlns:wp14="http://schemas.microsoft.com/office/word/2010/wordprocessingDrawing" xmlns:wp="http://schemas.openxmlformats.org/drawingml/2006/wordprocessingDrawing" xmlns:w10="urn:schemas-microsoft-com:office:word" xmlns:w="http://schemas.openxmlformats.org/wordprocessingml/2006/main" xmlns:w14="http://schemas.microsoft.com/office/word/2010/wordml" xmlns:w15="http://schemas.microsoft.com/office/word/2012/wordml" xmlns:w16cex="http://schemas.microsoft.com/office/word/2018/wordml/cex" xmlns:w16cid="http://schemas.microsoft.com/office/word/2016/wordml/cid" xmlns:w16="http://schemas.microsoft.com/office/word/2018/wordml" xmlns:w16du="http://schemas.microsoft.com/office/word/2023/wordml/word16du" xmlns:w16sdtdh="http://schemas.microsoft.com/office/word/2020/wordml/sdtdatahash" xmlns:w16sdtfl="http://schemas.microsoft.com/office/word/2024/wordml/sdtformatlock" xmlns:w16se="http://schemas.microsoft.com/office/word/2015/wordml/symex" xmlns:wpg="http://schemas.microsoft.com/office/word/2010/wordprocessingGroup" xmlns:wpi="http://schemas.microsoft.com/office/word/2010/wordprocessingInk" xmlns:wne="http://schemas.microsoft.com/office/word/2006/wordml" xmlns:wps="http://schemas.microsoft.com/office/word/2010/wordprocessingShape" mc:Ignorable="w14 w15 w16se w16cid w16 w16cex w16sdtdh w16sdtfl w16du wp14">
   <w:p>
     <w:pPr>
       <w:pBdr>
-        <w:bottom w:val="single" w:color="CCCCCC" w:sz="6" w:space="4"/>
+        <w:bottom w:val="single" w:sz="6" w:space="4" w:color="CCCCCC"/>
       </w:pBdr>
       <w:spacing w:after="40"/>
     </w:pPr>
     <w:r>
+      <w:rPr>
+        <w:noProof/>
+      </w:rPr>
       <w:drawing>
-        <wp:inline distT="0" distB="0" distL="0" distR="0">
+        <wp:inline distT="0" distB="0" distL="0" distR="0" wp14:anchorId="0480206B" wp14:editId="42685BE6">
           <wp:extent cx="400050" cy="361950"/>
-          <wp:effectExtent t="0" r="0" b="0" l="0"/>
-          <wp:docPr id="1" name="logo" descr="logo" title="logo"/>
+          <wp:effectExtent l="0" t="0" r="0" b="0"/>
+          <wp:docPr id="2018673961" name="logo" descr="logo" title="logo"/>
           <wp:cNvGraphicFramePr>
             <a:graphicFrameLocks xmlns:a="http://schemas.openxmlformats.org/drawingml/2006/main" noChangeAspect="1"/>
           </wp:cNvGraphicFramePr>
@@ -1865,13 +1840,13 @@
             <a:graphicData uri="http://schemas.openxmlformats.org/drawingml/2006/picture">
               <pic:pic xmlns:pic="http://schemas.openxmlformats.org/drawingml/2006/picture">
                 <pic:nvPicPr>
-                  <pic:cNvPr id="0" name="" descr=""/>
+                  <pic:cNvPr id="0" name=""/>
                   <pic:cNvPicPr>
                     <a:picLocks noChangeAspect="1" noChangeArrowheads="1"/>
                   </pic:cNvPicPr>
                 </pic:nvPicPr>
                 <pic:blipFill>
-                  <a:blip r:embed="rId0" cstate="none"/>
+                  <a:blip r:embed="rId1"/>
                   <a:srcRect/>
                   <a:stretch>
                     <a:fillRect/>
@@ -1903,7 +1878,7 @@
         <w:sz w:val="18"/>
         <w:szCs w:val="18"/>
       </w:rPr>
-      <w:t xml:space="preserve">HƯỚNG DẪN NHẬP LIỆU BẰNG EXCEL</w:t>
+      <w:t>HƯỚNG DẪN NHẬP LIỆU BẰNG EXCEL</w:t>
     </w:r>
     <w:r>
       <w:rPr>
@@ -1918,10 +1893,174 @@
 </file>
 
 <file path=word/numbering.xml><?xml version="1.0" encoding="utf-8"?>
-<w:numbering xmlns:wpc="http://schemas.microsoft.com/office/word/2010/wordprocessingCanvas" xmlns:mc="http://schemas.openxmlformats.org/markup-compatibility/2006" xmlns:o="urn:schemas-microsoft-com:office:office" xmlns:r="http://schemas.openxmlformats.org/officeDocument/2006/relationships" xmlns:m="http://schemas.openxmlformats.org/officeDocument/2006/math" xmlns:v="urn:schemas-microsoft-com:vml" xmlns:wp14="http://schemas.microsoft.com/office/word/2010/wordprocessingDrawing" xmlns:wp="http://schemas.openxmlformats.org/drawingml/2006/wordprocessingDrawing" xmlns:w10="urn:schemas-microsoft-com:office:word" xmlns:w="http://schemas.openxmlformats.org/wordprocessingml/2006/main" xmlns:w14="http://schemas.microsoft.com/office/word/2010/wordml" xmlns:w15="http://schemas.microsoft.com/office/word/2012/wordml" xmlns:wpg="http://schemas.microsoft.com/office/word/2010/wordprocessingGroup" xmlns:wpi="http://schemas.microsoft.com/office/word/2010/wordprocessingInk" xmlns:wne="http://schemas.microsoft.com/office/word/2006/wordml" xmlns:wps="http://schemas.microsoft.com/office/word/2010/wordprocessingShape" mc:Ignorable="w14 w15 wp14">
+<w:numbering xmlns:wpc="http://schemas.microsoft.com/office/word/2010/wordprocessingCanvas" xmlns:cx="http://schemas.microsoft.com/office/drawing/2014/chartex" xmlns:cx1="http://schemas.microsoft.com/office/drawing/2015/9/8/chartex" xmlns:cx2="http://schemas.microsoft.com/office/drawing/2015/10/21/chartex" xmlns:cx3="http://schemas.microsoft.com/office/drawing/2016/5/9/chartex" xmlns:cx4="http://schemas.microsoft.com/office/drawing/2016/5/10/chartex" xmlns:cx5="http://schemas.microsoft.com/office/drawing/2016/5/11/chartex" xmlns:cx6="http://schemas.microsoft.com/office/drawing/2016/5/12/chartex" xmlns:cx7="http://schemas.microsoft.com/office/drawing/2016/5/13/chartex" xmlns:cx8="http://schemas.microsoft.com/office/drawing/2016/5/14/chartex" xmlns:mc="http://schemas.openxmlformats.org/markup-compatibility/2006" xmlns:aink="http://schemas.microsoft.com/office/drawing/2016/ink" xmlns:am3d="http://schemas.microsoft.com/office/drawing/2017/model3d" xmlns:o="urn:schemas-microsoft-com:office:office" xmlns:oel="http://schemas.microsoft.com/office/2019/extlst" xmlns:r="http://schemas.openxmlformats.org/officeDocument/2006/relationships" xmlns:m="http://schemas.openxmlformats.org/officeDocument/2006/math" xmlns:v="urn:schemas-microsoft-com:vml" xmlns:wp14="http://schemas.microsoft.com/office/word/2010/wordprocessingDrawing" xmlns:wp="http://schemas.openxmlformats.org/drawingml/2006/wordprocessingDrawing" xmlns:w10="urn:schemas-microsoft-com:office:word" xmlns:w="http://schemas.openxmlformats.org/wordprocessingml/2006/main" xmlns:w14="http://schemas.microsoft.com/office/word/2010/wordml" xmlns:w15="http://schemas.microsoft.com/office/word/2012/wordml" xmlns:w16cex="http://schemas.microsoft.com/office/word/2018/wordml/cex" xmlns:w16cid="http://schemas.microsoft.com/office/word/2016/wordml/cid" xmlns:w16="http://schemas.microsoft.com/office/word/2018/wordml" xmlns:w16du="http://schemas.microsoft.com/office/word/2023/wordml/word16du" xmlns:w16sdtdh="http://schemas.microsoft.com/office/word/2020/wordml/sdtdatahash" xmlns:w16sdtfl="http://schemas.microsoft.com/office/word/2024/wordml/sdtformatlock" xmlns:w16se="http://schemas.microsoft.com/office/word/2015/wordml/symex" xmlns:wpg="http://schemas.microsoft.com/office/word/2010/wordprocessingGroup" xmlns:wpi="http://schemas.microsoft.com/office/word/2010/wordprocessingInk" xmlns:wne="http://schemas.microsoft.com/office/word/2006/wordml" xmlns:wps="http://schemas.microsoft.com/office/word/2010/wordprocessingShape" mc:Ignorable="w14 w15 w16se w16cid w16 w16cex w16sdtdh w16sdtfl w16du wp14">
+  <w:abstractNum w:abstractNumId="0" w15:restartNumberingAfterBreak="0">
+    <w:nsid w:val="057F0E53"/>
+    <w:multiLevelType w:val="hybridMultilevel"/>
+    <w:tmpl w:val="688668C0"/>
+    <w:lvl w:ilvl="0" w:tplc="1DD25CB6">
+      <w:start w:val="1"/>
+      <w:numFmt w:val="decimal"/>
+      <w:lvlText w:val="%1."/>
+      <w:lvlJc w:val="left"/>
+      <w:pPr>
+        <w:ind w:left="620" w:hanging="360"/>
+      </w:pPr>
+    </w:lvl>
+    <w:lvl w:ilvl="1" w:tplc="153056E8">
+      <w:numFmt w:val="decimal"/>
+      <w:lvlText w:val=""/>
+      <w:lvlJc w:val="left"/>
+    </w:lvl>
+    <w:lvl w:ilvl="2" w:tplc="9048BDB0">
+      <w:numFmt w:val="decimal"/>
+      <w:lvlText w:val=""/>
+      <w:lvlJc w:val="left"/>
+    </w:lvl>
+    <w:lvl w:ilvl="3" w:tplc="8076BB40">
+      <w:numFmt w:val="decimal"/>
+      <w:lvlText w:val=""/>
+      <w:lvlJc w:val="left"/>
+    </w:lvl>
+    <w:lvl w:ilvl="4" w:tplc="FAA63A6C">
+      <w:numFmt w:val="decimal"/>
+      <w:lvlText w:val=""/>
+      <w:lvlJc w:val="left"/>
+    </w:lvl>
+    <w:lvl w:ilvl="5" w:tplc="C85CE440">
+      <w:numFmt w:val="decimal"/>
+      <w:lvlText w:val=""/>
+      <w:lvlJc w:val="left"/>
+    </w:lvl>
+    <w:lvl w:ilvl="6" w:tplc="EA2C3E68">
+      <w:numFmt w:val="decimal"/>
+      <w:lvlText w:val=""/>
+      <w:lvlJc w:val="left"/>
+    </w:lvl>
+    <w:lvl w:ilvl="7" w:tplc="9550CC52">
+      <w:numFmt w:val="decimal"/>
+      <w:lvlText w:val=""/>
+      <w:lvlJc w:val="left"/>
+    </w:lvl>
+    <w:lvl w:ilvl="8" w:tplc="1632D324">
+      <w:numFmt w:val="decimal"/>
+      <w:lvlText w:val=""/>
+      <w:lvlJc w:val="left"/>
+    </w:lvl>
+  </w:abstractNum>
   <w:abstractNum w:abstractNumId="1" w15:restartNumberingAfterBreak="0">
+    <w:nsid w:val="12172EB9"/>
     <w:multiLevelType w:val="hybridMultilevel"/>
-    <w:lvl w:ilvl="0" w15:tentative="1">
+    <w:tmpl w:val="4AA88C62"/>
+    <w:lvl w:ilvl="0" w:tplc="33D01FCA">
+      <w:start w:val="1"/>
+      <w:numFmt w:val="decimal"/>
+      <w:lvlText w:val="%1."/>
+      <w:lvlJc w:val="left"/>
+      <w:pPr>
+        <w:ind w:left="620" w:hanging="360"/>
+      </w:pPr>
+    </w:lvl>
+    <w:lvl w:ilvl="1" w:tplc="007A7ED4">
+      <w:numFmt w:val="decimal"/>
+      <w:lvlText w:val=""/>
+      <w:lvlJc w:val="left"/>
+    </w:lvl>
+    <w:lvl w:ilvl="2" w:tplc="20B8B2A0">
+      <w:numFmt w:val="decimal"/>
+      <w:lvlText w:val=""/>
+      <w:lvlJc w:val="left"/>
+    </w:lvl>
+    <w:lvl w:ilvl="3" w:tplc="1DE2AEC6">
+      <w:numFmt w:val="decimal"/>
+      <w:lvlText w:val=""/>
+      <w:lvlJc w:val="left"/>
+    </w:lvl>
+    <w:lvl w:ilvl="4" w:tplc="4F827F48">
+      <w:numFmt w:val="decimal"/>
+      <w:lvlText w:val=""/>
+      <w:lvlJc w:val="left"/>
+    </w:lvl>
+    <w:lvl w:ilvl="5" w:tplc="76C836F4">
+      <w:numFmt w:val="decimal"/>
+      <w:lvlText w:val=""/>
+      <w:lvlJc w:val="left"/>
+    </w:lvl>
+    <w:lvl w:ilvl="6" w:tplc="BEB26E22">
+      <w:numFmt w:val="decimal"/>
+      <w:lvlText w:val=""/>
+      <w:lvlJc w:val="left"/>
+    </w:lvl>
+    <w:lvl w:ilvl="7" w:tplc="AE22BF7A">
+      <w:numFmt w:val="decimal"/>
+      <w:lvlText w:val=""/>
+      <w:lvlJc w:val="left"/>
+    </w:lvl>
+    <w:lvl w:ilvl="8" w:tplc="4AA066BC">
+      <w:numFmt w:val="decimal"/>
+      <w:lvlText w:val=""/>
+      <w:lvlJc w:val="left"/>
+    </w:lvl>
+  </w:abstractNum>
+  <w:abstractNum w:abstractNumId="2" w15:restartNumberingAfterBreak="0">
+    <w:nsid w:val="39401215"/>
+    <w:multiLevelType w:val="hybridMultilevel"/>
+    <w:tmpl w:val="BF500854"/>
+    <w:lvl w:ilvl="0" w:tplc="CD886392">
+      <w:start w:val="1"/>
+      <w:numFmt w:val="decimal"/>
+      <w:lvlText w:val="%1."/>
+      <w:lvlJc w:val="left"/>
+      <w:pPr>
+        <w:ind w:left="620" w:hanging="360"/>
+      </w:pPr>
+    </w:lvl>
+    <w:lvl w:ilvl="1" w:tplc="67EADD26">
+      <w:numFmt w:val="decimal"/>
+      <w:lvlText w:val=""/>
+      <w:lvlJc w:val="left"/>
+    </w:lvl>
+    <w:lvl w:ilvl="2" w:tplc="AC38562A">
+      <w:numFmt w:val="decimal"/>
+      <w:lvlText w:val=""/>
+      <w:lvlJc w:val="left"/>
+    </w:lvl>
+    <w:lvl w:ilvl="3" w:tplc="1AFC9870">
+      <w:numFmt w:val="decimal"/>
+      <w:lvlText w:val=""/>
+      <w:lvlJc w:val="left"/>
+    </w:lvl>
+    <w:lvl w:ilvl="4" w:tplc="840E7C3A">
+      <w:numFmt w:val="decimal"/>
+      <w:lvlText w:val=""/>
+      <w:lvlJc w:val="left"/>
+    </w:lvl>
+    <w:lvl w:ilvl="5" w:tplc="353A45B6">
+      <w:numFmt w:val="decimal"/>
+      <w:lvlText w:val=""/>
+      <w:lvlJc w:val="left"/>
+    </w:lvl>
+    <w:lvl w:ilvl="6" w:tplc="DC74EB32">
+      <w:numFmt w:val="decimal"/>
+      <w:lvlText w:val=""/>
+      <w:lvlJc w:val="left"/>
+    </w:lvl>
+    <w:lvl w:ilvl="7" w:tplc="7CEC051A">
+      <w:numFmt w:val="decimal"/>
+      <w:lvlText w:val=""/>
+      <w:lvlJc w:val="left"/>
+    </w:lvl>
+    <w:lvl w:ilvl="8" w:tplc="242029C6">
+      <w:numFmt w:val="decimal"/>
+      <w:lvlText w:val=""/>
+      <w:lvlJc w:val="left"/>
+    </w:lvl>
+  </w:abstractNum>
+  <w:abstractNum w:abstractNumId="3" w15:restartNumberingAfterBreak="0">
+    <w:nsid w:val="4CB50472"/>
+    <w:multiLevelType w:val="hybridMultilevel"/>
+    <w:tmpl w:val="92345C54"/>
+    <w:lvl w:ilvl="0" w:tplc="59128442">
       <w:start w:val="1"/>
       <w:numFmt w:val="bullet"/>
       <w:lvlText w:val="●"/>
@@ -1930,7 +2069,7 @@
         <w:ind w:left="720" w:hanging="360"/>
       </w:pPr>
     </w:lvl>
-    <w:lvl w:ilvl="1" w15:tentative="1">
+    <w:lvl w:ilvl="1" w:tplc="46D277A8">
       <w:start w:val="1"/>
       <w:numFmt w:val="bullet"/>
       <w:lvlText w:val="○"/>
@@ -1939,7 +2078,7 @@
         <w:ind w:left="1440" w:hanging="360"/>
       </w:pPr>
     </w:lvl>
-    <w:lvl w:ilvl="2" w15:tentative="1">
+    <w:lvl w:ilvl="2" w:tplc="E39C9B82">
       <w:start w:val="1"/>
       <w:numFmt w:val="bullet"/>
       <w:lvlText w:val="■"/>
@@ -1948,7 +2087,7 @@
         <w:ind w:left="2160" w:hanging="360"/>
       </w:pPr>
     </w:lvl>
-    <w:lvl w:ilvl="3" w15:tentative="1">
+    <w:lvl w:ilvl="3" w:tplc="5866D704">
       <w:start w:val="1"/>
       <w:numFmt w:val="bullet"/>
       <w:lvlText w:val="●"/>
@@ -1957,7 +2096,7 @@
         <w:ind w:left="2880" w:hanging="360"/>
       </w:pPr>
     </w:lvl>
-    <w:lvl w:ilvl="4" w15:tentative="1">
+    <w:lvl w:ilvl="4" w:tplc="3BF6DE10">
       <w:start w:val="1"/>
       <w:numFmt w:val="bullet"/>
       <w:lvlText w:val="○"/>
@@ -1966,7 +2105,7 @@
         <w:ind w:left="3600" w:hanging="360"/>
       </w:pPr>
     </w:lvl>
-    <w:lvl w:ilvl="5" w15:tentative="1">
+    <w:lvl w:ilvl="5" w:tplc="9C8C2A0E">
       <w:start w:val="1"/>
       <w:numFmt w:val="bullet"/>
       <w:lvlText w:val="■"/>
@@ -1975,7 +2114,7 @@
         <w:ind w:left="4320" w:hanging="360"/>
       </w:pPr>
     </w:lvl>
-    <w:lvl w:ilvl="6" w15:tentative="1">
+    <w:lvl w:ilvl="6" w:tplc="A2FAC76C">
       <w:start w:val="1"/>
       <w:numFmt w:val="bullet"/>
       <w:lvlText w:val="●"/>
@@ -1984,7 +2123,7 @@
         <w:ind w:left="5040" w:hanging="360"/>
       </w:pPr>
     </w:lvl>
-    <w:lvl w:ilvl="7" w15:tentative="1">
+    <w:lvl w:ilvl="7" w:tplc="1F3A679E">
       <w:start w:val="1"/>
       <w:numFmt w:val="bullet"/>
       <w:lvlText w:val="●"/>
@@ -1993,7 +2132,7 @@
         <w:ind w:left="5760" w:hanging="360"/>
       </w:pPr>
     </w:lvl>
-    <w:lvl w:ilvl="8" w15:tentative="1">
+    <w:lvl w:ilvl="8" w:tplc="7AD82C8A">
       <w:start w:val="1"/>
       <w:numFmt w:val="bullet"/>
       <w:lvlText w:val="●"/>
@@ -2003,81 +2142,11 @@
       </w:pPr>
     </w:lvl>
   </w:abstractNum>
-  <w:abstractNum w:abstractNumId="2" w15:restartNumberingAfterBreak="0">
+  <w:abstractNum w:abstractNumId="4" w15:restartNumberingAfterBreak="0">
+    <w:nsid w:val="53F2287E"/>
     <w:multiLevelType w:val="hybridMultilevel"/>
-    <w:lvl w:ilvl="0" w15:tentative="1">
-      <w:start w:val="1"/>
-      <w:numFmt w:val="decimal"/>
-      <w:lvlText w:val="%1."/>
-      <w:lvlJc w:val="left"/>
-      <w:pPr>
-        <w:ind w:left="620" w:hanging="360"/>
-      </w:pPr>
-    </w:lvl>
-  </w:abstractNum>
-  <w:abstractNum w:abstractNumId="3" w15:restartNumberingAfterBreak="0">
-    <w:multiLevelType w:val="hybridMultilevel"/>
-    <w:lvl w:ilvl="0" w15:tentative="1">
-      <w:start w:val="1"/>
-      <w:numFmt w:val="decimal"/>
-      <w:lvlText w:val="%1."/>
-      <w:lvlJc w:val="left"/>
-      <w:pPr>
-        <w:ind w:left="620" w:hanging="360"/>
-      </w:pPr>
-    </w:lvl>
-  </w:abstractNum>
-  <w:abstractNum w:abstractNumId="4" w15:restartNumberingAfterBreak="0">
-    <w:multiLevelType w:val="hybridMultilevel"/>
-    <w:lvl w:ilvl="0" w15:tentative="1">
-      <w:start w:val="1"/>
-      <w:numFmt w:val="decimal"/>
-      <w:lvlText w:val="%1."/>
-      <w:lvlJc w:val="left"/>
-      <w:pPr>
-        <w:ind w:left="620" w:hanging="360"/>
-      </w:pPr>
-    </w:lvl>
-  </w:abstractNum>
-  <w:abstractNum w:abstractNumId="5" w15:restartNumberingAfterBreak="0">
-    <w:multiLevelType w:val="hybridMultilevel"/>
-    <w:lvl w:ilvl="0" w15:tentative="1">
-      <w:start w:val="1"/>
-      <w:numFmt w:val="decimal"/>
-      <w:lvlText w:val="%1."/>
-      <w:lvlJc w:val="left"/>
-      <w:pPr>
-        <w:ind w:left="620" w:hanging="360"/>
-      </w:pPr>
-    </w:lvl>
-  </w:abstractNum>
-  <w:abstractNum w:abstractNumId="6" w15:restartNumberingAfterBreak="0">
-    <w:multiLevelType w:val="hybridMultilevel"/>
-    <w:lvl w:ilvl="0" w15:tentative="1">
-      <w:start w:val="1"/>
-      <w:numFmt w:val="decimal"/>
-      <w:lvlText w:val="%1."/>
-      <w:lvlJc w:val="left"/>
-      <w:pPr>
-        <w:ind w:left="620" w:hanging="360"/>
-      </w:pPr>
-    </w:lvl>
-  </w:abstractNum>
-  <w:abstractNum w:abstractNumId="7" w15:restartNumberingAfterBreak="0">
-    <w:multiLevelType w:val="hybridMultilevel"/>
-    <w:lvl w:ilvl="0" w15:tentative="1">
-      <w:start w:val="1"/>
-      <w:numFmt w:val="decimal"/>
-      <w:lvlText w:val="%1."/>
-      <w:lvlJc w:val="left"/>
-      <w:pPr>
-        <w:ind w:left="620" w:hanging="360"/>
-      </w:pPr>
-    </w:lvl>
-  </w:abstractNum>
-  <w:abstractNum w:abstractNumId="8" w15:restartNumberingAfterBreak="0">
-    <w:multiLevelType w:val="hybridMultilevel"/>
-    <w:lvl w:ilvl="0" w15:tentative="1">
+    <w:tmpl w:val="59DCE1D2"/>
+    <w:lvl w:ilvl="0" w:tplc="F65837E6">
       <w:start w:val="1"/>
       <w:numFmt w:val="bullet"/>
       <w:lvlText w:val="•"/>
@@ -2086,51 +2155,253 @@
         <w:ind w:left="620" w:hanging="360"/>
       </w:pPr>
     </w:lvl>
+    <w:lvl w:ilvl="1" w:tplc="C1EE6BE0">
+      <w:numFmt w:val="decimal"/>
+      <w:lvlText w:val=""/>
+      <w:lvlJc w:val="left"/>
+    </w:lvl>
+    <w:lvl w:ilvl="2" w:tplc="F5FA3F56">
+      <w:numFmt w:val="decimal"/>
+      <w:lvlText w:val=""/>
+      <w:lvlJc w:val="left"/>
+    </w:lvl>
+    <w:lvl w:ilvl="3" w:tplc="3E92ED78">
+      <w:numFmt w:val="decimal"/>
+      <w:lvlText w:val=""/>
+      <w:lvlJc w:val="left"/>
+    </w:lvl>
+    <w:lvl w:ilvl="4" w:tplc="C11A7CDA">
+      <w:numFmt w:val="decimal"/>
+      <w:lvlText w:val=""/>
+      <w:lvlJc w:val="left"/>
+    </w:lvl>
+    <w:lvl w:ilvl="5" w:tplc="1E84011A">
+      <w:numFmt w:val="decimal"/>
+      <w:lvlText w:val=""/>
+      <w:lvlJc w:val="left"/>
+    </w:lvl>
+    <w:lvl w:ilvl="6" w:tplc="7D721490">
+      <w:numFmt w:val="decimal"/>
+      <w:lvlText w:val=""/>
+      <w:lvlJc w:val="left"/>
+    </w:lvl>
+    <w:lvl w:ilvl="7" w:tplc="51C8C28C">
+      <w:numFmt w:val="decimal"/>
+      <w:lvlText w:val=""/>
+      <w:lvlJc w:val="left"/>
+    </w:lvl>
+    <w:lvl w:ilvl="8" w:tplc="2FE021E8">
+      <w:numFmt w:val="decimal"/>
+      <w:lvlText w:val=""/>
+      <w:lvlJc w:val="left"/>
+    </w:lvl>
   </w:abstractNum>
-  <w:num w:numId="1">
+  <w:abstractNum w:abstractNumId="5" w15:restartNumberingAfterBreak="0">
+    <w:nsid w:val="5D696163"/>
+    <w:multiLevelType w:val="hybridMultilevel"/>
+    <w:tmpl w:val="A0BAA37E"/>
+    <w:lvl w:ilvl="0" w:tplc="C8E44672">
+      <w:start w:val="1"/>
+      <w:numFmt w:val="decimal"/>
+      <w:lvlText w:val="%1."/>
+      <w:lvlJc w:val="left"/>
+      <w:pPr>
+        <w:ind w:left="620" w:hanging="360"/>
+      </w:pPr>
+    </w:lvl>
+    <w:lvl w:ilvl="1" w:tplc="E092D6CE">
+      <w:numFmt w:val="decimal"/>
+      <w:lvlText w:val=""/>
+      <w:lvlJc w:val="left"/>
+    </w:lvl>
+    <w:lvl w:ilvl="2" w:tplc="5FBAB614">
+      <w:numFmt w:val="decimal"/>
+      <w:lvlText w:val=""/>
+      <w:lvlJc w:val="left"/>
+    </w:lvl>
+    <w:lvl w:ilvl="3" w:tplc="A326659E">
+      <w:numFmt w:val="decimal"/>
+      <w:lvlText w:val=""/>
+      <w:lvlJc w:val="left"/>
+    </w:lvl>
+    <w:lvl w:ilvl="4" w:tplc="BD62EB7C">
+      <w:numFmt w:val="decimal"/>
+      <w:lvlText w:val=""/>
+      <w:lvlJc w:val="left"/>
+    </w:lvl>
+    <w:lvl w:ilvl="5" w:tplc="9E88631A">
+      <w:numFmt w:val="decimal"/>
+      <w:lvlText w:val=""/>
+      <w:lvlJc w:val="left"/>
+    </w:lvl>
+    <w:lvl w:ilvl="6" w:tplc="631CA8B8">
+      <w:numFmt w:val="decimal"/>
+      <w:lvlText w:val=""/>
+      <w:lvlJc w:val="left"/>
+    </w:lvl>
+    <w:lvl w:ilvl="7" w:tplc="27041500">
+      <w:numFmt w:val="decimal"/>
+      <w:lvlText w:val=""/>
+      <w:lvlJc w:val="left"/>
+    </w:lvl>
+    <w:lvl w:ilvl="8" w:tplc="DEF62814">
+      <w:numFmt w:val="decimal"/>
+      <w:lvlText w:val=""/>
+      <w:lvlJc w:val="left"/>
+    </w:lvl>
+  </w:abstractNum>
+  <w:abstractNum w:abstractNumId="6" w15:restartNumberingAfterBreak="0">
+    <w:nsid w:val="742035FF"/>
+    <w:multiLevelType w:val="hybridMultilevel"/>
+    <w:tmpl w:val="8B523820"/>
+    <w:lvl w:ilvl="0" w:tplc="71B21A7E">
+      <w:start w:val="1"/>
+      <w:numFmt w:val="decimal"/>
+      <w:lvlText w:val="%1."/>
+      <w:lvlJc w:val="left"/>
+      <w:pPr>
+        <w:ind w:left="620" w:hanging="360"/>
+      </w:pPr>
+    </w:lvl>
+    <w:lvl w:ilvl="1" w:tplc="B3EAA07A">
+      <w:numFmt w:val="decimal"/>
+      <w:lvlText w:val=""/>
+      <w:lvlJc w:val="left"/>
+    </w:lvl>
+    <w:lvl w:ilvl="2" w:tplc="F8E02ED4">
+      <w:numFmt w:val="decimal"/>
+      <w:lvlText w:val=""/>
+      <w:lvlJc w:val="left"/>
+    </w:lvl>
+    <w:lvl w:ilvl="3" w:tplc="FE22F9C6">
+      <w:numFmt w:val="decimal"/>
+      <w:lvlText w:val=""/>
+      <w:lvlJc w:val="left"/>
+    </w:lvl>
+    <w:lvl w:ilvl="4" w:tplc="EE48082E">
+      <w:numFmt w:val="decimal"/>
+      <w:lvlText w:val=""/>
+      <w:lvlJc w:val="left"/>
+    </w:lvl>
+    <w:lvl w:ilvl="5" w:tplc="1AB03CA0">
+      <w:numFmt w:val="decimal"/>
+      <w:lvlText w:val=""/>
+      <w:lvlJc w:val="left"/>
+    </w:lvl>
+    <w:lvl w:ilvl="6" w:tplc="4BDE0824">
+      <w:numFmt w:val="decimal"/>
+      <w:lvlText w:val=""/>
+      <w:lvlJc w:val="left"/>
+    </w:lvl>
+    <w:lvl w:ilvl="7" w:tplc="87404C22">
+      <w:numFmt w:val="decimal"/>
+      <w:lvlText w:val=""/>
+      <w:lvlJc w:val="left"/>
+    </w:lvl>
+    <w:lvl w:ilvl="8" w:tplc="11F09B6A">
+      <w:numFmt w:val="decimal"/>
+      <w:lvlText w:val=""/>
+      <w:lvlJc w:val="left"/>
+    </w:lvl>
+  </w:abstractNum>
+  <w:abstractNum w:abstractNumId="7" w15:restartNumberingAfterBreak="0">
+    <w:nsid w:val="7F1B1535"/>
+    <w:multiLevelType w:val="hybridMultilevel"/>
+    <w:tmpl w:val="8CC86B7A"/>
+    <w:lvl w:ilvl="0" w:tplc="B16E7420">
+      <w:start w:val="1"/>
+      <w:numFmt w:val="decimal"/>
+      <w:lvlText w:val="%1."/>
+      <w:lvlJc w:val="left"/>
+      <w:pPr>
+        <w:ind w:left="620" w:hanging="360"/>
+      </w:pPr>
+    </w:lvl>
+    <w:lvl w:ilvl="1" w:tplc="7A405A9E">
+      <w:numFmt w:val="decimal"/>
+      <w:lvlText w:val=""/>
+      <w:lvlJc w:val="left"/>
+    </w:lvl>
+    <w:lvl w:ilvl="2" w:tplc="F45619B4">
+      <w:numFmt w:val="decimal"/>
+      <w:lvlText w:val=""/>
+      <w:lvlJc w:val="left"/>
+    </w:lvl>
+    <w:lvl w:ilvl="3" w:tplc="8BAE220E">
+      <w:numFmt w:val="decimal"/>
+      <w:lvlText w:val=""/>
+      <w:lvlJc w:val="left"/>
+    </w:lvl>
+    <w:lvl w:ilvl="4" w:tplc="C218A286">
+      <w:numFmt w:val="decimal"/>
+      <w:lvlText w:val=""/>
+      <w:lvlJc w:val="left"/>
+    </w:lvl>
+    <w:lvl w:ilvl="5" w:tplc="67AA4946">
+      <w:numFmt w:val="decimal"/>
+      <w:lvlText w:val=""/>
+      <w:lvlJc w:val="left"/>
+    </w:lvl>
+    <w:lvl w:ilvl="6" w:tplc="77A6ABE8">
+      <w:numFmt w:val="decimal"/>
+      <w:lvlText w:val=""/>
+      <w:lvlJc w:val="left"/>
+    </w:lvl>
+    <w:lvl w:ilvl="7" w:tplc="8D488234">
+      <w:numFmt w:val="decimal"/>
+      <w:lvlText w:val=""/>
+      <w:lvlJc w:val="left"/>
+    </w:lvl>
+    <w:lvl w:ilvl="8" w:tplc="7AC44234">
+      <w:numFmt w:val="decimal"/>
+      <w:lvlText w:val=""/>
+      <w:lvlJc w:val="left"/>
+    </w:lvl>
+  </w:abstractNum>
+  <w:num w:numId="1" w16cid:durableId="1116488006">
+    <w:abstractNumId w:val="3"/>
+    <w:lvlOverride w:ilvl="0">
+      <w:startOverride w:val="1"/>
+    </w:lvlOverride>
+  </w:num>
+  <w:num w:numId="2" w16cid:durableId="1799760443">
+    <w:abstractNumId w:val="5"/>
+    <w:lvlOverride w:ilvl="0">
+      <w:startOverride w:val="1"/>
+    </w:lvlOverride>
+  </w:num>
+  <w:num w:numId="3" w16cid:durableId="1690134907">
+    <w:abstractNumId w:val="4"/>
+    <w:lvlOverride w:ilvl="0">
+      <w:startOverride w:val="1"/>
+    </w:lvlOverride>
+  </w:num>
+  <w:num w:numId="4" w16cid:durableId="38092956">
     <w:abstractNumId w:val="1"/>
     <w:lvlOverride w:ilvl="0">
       <w:startOverride w:val="1"/>
     </w:lvlOverride>
   </w:num>
-  <w:num w:numId="2">
+  <w:num w:numId="5" w16cid:durableId="1534996133">
+    <w:abstractNumId w:val="0"/>
+    <w:lvlOverride w:ilvl="0">
+      <w:startOverride w:val="1"/>
+    </w:lvlOverride>
+  </w:num>
+  <w:num w:numId="6" w16cid:durableId="2099324803">
+    <w:abstractNumId w:val="7"/>
+    <w:lvlOverride w:ilvl="0">
+      <w:startOverride w:val="1"/>
+    </w:lvlOverride>
+  </w:num>
+  <w:num w:numId="7" w16cid:durableId="1015811710">
     <w:abstractNumId w:val="2"/>
     <w:lvlOverride w:ilvl="0">
       <w:startOverride w:val="1"/>
     </w:lvlOverride>
   </w:num>
-  <w:num w:numId="3">
-    <w:abstractNumId w:val="8"/>
-    <w:lvlOverride w:ilvl="0">
-      <w:startOverride w:val="1"/>
-    </w:lvlOverride>
-  </w:num>
-  <w:num w:numId="4">
-    <w:abstractNumId w:val="3"/>
-    <w:lvlOverride w:ilvl="0">
-      <w:startOverride w:val="1"/>
-    </w:lvlOverride>
-  </w:num>
-  <w:num w:numId="5">
-    <w:abstractNumId w:val="4"/>
-    <w:lvlOverride w:ilvl="0">
-      <w:startOverride w:val="1"/>
-    </w:lvlOverride>
-  </w:num>
-  <w:num w:numId="6">
-    <w:abstractNumId w:val="5"/>
-    <w:lvlOverride w:ilvl="0">
-      <w:startOverride w:val="1"/>
-    </w:lvlOverride>
-  </w:num>
-  <w:num w:numId="7">
+  <w:num w:numId="8" w16cid:durableId="2136289138">
     <w:abstractNumId w:val="6"/>
-    <w:lvlOverride w:ilvl="0">
-      <w:startOverride w:val="1"/>
-    </w:lvlOverride>
-  </w:num>
-  <w:num w:numId="8">
-    <w:abstractNumId w:val="7"/>
     <w:lvlOverride w:ilvl="0">
       <w:startOverride w:val="1"/>
     </w:lvlOverride>
@@ -2139,54 +2410,442 @@
 </file>
 
 <file path=word/styles.xml><?xml version="1.0" encoding="utf-8"?>
-<w:styles xmlns:mc="http://schemas.openxmlformats.org/markup-compatibility/2006" xmlns:r="http://schemas.openxmlformats.org/officeDocument/2006/relationships" xmlns:w="http://schemas.openxmlformats.org/wordprocessingml/2006/main" xmlns:w14="http://schemas.microsoft.com/office/word/2010/wordml" xmlns:w15="http://schemas.microsoft.com/office/word/2012/wordml" mc:Ignorable="w14 w15">
+<w:styles xmlns:mc="http://schemas.openxmlformats.org/markup-compatibility/2006" xmlns:r="http://schemas.openxmlformats.org/officeDocument/2006/relationships" xmlns:w="http://schemas.openxmlformats.org/wordprocessingml/2006/main" xmlns:w14="http://schemas.microsoft.com/office/word/2010/wordml" xmlns:w15="http://schemas.microsoft.com/office/word/2012/wordml" xmlns:w16cex="http://schemas.microsoft.com/office/word/2018/wordml/cex" xmlns:w16cid="http://schemas.microsoft.com/office/word/2016/wordml/cid" xmlns:w16="http://schemas.microsoft.com/office/word/2018/wordml" xmlns:w16du="http://schemas.microsoft.com/office/word/2023/wordml/word16du" xmlns:w16sdtdh="http://schemas.microsoft.com/office/word/2020/wordml/sdtdatahash" xmlns:w16sdtfl="http://schemas.microsoft.com/office/word/2024/wordml/sdtformatlock" xmlns:w16se="http://schemas.microsoft.com/office/word/2015/wordml/symex" mc:Ignorable="w14 w15 w16se w16cid w16 w16cex w16sdtdh w16sdtfl w16du">
   <w:docDefaults>
     <w:rPrDefault>
       <w:rPr>
-        <w:rFonts w:ascii="Arial" w:cs="Arial" w:eastAsia="Arial" w:hAnsi="Arial"/>
+        <w:rFonts w:ascii="Arial" w:eastAsia="Arial" w:hAnsi="Arial" w:cs="Arial"/>
         <w:sz w:val="22"/>
         <w:szCs w:val="22"/>
+        <w:lang w:val="en-VN" w:eastAsia="zh-CN" w:bidi="ar-SA"/>
       </w:rPr>
     </w:rPrDefault>
     <w:pPrDefault/>
   </w:docDefaults>
-  <w:style w:type="paragraph" w:styleId="Title">
-    <w:name w:val="Title"/>
-    <w:basedOn w:val="Normal"/>
-    <w:next w:val="Normal"/>
+  <w:latentStyles w:defLockedState="0" w:defUIPriority="99" w:defSemiHidden="0" w:defUnhideWhenUsed="0" w:defQFormat="0" w:count="376">
+    <w:lsdException w:name="Normal" w:uiPriority="0" w:qFormat="1"/>
+    <w:lsdException w:name="heading 1" w:uiPriority="9" w:qFormat="1"/>
+    <w:lsdException w:name="heading 2" w:semiHidden="1" w:uiPriority="9" w:unhideWhenUsed="1" w:qFormat="1"/>
+    <w:lsdException w:name="heading 3" w:semiHidden="1" w:uiPriority="9" w:unhideWhenUsed="1" w:qFormat="1"/>
+    <w:lsdException w:name="heading 4" w:semiHidden="1" w:uiPriority="9" w:unhideWhenUsed="1" w:qFormat="1"/>
+    <w:lsdException w:name="heading 5" w:semiHidden="1" w:uiPriority="9" w:unhideWhenUsed="1" w:qFormat="1"/>
+    <w:lsdException w:name="heading 6" w:semiHidden="1" w:uiPriority="9" w:unhideWhenUsed="1" w:qFormat="1"/>
+    <w:lsdException w:name="heading 7" w:semiHidden="1" w:uiPriority="9" w:unhideWhenUsed="1" w:qFormat="1"/>
+    <w:lsdException w:name="heading 8" w:semiHidden="1" w:uiPriority="9" w:unhideWhenUsed="1" w:qFormat="1"/>
+    <w:lsdException w:name="heading 9" w:semiHidden="1" w:uiPriority="9" w:unhideWhenUsed="1" w:qFormat="1"/>
+    <w:lsdException w:name="index 1" w:semiHidden="1" w:unhideWhenUsed="1"/>
+    <w:lsdException w:name="index 2" w:semiHidden="1" w:unhideWhenUsed="1"/>
+    <w:lsdException w:name="index 3" w:semiHidden="1" w:unhideWhenUsed="1"/>
+    <w:lsdException w:name="index 4" w:semiHidden="1" w:unhideWhenUsed="1"/>
+    <w:lsdException w:name="index 5" w:semiHidden="1" w:unhideWhenUsed="1"/>
+    <w:lsdException w:name="index 6" w:semiHidden="1" w:unhideWhenUsed="1"/>
+    <w:lsdException w:name="index 7" w:semiHidden="1" w:unhideWhenUsed="1"/>
+    <w:lsdException w:name="index 8" w:semiHidden="1" w:unhideWhenUsed="1"/>
+    <w:lsdException w:name="index 9" w:semiHidden="1" w:unhideWhenUsed="1"/>
+    <w:lsdException w:name="toc 1" w:semiHidden="1" w:uiPriority="39" w:unhideWhenUsed="1"/>
+    <w:lsdException w:name="toc 2" w:semiHidden="1" w:uiPriority="39" w:unhideWhenUsed="1"/>
+    <w:lsdException w:name="toc 3" w:semiHidden="1" w:uiPriority="39" w:unhideWhenUsed="1"/>
+    <w:lsdException w:name="toc 4" w:semiHidden="1" w:uiPriority="39" w:unhideWhenUsed="1"/>
+    <w:lsdException w:name="toc 5" w:semiHidden="1" w:uiPriority="39" w:unhideWhenUsed="1"/>
+    <w:lsdException w:name="toc 6" w:semiHidden="1" w:uiPriority="39" w:unhideWhenUsed="1"/>
+    <w:lsdException w:name="toc 7" w:semiHidden="1" w:uiPriority="39" w:unhideWhenUsed="1"/>
+    <w:lsdException w:name="toc 8" w:semiHidden="1" w:uiPriority="39" w:unhideWhenUsed="1"/>
+    <w:lsdException w:name="toc 9" w:semiHidden="1" w:uiPriority="39" w:unhideWhenUsed="1"/>
+    <w:lsdException w:name="Normal Indent" w:semiHidden="1" w:unhideWhenUsed="1"/>
+    <w:lsdException w:name="footnote text" w:semiHidden="1" w:unhideWhenUsed="1"/>
+    <w:lsdException w:name="annotation text" w:semiHidden="1" w:unhideWhenUsed="1"/>
+    <w:lsdException w:name="header" w:semiHidden="1" w:unhideWhenUsed="1"/>
+    <w:lsdException w:name="footer" w:semiHidden="1" w:unhideWhenUsed="1"/>
+    <w:lsdException w:name="index heading" w:semiHidden="1" w:unhideWhenUsed="1"/>
+    <w:lsdException w:name="caption" w:semiHidden="1" w:uiPriority="35" w:unhideWhenUsed="1" w:qFormat="1"/>
+    <w:lsdException w:name="table of figures" w:semiHidden="1" w:unhideWhenUsed="1"/>
+    <w:lsdException w:name="envelope address" w:semiHidden="1" w:unhideWhenUsed="1"/>
+    <w:lsdException w:name="envelope return" w:semiHidden="1" w:unhideWhenUsed="1"/>
+    <w:lsdException w:name="footnote reference" w:semiHidden="1" w:unhideWhenUsed="1"/>
+    <w:lsdException w:name="annotation reference" w:semiHidden="1" w:unhideWhenUsed="1"/>
+    <w:lsdException w:name="line number" w:semiHidden="1" w:unhideWhenUsed="1"/>
+    <w:lsdException w:name="page number" w:semiHidden="1" w:unhideWhenUsed="1"/>
+    <w:lsdException w:name="endnote reference" w:semiHidden="1" w:unhideWhenUsed="1"/>
+    <w:lsdException w:name="endnote text" w:semiHidden="1" w:unhideWhenUsed="1"/>
+    <w:lsdException w:name="table of authorities" w:semiHidden="1" w:unhideWhenUsed="1"/>
+    <w:lsdException w:name="macro" w:semiHidden="1" w:unhideWhenUsed="1"/>
+    <w:lsdException w:name="toa heading" w:semiHidden="1" w:unhideWhenUsed="1"/>
+    <w:lsdException w:name="List" w:semiHidden="1" w:unhideWhenUsed="1"/>
+    <w:lsdException w:name="List Bullet" w:semiHidden="1" w:unhideWhenUsed="1"/>
+    <w:lsdException w:name="List Number" w:semiHidden="1" w:unhideWhenUsed="1"/>
+    <w:lsdException w:name="List 2" w:semiHidden="1" w:unhideWhenUsed="1"/>
+    <w:lsdException w:name="List 3" w:semiHidden="1" w:unhideWhenUsed="1"/>
+    <w:lsdException w:name="List 4" w:semiHidden="1" w:unhideWhenUsed="1"/>
+    <w:lsdException w:name="List 5" w:semiHidden="1" w:unhideWhenUsed="1"/>
+    <w:lsdException w:name="List Bullet 2" w:semiHidden="1" w:unhideWhenUsed="1"/>
+    <w:lsdException w:name="List Bullet 3" w:semiHidden="1" w:unhideWhenUsed="1"/>
+    <w:lsdException w:name="List Bullet 4" w:semiHidden="1" w:unhideWhenUsed="1"/>
+    <w:lsdException w:name="List Bullet 5" w:semiHidden="1" w:unhideWhenUsed="1"/>
+    <w:lsdException w:name="List Number 2" w:semiHidden="1" w:unhideWhenUsed="1"/>
+    <w:lsdException w:name="List Number 3" w:semiHidden="1" w:unhideWhenUsed="1"/>
+    <w:lsdException w:name="List Number 4" w:semiHidden="1" w:unhideWhenUsed="1"/>
+    <w:lsdException w:name="List Number 5" w:semiHidden="1" w:unhideWhenUsed="1"/>
+    <w:lsdException w:name="Title" w:uiPriority="10" w:qFormat="1"/>
+    <w:lsdException w:name="Closing" w:semiHidden="1" w:unhideWhenUsed="1"/>
+    <w:lsdException w:name="Signature" w:semiHidden="1" w:unhideWhenUsed="1"/>
+    <w:lsdException w:name="Default Paragraph Font" w:semiHidden="1" w:uiPriority="1" w:unhideWhenUsed="1"/>
+    <w:lsdException w:name="Body Text" w:semiHidden="1" w:unhideWhenUsed="1"/>
+    <w:lsdException w:name="Body Text Indent" w:semiHidden="1" w:unhideWhenUsed="1"/>
+    <w:lsdException w:name="List Continue" w:semiHidden="1" w:unhideWhenUsed="1"/>
+    <w:lsdException w:name="List Continue 2" w:semiHidden="1" w:unhideWhenUsed="1"/>
+    <w:lsdException w:name="List Continue 3" w:semiHidden="1" w:unhideWhenUsed="1"/>
+    <w:lsdException w:name="List Continue 4" w:semiHidden="1" w:unhideWhenUsed="1"/>
+    <w:lsdException w:name="List Continue 5" w:semiHidden="1" w:unhideWhenUsed="1"/>
+    <w:lsdException w:name="Message Header" w:semiHidden="1" w:unhideWhenUsed="1"/>
+    <w:lsdException w:name="Subtitle" w:uiPriority="11" w:qFormat="1"/>
+    <w:lsdException w:name="Salutation" w:semiHidden="1" w:unhideWhenUsed="1"/>
+    <w:lsdException w:name="Date" w:semiHidden="1" w:unhideWhenUsed="1"/>
+    <w:lsdException w:name="Body Text First Indent" w:semiHidden="1" w:unhideWhenUsed="1"/>
+    <w:lsdException w:name="Body Text First Indent 2" w:semiHidden="1" w:unhideWhenUsed="1"/>
+    <w:lsdException w:name="Note Heading" w:semiHidden="1" w:unhideWhenUsed="1"/>
+    <w:lsdException w:name="Body Text 2" w:semiHidden="1" w:unhideWhenUsed="1"/>
+    <w:lsdException w:name="Body Text 3" w:semiHidden="1" w:unhideWhenUsed="1"/>
+    <w:lsdException w:name="Body Text Indent 2" w:semiHidden="1" w:unhideWhenUsed="1"/>
+    <w:lsdException w:name="Body Text Indent 3" w:semiHidden="1" w:unhideWhenUsed="1"/>
+    <w:lsdException w:name="Block Text" w:semiHidden="1" w:unhideWhenUsed="1"/>
+    <w:lsdException w:name="Hyperlink" w:semiHidden="1" w:unhideWhenUsed="1"/>
+    <w:lsdException w:name="FollowedHyperlink" w:semiHidden="1" w:unhideWhenUsed="1"/>
+    <w:lsdException w:name="Strong" w:uiPriority="22" w:qFormat="1"/>
+    <w:lsdException w:name="Emphasis" w:uiPriority="20" w:qFormat="1"/>
+    <w:lsdException w:name="Document Map" w:semiHidden="1" w:unhideWhenUsed="1"/>
+    <w:lsdException w:name="Plain Text" w:semiHidden="1" w:unhideWhenUsed="1"/>
+    <w:lsdException w:name="E-mail Signature" w:semiHidden="1" w:unhideWhenUsed="1"/>
+    <w:lsdException w:name="HTML Top of Form" w:semiHidden="1" w:unhideWhenUsed="1"/>
+    <w:lsdException w:name="HTML Bottom of Form" w:semiHidden="1" w:unhideWhenUsed="1"/>
+    <w:lsdException w:name="Normal (Web)" w:semiHidden="1" w:unhideWhenUsed="1"/>
+    <w:lsdException w:name="HTML Acronym" w:semiHidden="1" w:unhideWhenUsed="1"/>
+    <w:lsdException w:name="HTML Address" w:semiHidden="1" w:unhideWhenUsed="1"/>
+    <w:lsdException w:name="HTML Cite" w:semiHidden="1" w:unhideWhenUsed="1"/>
+    <w:lsdException w:name="HTML Code" w:semiHidden="1" w:unhideWhenUsed="1"/>
+    <w:lsdException w:name="HTML Definition" w:semiHidden="1" w:unhideWhenUsed="1"/>
+    <w:lsdException w:name="HTML Keyboard" w:semiHidden="1" w:unhideWhenUsed="1"/>
+    <w:lsdException w:name="HTML Preformatted" w:semiHidden="1" w:unhideWhenUsed="1"/>
+    <w:lsdException w:name="HTML Sample" w:semiHidden="1" w:unhideWhenUsed="1"/>
+    <w:lsdException w:name="HTML Typewriter" w:semiHidden="1" w:unhideWhenUsed="1"/>
+    <w:lsdException w:name="HTML Variable" w:semiHidden="1" w:unhideWhenUsed="1"/>
+    <w:lsdException w:name="Normal Table" w:semiHidden="1" w:unhideWhenUsed="1"/>
+    <w:lsdException w:name="annotation subject" w:semiHidden="1" w:unhideWhenUsed="1"/>
+    <w:lsdException w:name="No List" w:semiHidden="1" w:unhideWhenUsed="1"/>
+    <w:lsdException w:name="Outline List 1" w:semiHidden="1" w:unhideWhenUsed="1"/>
+    <w:lsdException w:name="Outline List 2" w:semiHidden="1" w:unhideWhenUsed="1"/>
+    <w:lsdException w:name="Outline List 3" w:semiHidden="1" w:unhideWhenUsed="1"/>
+    <w:lsdException w:name="Table Simple 1" w:semiHidden="1" w:unhideWhenUsed="1"/>
+    <w:lsdException w:name="Table Simple 2" w:semiHidden="1" w:unhideWhenUsed="1"/>
+    <w:lsdException w:name="Table Simple 3" w:semiHidden="1" w:unhideWhenUsed="1"/>
+    <w:lsdException w:name="Table Classic 1" w:semiHidden="1" w:unhideWhenUsed="1"/>
+    <w:lsdException w:name="Table Classic 2" w:semiHidden="1" w:unhideWhenUsed="1"/>
+    <w:lsdException w:name="Table Classic 3" w:semiHidden="1" w:unhideWhenUsed="1"/>
+    <w:lsdException w:name="Table Classic 4" w:semiHidden="1" w:unhideWhenUsed="1"/>
+    <w:lsdException w:name="Table Colorful 1" w:semiHidden="1" w:unhideWhenUsed="1"/>
+    <w:lsdException w:name="Table Colorful 2" w:semiHidden="1" w:unhideWhenUsed="1"/>
+    <w:lsdException w:name="Table Colorful 3" w:semiHidden="1" w:unhideWhenUsed="1"/>
+    <w:lsdException w:name="Table Columns 1" w:semiHidden="1" w:unhideWhenUsed="1"/>
+    <w:lsdException w:name="Table Columns 2" w:semiHidden="1" w:unhideWhenUsed="1"/>
+    <w:lsdException w:name="Table Columns 3" w:semiHidden="1" w:unhideWhenUsed="1"/>
+    <w:lsdException w:name="Table Columns 4" w:semiHidden="1" w:unhideWhenUsed="1"/>
+    <w:lsdException w:name="Table Columns 5" w:semiHidden="1" w:unhideWhenUsed="1"/>
+    <w:lsdException w:name="Table Grid 1" w:semiHidden="1" w:unhideWhenUsed="1"/>
+    <w:lsdException w:name="Table Grid 2" w:semiHidden="1" w:unhideWhenUsed="1"/>
+    <w:lsdException w:name="Table Grid 3" w:semiHidden="1" w:unhideWhenUsed="1"/>
+    <w:lsdException w:name="Table Grid 4" w:semiHidden="1" w:unhideWhenUsed="1"/>
+    <w:lsdException w:name="Table Grid 5" w:semiHidden="1" w:unhideWhenUsed="1"/>
+    <w:lsdException w:name="Table Grid 6" w:semiHidden="1" w:unhideWhenUsed="1"/>
+    <w:lsdException w:name="Table Grid 7" w:semiHidden="1" w:unhideWhenUsed="1"/>
+    <w:lsdException w:name="Table Grid 8" w:semiHidden="1" w:unhideWhenUsed="1"/>
+    <w:lsdException w:name="Table List 1" w:semiHidden="1" w:unhideWhenUsed="1"/>
+    <w:lsdException w:name="Table List 2" w:semiHidden="1" w:unhideWhenUsed="1"/>
+    <w:lsdException w:name="Table List 3" w:semiHidden="1" w:unhideWhenUsed="1"/>
+    <w:lsdException w:name="Table List 4" w:semiHidden="1" w:unhideWhenUsed="1"/>
+    <w:lsdException w:name="Table List 5" w:semiHidden="1" w:unhideWhenUsed="1"/>
+    <w:lsdException w:name="Table List 6" w:semiHidden="1" w:unhideWhenUsed="1"/>
+    <w:lsdException w:name="Table List 7" w:semiHidden="1" w:unhideWhenUsed="1"/>
+    <w:lsdException w:name="Table List 8" w:semiHidden="1" w:unhideWhenUsed="1"/>
+    <w:lsdException w:name="Table 3D effects 1" w:semiHidden="1" w:unhideWhenUsed="1"/>
+    <w:lsdException w:name="Table 3D effects 2" w:semiHidden="1" w:unhideWhenUsed="1"/>
+    <w:lsdException w:name="Table 3D effects 3" w:semiHidden="1" w:unhideWhenUsed="1"/>
+    <w:lsdException w:name="Table Contemporary" w:semiHidden="1" w:unhideWhenUsed="1"/>
+    <w:lsdException w:name="Table Elegant" w:semiHidden="1" w:unhideWhenUsed="1"/>
+    <w:lsdException w:name="Table Professional" w:semiHidden="1" w:unhideWhenUsed="1"/>
+    <w:lsdException w:name="Table Subtle 1" w:semiHidden="1" w:unhideWhenUsed="1"/>
+    <w:lsdException w:name="Table Subtle 2" w:semiHidden="1" w:unhideWhenUsed="1"/>
+    <w:lsdException w:name="Table Web 1" w:semiHidden="1" w:unhideWhenUsed="1"/>
+    <w:lsdException w:name="Table Web 2" w:semiHidden="1" w:unhideWhenUsed="1"/>
+    <w:lsdException w:name="Table Web 3" w:semiHidden="1" w:unhideWhenUsed="1"/>
+    <w:lsdException w:name="Balloon Text" w:semiHidden="1" w:unhideWhenUsed="1"/>
+    <w:lsdException w:name="Table Grid" w:uiPriority="39"/>
+    <w:lsdException w:name="Table Theme" w:semiHidden="1" w:unhideWhenUsed="1"/>
+    <w:lsdException w:name="Placeholder Text" w:semiHidden="1"/>
+    <w:lsdException w:name="No Spacing" w:uiPriority="1" w:qFormat="1"/>
+    <w:lsdException w:name="Light Shading" w:uiPriority="60"/>
+    <w:lsdException w:name="Light List" w:uiPriority="61"/>
+    <w:lsdException w:name="Light Grid" w:uiPriority="62"/>
+    <w:lsdException w:name="Medium Shading 1" w:uiPriority="63"/>
+    <w:lsdException w:name="Medium Shading 2" w:uiPriority="64"/>
+    <w:lsdException w:name="Medium List 1" w:uiPriority="65"/>
+    <w:lsdException w:name="Medium List 2" w:uiPriority="66"/>
+    <w:lsdException w:name="Medium Grid 1" w:uiPriority="67"/>
+    <w:lsdException w:name="Medium Grid 2" w:uiPriority="68"/>
+    <w:lsdException w:name="Medium Grid 3" w:uiPriority="69"/>
+    <w:lsdException w:name="Dark List" w:uiPriority="70"/>
+    <w:lsdException w:name="Colorful Shading" w:uiPriority="71"/>
+    <w:lsdException w:name="Colorful List" w:uiPriority="72"/>
+    <w:lsdException w:name="Colorful Grid" w:uiPriority="73"/>
+    <w:lsdException w:name="Light Shading Accent 1" w:uiPriority="60"/>
+    <w:lsdException w:name="Light List Accent 1" w:uiPriority="61"/>
+    <w:lsdException w:name="Light Grid Accent 1" w:uiPriority="62"/>
+    <w:lsdException w:name="Medium Shading 1 Accent 1" w:uiPriority="63"/>
+    <w:lsdException w:name="Medium Shading 2 Accent 1" w:uiPriority="64"/>
+    <w:lsdException w:name="Medium List 1 Accent 1" w:uiPriority="65"/>
+    <w:lsdException w:name="Revision" w:semiHidden="1"/>
+    <w:lsdException w:name="List Paragraph" w:uiPriority="34" w:qFormat="1"/>
+    <w:lsdException w:name="Quote" w:uiPriority="29" w:qFormat="1"/>
+    <w:lsdException w:name="Intense Quote" w:uiPriority="30" w:qFormat="1"/>
+    <w:lsdException w:name="Medium List 2 Accent 1" w:uiPriority="66"/>
+    <w:lsdException w:name="Medium Grid 1 Accent 1" w:uiPriority="67"/>
+    <w:lsdException w:name="Medium Grid 2 Accent 1" w:uiPriority="68"/>
+    <w:lsdException w:name="Medium Grid 3 Accent 1" w:uiPriority="69"/>
+    <w:lsdException w:name="Dark List Accent 1" w:uiPriority="70"/>
+    <w:lsdException w:name="Colorful Shading Accent 1" w:uiPriority="71"/>
+    <w:lsdException w:name="Colorful List Accent 1" w:uiPriority="72"/>
+    <w:lsdException w:name="Colorful Grid Accent 1" w:uiPriority="73"/>
+    <w:lsdException w:name="Light Shading Accent 2" w:uiPriority="60"/>
+    <w:lsdException w:name="Light List Accent 2" w:uiPriority="61"/>
+    <w:lsdException w:name="Light Grid Accent 2" w:uiPriority="62"/>
+    <w:lsdException w:name="Medium Shading 1 Accent 2" w:uiPriority="63"/>
+    <w:lsdException w:name="Medium Shading 2 Accent 2" w:uiPriority="64"/>
+    <w:lsdException w:name="Medium List 1 Accent 2" w:uiPriority="65"/>
+    <w:lsdException w:name="Medium List 2 Accent 2" w:uiPriority="66"/>
+    <w:lsdException w:name="Medium Grid 1 Accent 2" w:uiPriority="67"/>
+    <w:lsdException w:name="Medium Grid 2 Accent 2" w:uiPriority="68"/>
+    <w:lsdException w:name="Medium Grid 3 Accent 2" w:uiPriority="69"/>
+    <w:lsdException w:name="Dark List Accent 2" w:uiPriority="70"/>
+    <w:lsdException w:name="Colorful Shading Accent 2" w:uiPriority="71"/>
+    <w:lsdException w:name="Colorful List Accent 2" w:uiPriority="72"/>
+    <w:lsdException w:name="Colorful Grid Accent 2" w:uiPriority="73"/>
+    <w:lsdException w:name="Light Shading Accent 3" w:uiPriority="60"/>
+    <w:lsdException w:name="Light List Accent 3" w:uiPriority="61"/>
+    <w:lsdException w:name="Light Grid Accent 3" w:uiPriority="62"/>
+    <w:lsdException w:name="Medium Shading 1 Accent 3" w:uiPriority="63"/>
+    <w:lsdException w:name="Medium Shading 2 Accent 3" w:uiPriority="64"/>
+    <w:lsdException w:name="Medium List 1 Accent 3" w:uiPriority="65"/>
+    <w:lsdException w:name="Medium List 2 Accent 3" w:uiPriority="66"/>
+    <w:lsdException w:name="Medium Grid 1 Accent 3" w:uiPriority="67"/>
+    <w:lsdException w:name="Medium Grid 2 Accent 3" w:uiPriority="68"/>
+    <w:lsdException w:name="Medium Grid 3 Accent 3" w:uiPriority="69"/>
+    <w:lsdException w:name="Dark List Accent 3" w:uiPriority="70"/>
+    <w:lsdException w:name="Colorful Shading Accent 3" w:uiPriority="71"/>
+    <w:lsdException w:name="Colorful List Accent 3" w:uiPriority="72"/>
+    <w:lsdException w:name="Colorful Grid Accent 3" w:uiPriority="73"/>
+    <w:lsdException w:name="Light Shading Accent 4" w:uiPriority="60"/>
+    <w:lsdException w:name="Light List Accent 4" w:uiPriority="61"/>
+    <w:lsdException w:name="Light Grid Accent 4" w:uiPriority="62"/>
+    <w:lsdException w:name="Medium Shading 1 Accent 4" w:uiPriority="63"/>
+    <w:lsdException w:name="Medium Shading 2 Accent 4" w:uiPriority="64"/>
+    <w:lsdException w:name="Medium List 1 Accent 4" w:uiPriority="65"/>
+    <w:lsdException w:name="Medium List 2 Accent 4" w:uiPriority="66"/>
+    <w:lsdException w:name="Medium Grid 1 Accent 4" w:uiPriority="67"/>
+    <w:lsdException w:name="Medium Grid 2 Accent 4" w:uiPriority="68"/>
+    <w:lsdException w:name="Medium Grid 3 Accent 4" w:uiPriority="69"/>
+    <w:lsdException w:name="Dark List Accent 4" w:uiPriority="70"/>
+    <w:lsdException w:name="Colorful Shading Accent 4" w:uiPriority="71"/>
+    <w:lsdException w:name="Colorful List Accent 4" w:uiPriority="72"/>
+    <w:lsdException w:name="Colorful Grid Accent 4" w:uiPriority="73"/>
+    <w:lsdException w:name="Light Shading Accent 5" w:uiPriority="60"/>
+    <w:lsdException w:name="Light List Accent 5" w:uiPriority="61"/>
+    <w:lsdException w:name="Light Grid Accent 5" w:uiPriority="62"/>
+    <w:lsdException w:name="Medium Shading 1 Accent 5" w:uiPriority="63"/>
+    <w:lsdException w:name="Medium Shading 2 Accent 5" w:uiPriority="64"/>
+    <w:lsdException w:name="Medium List 1 Accent 5" w:uiPriority="65"/>
+    <w:lsdException w:name="Medium List 2 Accent 5" w:uiPriority="66"/>
+    <w:lsdException w:name="Medium Grid 1 Accent 5" w:uiPriority="67"/>
+    <w:lsdException w:name="Medium Grid 2 Accent 5" w:uiPriority="68"/>
+    <w:lsdException w:name="Medium Grid 3 Accent 5" w:uiPriority="69"/>
+    <w:lsdException w:name="Dark List Accent 5" w:uiPriority="70"/>
+    <w:lsdException w:name="Colorful Shading Accent 5" w:uiPriority="71"/>
+    <w:lsdException w:name="Colorful List Accent 5" w:uiPriority="72"/>
+    <w:lsdException w:name="Colorful Grid Accent 5" w:uiPriority="73"/>
+    <w:lsdException w:name="Light Shading Accent 6" w:uiPriority="60"/>
+    <w:lsdException w:name="Light List Accent 6" w:uiPriority="61"/>
+    <w:lsdException w:name="Light Grid Accent 6" w:uiPriority="62"/>
+    <w:lsdException w:name="Medium Shading 1 Accent 6" w:uiPriority="63"/>
+    <w:lsdException w:name="Medium Shading 2 Accent 6" w:uiPriority="64"/>
+    <w:lsdException w:name="Medium List 1 Accent 6" w:uiPriority="65"/>
+    <w:lsdException w:name="Medium List 2 Accent 6" w:uiPriority="66"/>
+    <w:lsdException w:name="Medium Grid 1 Accent 6" w:uiPriority="67"/>
+    <w:lsdException w:name="Medium Grid 2 Accent 6" w:uiPriority="68"/>
+    <w:lsdException w:name="Medium Grid 3 Accent 6" w:uiPriority="69"/>
+    <w:lsdException w:name="Dark List Accent 6" w:uiPriority="70"/>
+    <w:lsdException w:name="Colorful Shading Accent 6" w:uiPriority="71"/>
+    <w:lsdException w:name="Colorful List Accent 6" w:uiPriority="72"/>
+    <w:lsdException w:name="Colorful Grid Accent 6" w:uiPriority="73"/>
+    <w:lsdException w:name="Subtle Emphasis" w:uiPriority="19" w:qFormat="1"/>
+    <w:lsdException w:name="Intense Emphasis" w:uiPriority="21" w:qFormat="1"/>
+    <w:lsdException w:name="Subtle Reference" w:uiPriority="31" w:qFormat="1"/>
+    <w:lsdException w:name="Intense Reference" w:uiPriority="32" w:qFormat="1"/>
+    <w:lsdException w:name="Book Title" w:uiPriority="33" w:qFormat="1"/>
+    <w:lsdException w:name="Bibliography" w:semiHidden="1" w:uiPriority="37" w:unhideWhenUsed="1"/>
+    <w:lsdException w:name="TOC Heading" w:semiHidden="1" w:uiPriority="39" w:unhideWhenUsed="1" w:qFormat="1"/>
+    <w:lsdException w:name="Plain Table 1" w:uiPriority="41"/>
+    <w:lsdException w:name="Plain Table 2" w:uiPriority="42"/>
+    <w:lsdException w:name="Plain Table 3" w:uiPriority="43"/>
+    <w:lsdException w:name="Plain Table 4" w:uiPriority="44"/>
+    <w:lsdException w:name="Plain Table 5" w:uiPriority="45"/>
+    <w:lsdException w:name="Grid Table Light" w:uiPriority="40"/>
+    <w:lsdException w:name="Grid Table 1 Light" w:uiPriority="46"/>
+    <w:lsdException w:name="Grid Table 2" w:uiPriority="47"/>
+    <w:lsdException w:name="Grid Table 3" w:uiPriority="48"/>
+    <w:lsdException w:name="Grid Table 4" w:uiPriority="49"/>
+    <w:lsdException w:name="Grid Table 5 Dark" w:uiPriority="50"/>
+    <w:lsdException w:name="Grid Table 6 Colorful" w:uiPriority="51"/>
+    <w:lsdException w:name="Grid Table 7 Colorful" w:uiPriority="52"/>
+    <w:lsdException w:name="Grid Table 1 Light Accent 1" w:uiPriority="46"/>
+    <w:lsdException w:name="Grid Table 2 Accent 1" w:uiPriority="47"/>
+    <w:lsdException w:name="Grid Table 3 Accent 1" w:uiPriority="48"/>
+    <w:lsdException w:name="Grid Table 4 Accent 1" w:uiPriority="49"/>
+    <w:lsdException w:name="Grid Table 5 Dark Accent 1" w:uiPriority="50"/>
+    <w:lsdException w:name="Grid Table 6 Colorful Accent 1" w:uiPriority="51"/>
+    <w:lsdException w:name="Grid Table 7 Colorful Accent 1" w:uiPriority="52"/>
+    <w:lsdException w:name="Grid Table 1 Light Accent 2" w:uiPriority="46"/>
+    <w:lsdException w:name="Grid Table 2 Accent 2" w:uiPriority="47"/>
+    <w:lsdException w:name="Grid Table 3 Accent 2" w:uiPriority="48"/>
+    <w:lsdException w:name="Grid Table 4 Accent 2" w:uiPriority="49"/>
+    <w:lsdException w:name="Grid Table 5 Dark Accent 2" w:uiPriority="50"/>
+    <w:lsdException w:name="Grid Table 6 Colorful Accent 2" w:uiPriority="51"/>
+    <w:lsdException w:name="Grid Table 7 Colorful Accent 2" w:uiPriority="52"/>
+    <w:lsdException w:name="Grid Table 1 Light Accent 3" w:uiPriority="46"/>
+    <w:lsdException w:name="Grid Table 2 Accent 3" w:uiPriority="47"/>
+    <w:lsdException w:name="Grid Table 3 Accent 3" w:uiPriority="48"/>
+    <w:lsdException w:name="Grid Table 4 Accent 3" w:uiPriority="49"/>
+    <w:lsdException w:name="Grid Table 5 Dark Accent 3" w:uiPriority="50"/>
+    <w:lsdException w:name="Grid Table 6 Colorful Accent 3" w:uiPriority="51"/>
+    <w:lsdException w:name="Grid Table 7 Colorful Accent 3" w:uiPriority="52"/>
+    <w:lsdException w:name="Grid Table 1 Light Accent 4" w:uiPriority="46"/>
+    <w:lsdException w:name="Grid Table 2 Accent 4" w:uiPriority="47"/>
+    <w:lsdException w:name="Grid Table 3 Accent 4" w:uiPriority="48"/>
+    <w:lsdException w:name="Grid Table 4 Accent 4" w:uiPriority="49"/>
+    <w:lsdException w:name="Grid Table 5 Dark Accent 4" w:uiPriority="50"/>
+    <w:lsdException w:name="Grid Table 6 Colorful Accent 4" w:uiPriority="51"/>
+    <w:lsdException w:name="Grid Table 7 Colorful Accent 4" w:uiPriority="52"/>
+    <w:lsdException w:name="Grid Table 1 Light Accent 5" w:uiPriority="46"/>
+    <w:lsdException w:name="Grid Table 2 Accent 5" w:uiPriority="47"/>
+    <w:lsdException w:name="Grid Table 3 Accent 5" w:uiPriority="48"/>
+    <w:lsdException w:name="Grid Table 4 Accent 5" w:uiPriority="49"/>
+    <w:lsdException w:name="Grid Table 5 Dark Accent 5" w:uiPriority="50"/>
+    <w:lsdException w:name="Grid Table 6 Colorful Accent 5" w:uiPriority="51"/>
+    <w:lsdException w:name="Grid Table 7 Colorful Accent 5" w:uiPriority="52"/>
+    <w:lsdException w:name="Grid Table 1 Light Accent 6" w:uiPriority="46"/>
+    <w:lsdException w:name="Grid Table 2 Accent 6" w:uiPriority="47"/>
+    <w:lsdException w:name="Grid Table 3 Accent 6" w:uiPriority="48"/>
+    <w:lsdException w:name="Grid Table 4 Accent 6" w:uiPriority="49"/>
+    <w:lsdException w:name="Grid Table 5 Dark Accent 6" w:uiPriority="50"/>
+    <w:lsdException w:name="Grid Table 6 Colorful Accent 6" w:uiPriority="51"/>
+    <w:lsdException w:name="Grid Table 7 Colorful Accent 6" w:uiPriority="52"/>
+    <w:lsdException w:name="List Table 1 Light" w:uiPriority="46"/>
+    <w:lsdException w:name="List Table 2" w:uiPriority="47"/>
+    <w:lsdException w:name="List Table 3" w:uiPriority="48"/>
+    <w:lsdException w:name="List Table 4" w:uiPriority="49"/>
+    <w:lsdException w:name="List Table 5 Dark" w:uiPriority="50"/>
+    <w:lsdException w:name="List Table 6 Colorful" w:uiPriority="51"/>
+    <w:lsdException w:name="List Table 7 Colorful" w:uiPriority="52"/>
+    <w:lsdException w:name="List Table 1 Light Accent 1" w:uiPriority="46"/>
+    <w:lsdException w:name="List Table 2 Accent 1" w:uiPriority="47"/>
+    <w:lsdException w:name="List Table 3 Accent 1" w:uiPriority="48"/>
+    <w:lsdException w:name="List Table 4 Accent 1" w:uiPriority="49"/>
+    <w:lsdException w:name="List Table 5 Dark Accent 1" w:uiPriority="50"/>
+    <w:lsdException w:name="List Table 6 Colorful Accent 1" w:uiPriority="51"/>
+    <w:lsdException w:name="List Table 7 Colorful Accent 1" w:uiPriority="52"/>
+    <w:lsdException w:name="List Table 1 Light Accent 2" w:uiPriority="46"/>
+    <w:lsdException w:name="List Table 2 Accent 2" w:uiPriority="47"/>
+    <w:lsdException w:name="List Table 3 Accent 2" w:uiPriority="48"/>
+    <w:lsdException w:name="List Table 4 Accent 2" w:uiPriority="49"/>
+    <w:lsdException w:name="List Table 5 Dark Accent 2" w:uiPriority="50"/>
+    <w:lsdException w:name="List Table 6 Colorful Accent 2" w:uiPriority="51"/>
+    <w:lsdException w:name="List Table 7 Colorful Accent 2" w:uiPriority="52"/>
+    <w:lsdException w:name="List Table 1 Light Accent 3" w:uiPriority="46"/>
+    <w:lsdException w:name="List Table 2 Accent 3" w:uiPriority="47"/>
+    <w:lsdException w:name="List Table 3 Accent 3" w:uiPriority="48"/>
+    <w:lsdException w:name="List Table 4 Accent 3" w:uiPriority="49"/>
+    <w:lsdException w:name="List Table 5 Dark Accent 3" w:uiPriority="50"/>
+    <w:lsdException w:name="List Table 6 Colorful Accent 3" w:uiPriority="51"/>
+    <w:lsdException w:name="List Table 7 Colorful Accent 3" w:uiPriority="52"/>
+    <w:lsdException w:name="List Table 1 Light Accent 4" w:uiPriority="46"/>
+    <w:lsdException w:name="List Table 2 Accent 4" w:uiPriority="47"/>
+    <w:lsdException w:name="List Table 3 Accent 4" w:uiPriority="48"/>
+    <w:lsdException w:name="List Table 4 Accent 4" w:uiPriority="49"/>
+    <w:lsdException w:name="List Table 5 Dark Accent 4" w:uiPriority="50"/>
+    <w:lsdException w:name="List Table 6 Colorful Accent 4" w:uiPriority="51"/>
+    <w:lsdException w:name="List Table 7 Colorful Accent 4" w:uiPriority="52"/>
+    <w:lsdException w:name="List Table 1 Light Accent 5" w:uiPriority="46"/>
+    <w:lsdException w:name="List Table 2 Accent 5" w:uiPriority="47"/>
+    <w:lsdException w:name="List Table 3 Accent 5" w:uiPriority="48"/>
+    <w:lsdException w:name="List Table 4 Accent 5" w:uiPriority="49"/>
+    <w:lsdException w:name="List Table 5 Dark Accent 5" w:uiPriority="50"/>
+    <w:lsdException w:name="List Table 6 Colorful Accent 5" w:uiPriority="51"/>
+    <w:lsdException w:name="List Table 7 Colorful Accent 5" w:uiPriority="52"/>
+    <w:lsdException w:name="List Table 1 Light Accent 6" w:uiPriority="46"/>
+    <w:lsdException w:name="List Table 2 Accent 6" w:uiPriority="47"/>
+    <w:lsdException w:name="List Table 3 Accent 6" w:uiPriority="48"/>
+    <w:lsdException w:name="List Table 4 Accent 6" w:uiPriority="49"/>
+    <w:lsdException w:name="List Table 5 Dark Accent 6" w:uiPriority="50"/>
+    <w:lsdException w:name="List Table 6 Colorful Accent 6" w:uiPriority="51"/>
+    <w:lsdException w:name="List Table 7 Colorful Accent 6" w:uiPriority="52"/>
+    <w:lsdException w:name="Mention" w:semiHidden="1" w:unhideWhenUsed="1"/>
+    <w:lsdException w:name="Smart Hyperlink" w:semiHidden="1" w:unhideWhenUsed="1"/>
+    <w:lsdException w:name="Hashtag" w:semiHidden="1" w:unhideWhenUsed="1"/>
+    <w:lsdException w:name="Unresolved Mention" w:semiHidden="1" w:unhideWhenUsed="1"/>
+    <w:lsdException w:name="Smart Link" w:semiHidden="1" w:unhideWhenUsed="1"/>
+  </w:latentStyles>
+  <w:style w:type="paragraph" w:default="1" w:styleId="Normal">
+    <w:name w:val="Normal"/>
     <w:qFormat/>
-    <w:rPr>
-      <w:sz w:val="56"/>
-      <w:szCs w:val="56"/>
-    </w:rPr>
   </w:style>
   <w:style w:type="paragraph" w:styleId="Heading1">
-    <w:name w:val="Heading 1"/>
-    <w:basedOn w:val="Normal"/>
-    <w:next w:val="Normal"/>
+    <w:name w:val="heading 1"/>
+    <w:uiPriority w:val="9"/>
     <w:qFormat/>
+    <w:pPr>
+      <w:spacing w:before="200" w:after="160"/>
+      <w:outlineLvl w:val="0"/>
+    </w:pPr>
     <w:rPr>
-      <w:color w:val="2E74B5"/>
+      <w:b/>
+      <w:bCs/>
+      <w:color w:val="1F7A4D"/>
       <w:sz w:val="32"/>
       <w:szCs w:val="32"/>
     </w:rPr>
   </w:style>
   <w:style w:type="paragraph" w:styleId="Heading2">
-    <w:name w:val="Heading 2"/>
-    <w:basedOn w:val="Normal"/>
-    <w:next w:val="Normal"/>
+    <w:name w:val="heading 2"/>
+    <w:uiPriority w:val="9"/>
+    <w:unhideWhenUsed/>
     <w:qFormat/>
+    <w:pPr>
+      <w:spacing w:before="160" w:after="120"/>
+      <w:outlineLvl w:val="1"/>
+    </w:pPr>
     <w:rPr>
-      <w:color w:val="2E74B5"/>
+      <w:b/>
+      <w:bCs/>
+      <w:color w:val="C2410C"/>
       <w:sz w:val="26"/>
       <w:szCs w:val="26"/>
     </w:rPr>
   </w:style>
   <w:style w:type="paragraph" w:styleId="Heading3">
-    <w:name w:val="Heading 3"/>
-    <w:basedOn w:val="Normal"/>
-    <w:next w:val="Normal"/>
+    <w:name w:val="heading 3"/>
+    <w:uiPriority w:val="9"/>
+    <w:semiHidden/>
+    <w:unhideWhenUsed/>
     <w:qFormat/>
+    <w:pPr>
+      <w:outlineLvl w:val="2"/>
+    </w:pPr>
     <w:rPr>
       <w:color w:val="1F4D78"/>
       <w:sz w:val="24"/>
@@ -2194,10 +2853,14 @@
     </w:rPr>
   </w:style>
   <w:style w:type="paragraph" w:styleId="Heading4">
-    <w:name w:val="Heading 4"/>
-    <w:basedOn w:val="Normal"/>
-    <w:next w:val="Normal"/>
+    <w:name w:val="heading 4"/>
+    <w:uiPriority w:val="9"/>
+    <w:semiHidden/>
+    <w:unhideWhenUsed/>
     <w:qFormat/>
+    <w:pPr>
+      <w:outlineLvl w:val="3"/>
+    </w:pPr>
     <w:rPr>
       <w:i/>
       <w:iCs/>
@@ -2205,27 +2868,69 @@
     </w:rPr>
   </w:style>
   <w:style w:type="paragraph" w:styleId="Heading5">
-    <w:name w:val="Heading 5"/>
-    <w:basedOn w:val="Normal"/>
-    <w:next w:val="Normal"/>
+    <w:name w:val="heading 5"/>
+    <w:uiPriority w:val="9"/>
+    <w:semiHidden/>
+    <w:unhideWhenUsed/>
     <w:qFormat/>
+    <w:pPr>
+      <w:outlineLvl w:val="4"/>
+    </w:pPr>
     <w:rPr>
       <w:color w:val="2E74B5"/>
     </w:rPr>
   </w:style>
   <w:style w:type="paragraph" w:styleId="Heading6">
-    <w:name w:val="Heading 6"/>
-    <w:basedOn w:val="Normal"/>
-    <w:next w:val="Normal"/>
+    <w:name w:val="heading 6"/>
+    <w:uiPriority w:val="9"/>
+    <w:semiHidden/>
+    <w:unhideWhenUsed/>
     <w:qFormat/>
+    <w:pPr>
+      <w:outlineLvl w:val="5"/>
+    </w:pPr>
     <w:rPr>
       <w:color w:val="1F4D78"/>
     </w:rPr>
   </w:style>
-  <w:style w:type="paragraph" w:styleId="Strong">
-    <w:name w:val="Strong"/>
-    <w:basedOn w:val="Normal"/>
-    <w:next w:val="Normal"/>
+  <w:style w:type="character" w:default="1" w:styleId="DefaultParagraphFont">
+    <w:name w:val="Default Paragraph Font"/>
+    <w:uiPriority w:val="1"/>
+    <w:semiHidden/>
+    <w:unhideWhenUsed/>
+  </w:style>
+  <w:style w:type="table" w:default="1" w:styleId="TableNormal">
+    <w:name w:val="Normal Table"/>
+    <w:uiPriority w:val="99"/>
+    <w:semiHidden/>
+    <w:unhideWhenUsed/>
+    <w:tblPr>
+      <w:tblInd w:w="0" w:type="dxa"/>
+      <w:tblCellMar>
+        <w:top w:w="0" w:type="dxa"/>
+        <w:left w:w="108" w:type="dxa"/>
+        <w:bottom w:w="0" w:type="dxa"/>
+        <w:right w:w="108" w:type="dxa"/>
+      </w:tblCellMar>
+    </w:tblPr>
+  </w:style>
+  <w:style w:type="numbering" w:default="1" w:styleId="NoList">
+    <w:name w:val="No List"/>
+    <w:uiPriority w:val="99"/>
+    <w:semiHidden/>
+    <w:unhideWhenUsed/>
+  </w:style>
+  <w:style w:type="paragraph" w:styleId="Title">
+    <w:name w:val="Title"/>
+    <w:uiPriority w:val="10"/>
+    <w:qFormat/>
+    <w:rPr>
+      <w:sz w:val="56"/>
+      <w:szCs w:val="56"/>
+    </w:rPr>
+  </w:style>
+  <w:style w:type="paragraph" w:customStyle="1" w:styleId="Strong1">
+    <w:name w:val="Strong1"/>
     <w:qFormat/>
     <w:rPr>
       <w:b/>
@@ -2234,12 +2939,10 @@
   </w:style>
   <w:style w:type="paragraph" w:styleId="ListParagraph">
     <w:name w:val="List Paragraph"/>
-    <w:basedOn w:val="Normal"/>
     <w:qFormat/>
   </w:style>
   <w:style w:type="character" w:styleId="Hyperlink">
     <w:name w:val="Hyperlink"/>
-    <w:basedOn w:val="DefaultParagraphFont"/>
     <w:uiPriority w:val="99"/>
     <w:unhideWhenUsed/>
     <w:rPr>
@@ -2249,7 +2952,6 @@
   </w:style>
   <w:style w:type="character" w:styleId="FootnoteReference">
     <w:name w:val="footnote reference"/>
-    <w:basedOn w:val="DefaultParagraphFont"/>
     <w:uiPriority w:val="99"/>
     <w:semiHidden/>
     <w:unhideWhenUsed/>
@@ -2259,22 +2961,17 @@
   </w:style>
   <w:style w:type="paragraph" w:styleId="FootnoteText">
     <w:name w:val="footnote text"/>
-    <w:basedOn w:val="Normal"/>
     <w:link w:val="FootnoteTextChar"/>
     <w:uiPriority w:val="99"/>
     <w:semiHidden/>
     <w:unhideWhenUsed/>
-    <w:pPr>
-      <w:spacing w:after="0" w:line="240" w:lineRule="auto"/>
-    </w:pPr>
     <w:rPr>
       <w:sz w:val="20"/>
       <w:szCs w:val="20"/>
     </w:rPr>
   </w:style>
-  <w:style w:type="character" w:styleId="FootnoteTextChar">
+  <w:style w:type="character" w:customStyle="1" w:styleId="FootnoteTextChar">
     <w:name w:val="Footnote Text Char"/>
-    <w:basedOn w:val="DefaultParagraphFont"/>
     <w:link w:val="FootnoteText"/>
     <w:uiPriority w:val="99"/>
     <w:semiHidden/>
@@ -2286,7 +2983,6 @@
   </w:style>
   <w:style w:type="character" w:styleId="EndnoteReference">
     <w:name w:val="endnote reference"/>
-    <w:basedOn w:val="DefaultParagraphFont"/>
     <w:uiPriority w:val="99"/>
     <w:semiHidden/>
     <w:unhideWhenUsed/>
@@ -2296,22 +2992,17 @@
   </w:style>
   <w:style w:type="paragraph" w:styleId="EndnoteText">
     <w:name w:val="endnote text"/>
-    <w:basedOn w:val="Normal"/>
     <w:link w:val="EndnoteTextChar"/>
     <w:uiPriority w:val="99"/>
     <w:semiHidden/>
     <w:unhideWhenUsed/>
-    <w:pPr>
-      <w:spacing w:after="0" w:line="240" w:lineRule="auto"/>
-    </w:pPr>
     <w:rPr>
       <w:sz w:val="20"/>
       <w:szCs w:val="20"/>
     </w:rPr>
   </w:style>
-  <w:style w:type="character" w:styleId="EndnoteTextChar">
+  <w:style w:type="character" w:customStyle="1" w:styleId="EndnoteTextChar">
     <w:name w:val="Endnote Text Char"/>
-    <w:basedOn w:val="DefaultParagraphFont"/>
     <w:link w:val="EndnoteText"/>
     <w:uiPriority w:val="99"/>
     <w:semiHidden/>
@@ -2321,41 +3012,320 @@
       <w:szCs w:val="20"/>
     </w:rPr>
   </w:style>
-  <w:style w:type="paragraph" w:styleId="Heading1">
-    <w:name w:val="Heading 1"/>
-    <w:basedOn w:val="Normal"/>
-    <w:next w:val="Normal"/>
-    <w:qFormat/>
-    <w:pPr>
-      <w:spacing w:after="160" w:before="200"/>
-      <w:outlineLvl w:val="0"/>
-    </w:pPr>
-    <w:rPr>
-      <w:rFonts w:ascii="Arial" w:cs="Arial" w:eastAsia="Arial" w:hAnsi="Arial"/>
-      <w:b/>
-      <w:bCs/>
-      <w:color w:val="1F7A4D"/>
-      <w:sz w:val="32"/>
-      <w:szCs w:val="32"/>
-    </w:rPr>
-  </w:style>
-  <w:style w:type="paragraph" w:styleId="Heading2">
-    <w:name w:val="Heading 2"/>
-    <w:basedOn w:val="Normal"/>
-    <w:next w:val="Normal"/>
-    <w:qFormat/>
-    <w:pPr>
-      <w:spacing w:after="120" w:before="160"/>
-      <w:outlineLvl w:val="1"/>
-    </w:pPr>
-    <w:rPr>
-      <w:rFonts w:ascii="Arial" w:cs="Arial" w:eastAsia="Arial" w:hAnsi="Arial"/>
-      <w:b/>
-      <w:bCs/>
-      <w:color w:val="C2410C"/>
-      <w:sz w:val="26"/>
-      <w:szCs w:val="26"/>
-    </w:rPr>
-  </w:style>
 </w:styles>
+</file>
+
+<file path=word/theme/theme1.xml><?xml version="1.0" encoding="utf-8"?>
+<a:theme xmlns:a="http://schemas.openxmlformats.org/drawingml/2006/main" name="Office Theme">
+  <a:themeElements>
+    <a:clrScheme name="Office">
+      <a:dk1>
+        <a:sysClr val="windowText" lastClr="000000"/>
+      </a:dk1>
+      <a:lt1>
+        <a:sysClr val="window" lastClr="FFFFFF"/>
+      </a:lt1>
+      <a:dk2>
+        <a:srgbClr val="0E2841"/>
+      </a:dk2>
+      <a:lt2>
+        <a:srgbClr val="E8E8E8"/>
+      </a:lt2>
+      <a:accent1>
+        <a:srgbClr val="156082"/>
+      </a:accent1>
+      <a:accent2>
+        <a:srgbClr val="E97132"/>
+      </a:accent2>
+      <a:accent3>
+        <a:srgbClr val="196B24"/>
+      </a:accent3>
+      <a:accent4>
+        <a:srgbClr val="0F9ED5"/>
+      </a:accent4>
+      <a:accent5>
+        <a:srgbClr val="A02B93"/>
+      </a:accent5>
+      <a:accent6>
+        <a:srgbClr val="4EA72E"/>
+      </a:accent6>
+      <a:hlink>
+        <a:srgbClr val="467886"/>
+      </a:hlink>
+      <a:folHlink>
+        <a:srgbClr val="96607D"/>
+      </a:folHlink>
+    </a:clrScheme>
+    <a:fontScheme name="Office">
+      <a:majorFont>
+        <a:latin typeface="Aptos Display" panose="02110004020202020204"/>
+        <a:ea typeface=""/>
+        <a:cs typeface=""/>
+        <a:font script="Jpan" typeface="游ゴシック Light"/>
+        <a:font script="Hang" typeface="맑은 고딕"/>
+        <a:font script="Hans" typeface="等线 Light"/>
+        <a:font script="Hant" typeface="新細明體"/>
+        <a:font script="Arab" typeface="Times New Roman"/>
+        <a:font script="Hebr" typeface="Times New Roman"/>
+        <a:font script="Thai" typeface="Angsana New"/>
+        <a:font script="Ethi" typeface="Nyala"/>
+        <a:font script="Beng" typeface="Vrinda"/>
+        <a:font script="Gujr" typeface="Shruti"/>
+        <a:font script="Khmr" typeface="MoolBoran"/>
+        <a:font script="Knda" typeface="Tunga"/>
+        <a:font script="Guru" typeface="Raavi"/>
+        <a:font script="Cans" typeface="Euphemia"/>
+        <a:font script="Cher" typeface="Plantagenet Cherokee"/>
+        <a:font script="Yiii" typeface="Microsoft Yi Baiti"/>
+        <a:font script="Tibt" typeface="Microsoft Himalaya"/>
+        <a:font script="Thaa" typeface="MV Boli"/>
+        <a:font script="Deva" typeface="Mangal"/>
+        <a:font script="Telu" typeface="Gautami"/>
+        <a:font script="Taml" typeface="Latha"/>
+        <a:font script="Syrc" typeface="Estrangelo Edessa"/>
+        <a:font script="Orya" typeface="Kalinga"/>
+        <a:font script="Mlym" typeface="Kartika"/>
+        <a:font script="Laoo" typeface="DokChampa"/>
+        <a:font script="Sinh" typeface="Iskoola Pota"/>
+        <a:font script="Mong" typeface="Mongolian Baiti"/>
+        <a:font script="Viet" typeface="Times New Roman"/>
+        <a:font script="Uigh" typeface="Microsoft Uighur"/>
+        <a:font script="Geor" typeface="Sylfaen"/>
+        <a:font script="Armn" typeface="Arial"/>
+        <a:font script="Bugi" typeface="Leelawadee UI"/>
+        <a:font script="Bopo" typeface="Microsoft JhengHei"/>
+        <a:font script="Java" typeface="Javanese Text"/>
+        <a:font script="Lisu" typeface="Segoe UI"/>
+        <a:font script="Mymr" typeface="Myanmar Text"/>
+        <a:font script="Nkoo" typeface="Ebrima"/>
+        <a:font script="Olck" typeface="Nirmala UI"/>
+        <a:font script="Osma" typeface="Ebrima"/>
+        <a:font script="Phag" typeface="Phagspa"/>
+        <a:font script="Syrn" typeface="Estrangelo Edessa"/>
+        <a:font script="Syrj" typeface="Estrangelo Edessa"/>
+        <a:font script="Syre" typeface="Estrangelo Edessa"/>
+        <a:font script="Sora" typeface="Nirmala UI"/>
+        <a:font script="Tale" typeface="Microsoft Tai Le"/>
+        <a:font script="Talu" typeface="Microsoft New Tai Lue"/>
+        <a:font script="Tfng" typeface="Ebrima"/>
+      </a:majorFont>
+      <a:minorFont>
+        <a:latin typeface="Aptos" panose="02110004020202020204"/>
+        <a:ea typeface=""/>
+        <a:cs typeface=""/>
+        <a:font script="Jpan" typeface="游明朝"/>
+        <a:font script="Hang" typeface="맑은 고딕"/>
+        <a:font script="Hans" typeface="等线"/>
+        <a:font script="Hant" typeface="新細明體"/>
+        <a:font script="Arab" typeface="Arial"/>
+        <a:font script="Hebr" typeface="Arial"/>
+        <a:font script="Thai" typeface="Cordia New"/>
+        <a:font script="Ethi" typeface="Nyala"/>
+        <a:font script="Beng" typeface="Vrinda"/>
+        <a:font script="Gujr" typeface="Shruti"/>
+        <a:font script="Khmr" typeface="DaunPenh"/>
+        <a:font script="Knda" typeface="Tunga"/>
+        <a:font script="Guru" typeface="Raavi"/>
+        <a:font script="Cans" typeface="Euphemia"/>
+        <a:font script="Cher" typeface="Plantagenet Cherokee"/>
+        <a:font script="Yiii" typeface="Microsoft Yi Baiti"/>
+        <a:font script="Tibt" typeface="Microsoft Himalaya"/>
+        <a:font script="Thaa" typeface="MV Boli"/>
+        <a:font script="Deva" typeface="Mangal"/>
+        <a:font script="Telu" typeface="Gautami"/>
+        <a:font script="Taml" typeface="Latha"/>
+        <a:font script="Syrc" typeface="Estrangelo Edessa"/>
+        <a:font script="Orya" typeface="Kalinga"/>
+        <a:font script="Mlym" typeface="Kartika"/>
+        <a:font script="Laoo" typeface="DokChampa"/>
+        <a:font script="Sinh" typeface="Iskoola Pota"/>
+        <a:font script="Mong" typeface="Mongolian Baiti"/>
+        <a:font script="Viet" typeface="Arial"/>
+        <a:font script="Uigh" typeface="Microsoft Uighur"/>
+        <a:font script="Geor" typeface="Sylfaen"/>
+        <a:font script="Armn" typeface="Arial"/>
+        <a:font script="Bugi" typeface="Leelawadee UI"/>
+        <a:font script="Bopo" typeface="Microsoft JhengHei"/>
+        <a:font script="Java" typeface="Javanese Text"/>
+        <a:font script="Lisu" typeface="Segoe UI"/>
+        <a:font script="Mymr" typeface="Myanmar Text"/>
+        <a:font script="Nkoo" typeface="Ebrima"/>
+        <a:font script="Olck" typeface="Nirmala UI"/>
+        <a:font script="Osma" typeface="Ebrima"/>
+        <a:font script="Phag" typeface="Phagspa"/>
+        <a:font script="Syrn" typeface="Estrangelo Edessa"/>
+        <a:font script="Syrj" typeface="Estrangelo Edessa"/>
+        <a:font script="Syre" typeface="Estrangelo Edessa"/>
+        <a:font script="Sora" typeface="Nirmala UI"/>
+        <a:font script="Tale" typeface="Microsoft Tai Le"/>
+        <a:font script="Talu" typeface="Microsoft New Tai Lue"/>
+        <a:font script="Tfng" typeface="Ebrima"/>
+      </a:minorFont>
+    </a:fontScheme>
+    <a:fmtScheme name="Office">
+      <a:fillStyleLst>
+        <a:solidFill>
+          <a:schemeClr val="phClr"/>
+        </a:solidFill>
+        <a:gradFill rotWithShape="1">
+          <a:gsLst>
+            <a:gs pos="0">
+              <a:schemeClr val="phClr">
+                <a:lumMod val="110000"/>
+                <a:satMod val="105000"/>
+                <a:tint val="67000"/>
+              </a:schemeClr>
+            </a:gs>
+            <a:gs pos="50000">
+              <a:schemeClr val="phClr">
+                <a:lumMod val="105000"/>
+                <a:satMod val="103000"/>
+                <a:tint val="73000"/>
+              </a:schemeClr>
+            </a:gs>
+            <a:gs pos="100000">
+              <a:schemeClr val="phClr">
+                <a:lumMod val="105000"/>
+                <a:satMod val="109000"/>
+                <a:tint val="81000"/>
+              </a:schemeClr>
+            </a:gs>
+          </a:gsLst>
+          <a:lin ang="5400000" scaled="0"/>
+        </a:gradFill>
+        <a:gradFill rotWithShape="1">
+          <a:gsLst>
+            <a:gs pos="0">
+              <a:schemeClr val="phClr">
+                <a:satMod val="103000"/>
+                <a:lumMod val="102000"/>
+                <a:tint val="94000"/>
+              </a:schemeClr>
+            </a:gs>
+            <a:gs pos="50000">
+              <a:schemeClr val="phClr">
+                <a:satMod val="110000"/>
+                <a:lumMod val="100000"/>
+                <a:shade val="100000"/>
+              </a:schemeClr>
+            </a:gs>
+            <a:gs pos="100000">
+              <a:schemeClr val="phClr">
+                <a:lumMod val="99000"/>
+                <a:satMod val="120000"/>
+                <a:shade val="78000"/>
+              </a:schemeClr>
+            </a:gs>
+          </a:gsLst>
+          <a:lin ang="5400000" scaled="0"/>
+        </a:gradFill>
+      </a:fillStyleLst>
+      <a:lnStyleLst>
+        <a:ln w="12700" cap="flat" cmpd="sng" algn="ctr">
+          <a:solidFill>
+            <a:schemeClr val="phClr"/>
+          </a:solidFill>
+          <a:prstDash val="solid"/>
+          <a:miter lim="800000"/>
+        </a:ln>
+        <a:ln w="19050" cap="flat" cmpd="sng" algn="ctr">
+          <a:solidFill>
+            <a:schemeClr val="phClr"/>
+          </a:solidFill>
+          <a:prstDash val="solid"/>
+          <a:miter lim="800000"/>
+        </a:ln>
+        <a:ln w="25400" cap="flat" cmpd="sng" algn="ctr">
+          <a:solidFill>
+            <a:schemeClr val="phClr"/>
+          </a:solidFill>
+          <a:prstDash val="solid"/>
+          <a:miter lim="800000"/>
+        </a:ln>
+      </a:lnStyleLst>
+      <a:effectStyleLst>
+        <a:effectStyle>
+          <a:effectLst/>
+        </a:effectStyle>
+        <a:effectStyle>
+          <a:effectLst/>
+        </a:effectStyle>
+        <a:effectStyle>
+          <a:effectLst>
+            <a:outerShdw blurRad="57150" dist="19050" dir="5400000" algn="ctr" rotWithShape="0">
+              <a:srgbClr val="000000">
+                <a:alpha val="63000"/>
+              </a:srgbClr>
+            </a:outerShdw>
+          </a:effectLst>
+        </a:effectStyle>
+      </a:effectStyleLst>
+      <a:bgFillStyleLst>
+        <a:solidFill>
+          <a:schemeClr val="phClr"/>
+        </a:solidFill>
+        <a:solidFill>
+          <a:schemeClr val="phClr">
+            <a:tint val="95000"/>
+            <a:satMod val="170000"/>
+          </a:schemeClr>
+        </a:solidFill>
+        <a:gradFill rotWithShape="1">
+          <a:gsLst>
+            <a:gs pos="0">
+              <a:schemeClr val="phClr">
+                <a:tint val="93000"/>
+                <a:satMod val="150000"/>
+                <a:shade val="98000"/>
+                <a:lumMod val="102000"/>
+              </a:schemeClr>
+            </a:gs>
+            <a:gs pos="50000">
+              <a:schemeClr val="phClr">
+                <a:tint val="98000"/>
+                <a:satMod val="130000"/>
+                <a:shade val="90000"/>
+                <a:lumMod val="103000"/>
+              </a:schemeClr>
+            </a:gs>
+            <a:gs pos="100000">
+              <a:schemeClr val="phClr">
+                <a:shade val="63000"/>
+                <a:satMod val="120000"/>
+              </a:schemeClr>
+            </a:gs>
+          </a:gsLst>
+          <a:lin ang="5400000" scaled="0"/>
+        </a:gradFill>
+      </a:bgFillStyleLst>
+    </a:fmtScheme>
+  </a:themeElements>
+  <a:objectDefaults>
+    <a:lnDef>
+      <a:spPr/>
+      <a:bodyPr/>
+      <a:lstStyle/>
+      <a:style>
+        <a:lnRef idx="2">
+          <a:schemeClr val="accent1"/>
+        </a:lnRef>
+        <a:fillRef idx="0">
+          <a:schemeClr val="accent1"/>
+        </a:fillRef>
+        <a:effectRef idx="1">
+          <a:schemeClr val="accent1"/>
+        </a:effectRef>
+        <a:fontRef idx="minor">
+          <a:schemeClr val="tx1"/>
+        </a:fontRef>
+      </a:style>
+    </a:lnDef>
+  </a:objectDefaults>
+  <a:extraClrSchemeLst/>
+  <a:extLst>
+    <a:ext uri="{05A4C25C-085E-4340-85A3-A5531E510DB2}">
+      <thm15:themeFamily xmlns:thm15="http://schemas.microsoft.com/office/thememl/2012/main" name="Office Theme" id="{2E142A2C-CD16-42D6-873A-C26D2A0506FA}" vid="{1BDDFF52-6CD6-40A5-AB3C-68EB2F1E4D0A}"/>
+    </a:ext>
+  </a:extLst>
+</a:theme>
 </file>
--- a/docs/huong-dan/nhap-lieu-bang-excel/Huong-dan-nhap-lieu-bang-Excel.docx
+++ b/docs/huong-dan/nhap-lieu-bang-excel/Huong-dan-nhap-lieu-bang-Excel.docx
@@ -1,14 +1,14 @@
 
 <file path=word/document.xml><?xml version="1.0" encoding="utf-8"?>
-<w:document xmlns:wpc="http://schemas.microsoft.com/office/word/2010/wordprocessingCanvas" xmlns:cx="http://schemas.microsoft.com/office/drawing/2014/chartex" xmlns:cx1="http://schemas.microsoft.com/office/drawing/2015/9/8/chartex" xmlns:cx2="http://schemas.microsoft.com/office/drawing/2015/10/21/chartex" xmlns:cx3="http://schemas.microsoft.com/office/drawing/2016/5/9/chartex" xmlns:cx4="http://schemas.microsoft.com/office/drawing/2016/5/10/chartex" xmlns:cx5="http://schemas.microsoft.com/office/drawing/2016/5/11/chartex" xmlns:cx6="http://schemas.microsoft.com/office/drawing/2016/5/12/chartex" xmlns:cx7="http://schemas.microsoft.com/office/drawing/2016/5/13/chartex" xmlns:cx8="http://schemas.microsoft.com/office/drawing/2016/5/14/chartex" xmlns:mc="http://schemas.openxmlformats.org/markup-compatibility/2006" xmlns:aink="http://schemas.microsoft.com/office/drawing/2016/ink" xmlns:am3d="http://schemas.microsoft.com/office/drawing/2017/model3d" xmlns:o="urn:schemas-microsoft-com:office:office" xmlns:oel="http://schemas.microsoft.com/office/2019/extlst" xmlns:r="http://schemas.openxmlformats.org/officeDocument/2006/relationships" xmlns:m="http://schemas.openxmlformats.org/officeDocument/2006/math" xmlns:v="urn:schemas-microsoft-com:vml" xmlns:wp14="http://schemas.microsoft.com/office/word/2010/wordprocessingDrawing" xmlns:wp="http://schemas.openxmlformats.org/drawingml/2006/wordprocessingDrawing" xmlns:w10="urn:schemas-microsoft-com:office:word" xmlns:w="http://schemas.openxmlformats.org/wordprocessingml/2006/main" xmlns:w14="http://schemas.microsoft.com/office/word/2010/wordml" xmlns:w15="http://schemas.microsoft.com/office/word/2012/wordml" xmlns:w16cex="http://schemas.microsoft.com/office/word/2018/wordml/cex" xmlns:w16cid="http://schemas.microsoft.com/office/word/2016/wordml/cid" xmlns:w16="http://schemas.microsoft.com/office/word/2018/wordml" xmlns:w16du="http://schemas.microsoft.com/office/word/2023/wordml/word16du" xmlns:w16sdtdh="http://schemas.microsoft.com/office/word/2020/wordml/sdtdatahash" xmlns:w16sdtfl="http://schemas.microsoft.com/office/word/2024/wordml/sdtformatlock" xmlns:w16se="http://schemas.microsoft.com/office/word/2015/wordml/symex" xmlns:wpg="http://schemas.microsoft.com/office/word/2010/wordprocessingGroup" xmlns:wpi="http://schemas.microsoft.com/office/word/2010/wordprocessingInk" xmlns:wne="http://schemas.microsoft.com/office/word/2006/wordml" xmlns:wps="http://schemas.microsoft.com/office/word/2010/wordprocessingShape" mc:Ignorable="w14 w15 w16se w16cid w16 w16cex w16sdtdh w16sdtfl w16du wp14">
+<w:document xmlns:wpc="http://schemas.microsoft.com/office/word/2010/wordprocessingCanvas" xmlns:mc="http://schemas.openxmlformats.org/markup-compatibility/2006" xmlns:o="urn:schemas-microsoft-com:office:office" xmlns:r="http://schemas.openxmlformats.org/officeDocument/2006/relationships" xmlns:m="http://schemas.openxmlformats.org/officeDocument/2006/math" xmlns:v="urn:schemas-microsoft-com:vml" xmlns:wp14="http://schemas.microsoft.com/office/word/2010/wordprocessingDrawing" xmlns:wp="http://schemas.openxmlformats.org/drawingml/2006/wordprocessingDrawing" xmlns:w10="urn:schemas-microsoft-com:office:word" xmlns:w="http://schemas.openxmlformats.org/wordprocessingml/2006/main" xmlns:w14="http://schemas.microsoft.com/office/word/2010/wordml" xmlns:w15="http://schemas.microsoft.com/office/word/2012/wordml" xmlns:wpg="http://schemas.microsoft.com/office/word/2010/wordprocessingGroup" xmlns:wpi="http://schemas.microsoft.com/office/word/2010/wordprocessingInk" xmlns:wne="http://schemas.microsoft.com/office/word/2006/wordml" xmlns:wps="http://schemas.microsoft.com/office/word/2010/wordprocessingShape" xmlns:cx="http://schemas.microsoft.com/office/drawing/2014/chartex" xmlns:cx1="http://schemas.microsoft.com/office/drawing/2015/9/8/chartex" xmlns:cx2="http://schemas.microsoft.com/office/drawing/2015/10/21/chartex" xmlns:cx3="http://schemas.microsoft.com/office/drawing/2016/5/9/chartex" xmlns:cx4="http://schemas.microsoft.com/office/drawing/2016/5/10/chartex" xmlns:cx5="http://schemas.microsoft.com/office/drawing/2016/5/11/chartex" xmlns:cx6="http://schemas.microsoft.com/office/drawing/2016/5/12/chartex" xmlns:cx7="http://schemas.microsoft.com/office/drawing/2016/5/13/chartex" xmlns:cx8="http://schemas.microsoft.com/office/drawing/2016/5/14/chartex" xmlns:aink="http://schemas.microsoft.com/office/drawing/2016/ink" xmlns:am3d="http://schemas.microsoft.com/office/drawing/2017/model3d" xmlns:w16cex="http://schemas.microsoft.com/office/word/2018/wordml/cex" xmlns:w16cid="http://schemas.microsoft.com/office/word/2016/wordml/cid" xmlns:w16="http://schemas.microsoft.com/office/word/2018/wordml" xmlns:w16sdtdh="http://schemas.microsoft.com/office/word/2020/wordml/sdtdatahash" xmlns:w16se="http://schemas.microsoft.com/office/word/2015/wordml/symex" mc:Ignorable="w14 w15 wp14">
   <w:body>
     <w:p>
       <w:pPr>
         <w:pStyle w:val="Heading1"/>
-        <w:spacing w:before="80" w:after="80"/>
-      </w:pPr>
-      <w:r>
-        <w:t>Hướng dẫn nhập liệu bằng Excel</w:t>
+        <w:spacing w:after="80" w:before="80"/>
+      </w:pPr>
+      <w:r>
+        <w:t xml:space="preserve">Hướng dẫn nhập liệu bằng Excel</w:t>
       </w:r>
     </w:p>
     <w:p>
@@ -16,7 +16,7 @@
         <w:spacing w:after="200"/>
       </w:pPr>
       <w:r>
-        <w:t>Thay vì gõ tay từng ngày trên web, có thể tải file Excel mẫu về điền rồi nhập lên. Tài liệu này mô tả ba biểu mẫu — Thu mua, Tiêu thụ, Tồn kho — kèm ý nghĩa từng cột và cách xử lý dòng lỗi. Ba file mẫu đính kèm trong thư mục 'mau'. Tài liệu bám theo phiên bản 0.2.75.</w:t>
+        <w:t xml:space="preserve">Thay vì gõ tay từng ngày trên web, có thể tải file Excel mẫu về điền rồi nhập lên. Tài liệu này mô tả ba biểu mẫu — Thu mua, Tiêu thụ, Tồn kho — kèm ý nghĩa từng cột và cách xử lý dòng lỗi. Ba file mẫu đính kèm trong thư mục 'mau'. Tài liệu bám theo phiên bản 0.2.77.</w:t>
       </w:r>
     </w:p>
     <w:p>
@@ -24,7 +24,7 @@
         <w:pStyle w:val="Heading2"/>
       </w:pPr>
       <w:r>
-        <w:t>1. Quy trình chung — bốn bước</w:t>
+        <w:t xml:space="preserve">1. Quy trình chung — bốn bước</w:t>
       </w:r>
     </w:p>
     <w:p>
@@ -39,7 +39,7 @@
         <w:t xml:space="preserve">Vị trí: </w:t>
       </w:r>
       <w:r>
-        <w:t>Màn Báo cáo thu mua / Báo cáo tiêu thụ / Báo cáo tồn kho / Kế hoạch năm</w:t>
+        <w:t xml:space="preserve">Màn Báo cáo thu mua / Báo cáo tiêu thụ / Báo cáo tồn kho / Kế hoạch năm</w:t>
       </w:r>
     </w:p>
     <w:p>
@@ -47,22 +47,19 @@
         <w:spacing w:after="140"/>
       </w:pPr>
       <w:r>
-        <w:t>Bốn màn báo cáo đều có cùng hai nút ở đầu trang. Quy trình giống nhau cho cả ba biểu mẫu: tải mẫu về, điền số, nhập lên xem trước, rồi mới xác nhận ghi.</w:t>
-      </w:r>
-    </w:p>
-    <w:p>
-      <w:pPr>
-        <w:spacing w:before="60" w:after="60"/>
+        <w:t xml:space="preserve">Bốn màn báo cáo đều có cùng hai nút ở đầu trang. Quy trình giống nhau cho cả ba biểu mẫu: tải mẫu về, điền số, nhập lên xem trước, rồi mới xác nhận ghi.</w:t>
+      </w:r>
+    </w:p>
+    <w:p>
+      <w:pPr>
+        <w:spacing w:after="60" w:before="60"/>
         <w:jc w:val="center"/>
       </w:pPr>
       <w:r>
-        <w:rPr>
-          <w:noProof/>
-        </w:rPr>
         <w:drawing>
-          <wp:inline distT="0" distB="0" distL="0" distR="0" wp14:anchorId="126687C9" wp14:editId="0273E1D8">
+          <wp:inline distT="0" distB="0" distL="0" distR="0">
             <wp:extent cx="6191250" cy="3924300"/>
-            <wp:effectExtent l="0" t="0" r="0" b="0"/>
+            <wp:effectExtent t="0" r="0" b="0" l="0"/>
             <wp:docPr id="1" name="img" descr="Ảnh hướng dẫn có đánh số bước" title="img/01-thanh-nut.png"/>
             <wp:cNvGraphicFramePr>
               <a:graphicFrameLocks xmlns:a="http://schemas.openxmlformats.org/drawingml/2006/main" noChangeAspect="1"/>
@@ -71,13 +68,13 @@
               <a:graphicData uri="http://schemas.openxmlformats.org/drawingml/2006/picture">
                 <pic:pic xmlns:pic="http://schemas.openxmlformats.org/drawingml/2006/picture">
                   <pic:nvPicPr>
-                    <pic:cNvPr id="0" name=""/>
+                    <pic:cNvPr id="0" name="" descr=""/>
                     <pic:cNvPicPr>
                       <a:picLocks noChangeAspect="1" noChangeArrowheads="1"/>
                     </pic:cNvPicPr>
                   </pic:nvPicPr>
                   <pic:blipFill>
-                    <a:blip r:embed="rId7"/>
+                    <a:blip r:embed="rId8" cstate="none"/>
                     <a:srcRect/>
                     <a:stretch>
                       <a:fillRect/>
@@ -112,19 +109,19 @@
           <w:sz w:val="17"/>
           <w:szCs w:val="17"/>
         </w:rPr>
-        <w:t>Hình 1. Hai nút Tải mẫu Excel và Nhập từ Excel</w:t>
-      </w:r>
-    </w:p>
-    <w:p>
-      <w:pPr>
-        <w:spacing w:after="80"/>
-      </w:pPr>
-      <w:r>
-        <w:rPr>
-          <w:b/>
-          <w:bCs/>
-        </w:rPr>
-        <w:t>Các bước:</w:t>
+        <w:t xml:space="preserve">Hình 1. Hai nút Tải mẫu Excel và Nhập từ Excel</w:t>
+      </w:r>
+    </w:p>
+    <w:p>
+      <w:pPr>
+        <w:spacing w:after="80"/>
+      </w:pPr>
+      <w:r>
+        <w:rPr>
+          <w:b/>
+          <w:bCs/>
+        </w:rPr>
+        <w:t xml:space="preserve">Các bước:</w:t>
       </w:r>
     </w:p>
     <w:p>
@@ -141,7 +138,7 @@
           <w:b/>
           <w:bCs/>
         </w:rPr>
-        <w:t>Tải mẫu Excel</w:t>
+        <w:t xml:space="preserve">Tải mẫu Excel</w:t>
       </w:r>
       <w:r>
         <w:t xml:space="preserve"> — luôn tải mẫu MỚI từ nút này trước khi điền.</w:t>
@@ -164,7 +161,7 @@
           <w:b/>
           <w:bCs/>
         </w:rPr>
-        <w:t>Không đổi tên cột, không xoá dòng tiêu đề</w:t>
+        <w:t xml:space="preserve">Không đổi tên cột, không xoá dòng tiêu đề</w:t>
       </w:r>
       <w:r>
         <w:t xml:space="preserve"> — hệ thống dò cột theo đúng tên tiêu đề.</w:t>
@@ -184,7 +181,7 @@
           <w:b/>
           <w:bCs/>
         </w:rPr>
-        <w:t>Nhập từ Excel</w:t>
+        <w:t xml:space="preserve">Nhập từ Excel</w:t>
       </w:r>
       <w:r>
         <w:t xml:space="preserve"> → chọn file đã điền. Hệ thống đọc file và mở bảng </w:t>
@@ -194,7 +191,7 @@
           <w:b/>
           <w:bCs/>
         </w:rPr>
-        <w:t>xem trước</w:t>
+        <w:t xml:space="preserve">xem trước</w:t>
       </w:r>
       <w:r>
         <w:t xml:space="preserve"> (chưa ghi gì cả).</w:t>
@@ -217,7 +214,7 @@
           <w:b/>
           <w:bCs/>
         </w:rPr>
-        <w:t>Xác nhận ghi</w:t>
+        <w:t xml:space="preserve">Xác nhận ghi</w:t>
       </w:r>
       <w:r>
         <w:t xml:space="preserve"> — chỉ khi đó số liệu mới vào hệ thống.</w:t>
@@ -225,14 +222,14 @@
     </w:p>
     <w:p>
       <w:pPr>
-        <w:spacing w:before="140" w:after="80"/>
-      </w:pPr>
-      <w:r>
-        <w:rPr>
-          <w:b/>
-          <w:bCs/>
-        </w:rPr>
-        <w:t>Lưu ý:</w:t>
+        <w:spacing w:after="80" w:before="140"/>
+      </w:pPr>
+      <w:r>
+        <w:rPr>
+          <w:b/>
+          <w:bCs/>
+        </w:rPr>
+        <w:t xml:space="preserve">Lưu ý:</w:t>
       </w:r>
     </w:p>
     <w:p>
@@ -249,7 +246,7 @@
           <w:b/>
           <w:bCs/>
         </w:rPr>
-        <w:t>Đừng dùng lại file tải từ lần trước</w:t>
+        <w:t xml:space="preserve">Đừng dùng lại file tải từ lần trước</w:t>
       </w:r>
       <w:r>
         <w:t xml:space="preserve"> — mẫu có thể đã thêm cột; file cũ thiếu cột sẽ nhập thiếu số mà không báo gì.</w:t>
@@ -272,7 +269,7 @@
           <w:b/>
           <w:bCs/>
         </w:rPr>
-        <w:t>File chuẩn luôn là file tải từ nút Tải mẫu Excel</w:t>
+        <w:t xml:space="preserve">File chuẩn luôn là file tải từ nút Tải mẫu Excel</w:t>
       </w:r>
       <w:r>
         <w:t xml:space="preserve"> trên hệ thống.</w:t>
@@ -295,7 +292,7 @@
           <w:b/>
           <w:bCs/>
         </w:rPr>
-        <w:t>không có cột 'Đơn vị'</w:t>
+        <w:t xml:space="preserve">không có cột 'Đơn vị'</w:t>
       </w:r>
       <w:r>
         <w:t xml:space="preserve"> — hệ thống tự gán đúng đơn vị của tài khoản. Tài khoản chuyên viên thì có cột này và phải điền tên đơn vị đúng như trong danh mục.</w:t>
@@ -311,7 +308,6 @@
         <w:spacing w:after="80"/>
       </w:pPr>
       <w:r>
-        <w:lastRenderedPageBreak/>
         <w:t xml:space="preserve">Dữ liệu bắt đầu từ </w:t>
       </w:r>
       <w:r>
@@ -319,7 +315,7 @@
           <w:b/>
           <w:bCs/>
         </w:rPr>
-        <w:t>dòng 7</w:t>
+        <w:t xml:space="preserve">dòng 7</w:t>
       </w:r>
       <w:r>
         <w:t xml:space="preserve"> của file mẫu (dòng 5 là tiêu đề, dòng 6 là đơn vị tính). Điền từ dòng 7 trở xuống, mỗi dòng một bản ghi.</w:t>
@@ -331,8 +327,7 @@
         <w:pageBreakBefore/>
       </w:pPr>
       <w:r>
-        <w:lastRenderedPageBreak/>
-        <w:t>2. Đọc bảng xem trước và xử lý dòng lỗi</w:t>
+        <w:t xml:space="preserve">2. Đọc bảng xem trước và xử lý dòng lỗi</w:t>
       </w:r>
     </w:p>
     <w:p>
@@ -347,7 +342,7 @@
         <w:t xml:space="preserve">Vị trí: </w:t>
       </w:r>
       <w:r>
-        <w:t>Sau khi chọn file ở nút Nhập từ Excel</w:t>
+        <w:t xml:space="preserve">Sau khi chọn file ở nút Nhập từ Excel</w:t>
       </w:r>
     </w:p>
     <w:p>
@@ -355,23 +350,20 @@
         <w:spacing w:after="140"/>
       </w:pPr>
       <w:r>
-        <w:t>Bảng xem trước cho biết hệ thống đọc được gì TRƯỚC khi ghi. Đây là bước quan trọng nhất — soát ở đây rẻ hơn nhiều so với sửa số đã ghi.</w:t>
-      </w:r>
-    </w:p>
-    <w:p>
-      <w:pPr>
-        <w:spacing w:before="60" w:after="60"/>
+        <w:t xml:space="preserve">Bảng xem trước cho biết hệ thống đọc được gì TRƯỚC khi ghi. Đây là bước quan trọng nhất — soát ở đây rẻ hơn nhiều so với sửa số đã ghi.</w:t>
+      </w:r>
+    </w:p>
+    <w:p>
+      <w:pPr>
+        <w:spacing w:after="60" w:before="60"/>
         <w:jc w:val="center"/>
       </w:pPr>
       <w:r>
-        <w:rPr>
-          <w:noProof/>
-        </w:rPr>
         <w:drawing>
-          <wp:inline distT="0" distB="0" distL="0" distR="0" wp14:anchorId="32ABDB4F" wp14:editId="06093641">
+          <wp:inline distT="0" distB="0" distL="0" distR="0">
             <wp:extent cx="6191250" cy="3924300"/>
-            <wp:effectExtent l="0" t="0" r="0" b="0"/>
-            <wp:docPr id="1844791338" name="img" descr="Ảnh hướng dẫn có đánh số bước" title="img/02-xem-truoc.png"/>
+            <wp:effectExtent t="0" r="0" b="0" l="0"/>
+            <wp:docPr id="1" name="img" descr="Ảnh hướng dẫn có đánh số bước" title="img/02-xem-truoc.png"/>
             <wp:cNvGraphicFramePr>
               <a:graphicFrameLocks xmlns:a="http://schemas.openxmlformats.org/drawingml/2006/main" noChangeAspect="1"/>
             </wp:cNvGraphicFramePr>
@@ -379,13 +371,13 @@
               <a:graphicData uri="http://schemas.openxmlformats.org/drawingml/2006/picture">
                 <pic:pic xmlns:pic="http://schemas.openxmlformats.org/drawingml/2006/picture">
                   <pic:nvPicPr>
-                    <pic:cNvPr id="0" name=""/>
+                    <pic:cNvPr id="0" name="" descr=""/>
                     <pic:cNvPicPr>
                       <a:picLocks noChangeAspect="1" noChangeArrowheads="1"/>
                     </pic:cNvPicPr>
                   </pic:nvPicPr>
                   <pic:blipFill>
-                    <a:blip r:embed="rId8"/>
+                    <a:blip r:embed="rId9" cstate="none"/>
                     <a:srcRect/>
                     <a:stretch>
                       <a:fillRect/>
@@ -420,19 +412,19 @@
           <w:sz w:val="17"/>
           <w:szCs w:val="17"/>
         </w:rPr>
-        <w:t>Hình 2. Bảng xem trước — 2 dòng hợp lệ, 1 dòng lỗi</w:t>
-      </w:r>
-    </w:p>
-    <w:p>
-      <w:pPr>
-        <w:spacing w:after="80"/>
-      </w:pPr>
-      <w:r>
-        <w:rPr>
-          <w:b/>
-          <w:bCs/>
-        </w:rPr>
-        <w:t>Các bước:</w:t>
+        <w:t xml:space="preserve">Hình 2. Bảng xem trước — 2 dòng hợp lệ, 1 dòng lỗi</w:t>
+      </w:r>
+    </w:p>
+    <w:p>
+      <w:pPr>
+        <w:spacing w:after="80"/>
+      </w:pPr>
+      <w:r>
+        <w:rPr>
+          <w:b/>
+          <w:bCs/>
+        </w:rPr>
+        <w:t xml:space="preserve">Các bước:</w:t>
       </w:r>
     </w:p>
     <w:p>
@@ -449,7 +441,7 @@
           <w:b/>
           <w:bCs/>
         </w:rPr>
-        <w:t>Dòng tóm tắt</w:t>
+        <w:t xml:space="preserve">Dòng tóm tắt</w:t>
       </w:r>
       <w:r>
         <w:t xml:space="preserve"> — đọc được bao nhiêu dòng, bao nhiêu hợp lệ, bao nhiêu lỗi.</w:t>
@@ -469,7 +461,7 @@
           <w:b/>
           <w:bCs/>
         </w:rPr>
-        <w:t>Cột Trạng thái</w:t>
+        <w:t xml:space="preserve">Cột Trạng thái</w:t>
       </w:r>
       <w:r>
         <w:t xml:space="preserve"> — *Tạo mới* (ngày đó chưa có số) hoặc *Ghi đè* (đã có số, nhập lên sẽ thay).</w:t>
@@ -489,7 +481,7 @@
           <w:b/>
           <w:bCs/>
         </w:rPr>
-        <w:t>Dòng lỗi</w:t>
+        <w:t xml:space="preserve">Dòng lỗi</w:t>
       </w:r>
       <w:r>
         <w:t xml:space="preserve"> tô đỏ; cột </w:t>
@@ -499,7 +491,7 @@
           <w:b/>
           <w:bCs/>
         </w:rPr>
-        <w:t>Ghi chú</w:t>
+        <w:t xml:space="preserve">Ghi chú</w:t>
       </w:r>
       <w:r>
         <w:t xml:space="preserve"> ở cuối bảng (kéo ngang để xem) nói rõ sai ở đâu, vd *Loại mủ: 'SVR 99' không hợp lệ*.</w:t>
@@ -519,7 +511,7 @@
           <w:b/>
           <w:bCs/>
         </w:rPr>
-        <w:t>Xác nhận ghi N dòng</w:t>
+        <w:t xml:space="preserve">Xác nhận ghi N dòng</w:t>
       </w:r>
       <w:r>
         <w:t xml:space="preserve"> — số N chỉ đếm dòng HỢP LỆ. Dòng lỗi bị bỏ qua, không ghi gì.</w:t>
@@ -527,14 +519,14 @@
     </w:p>
     <w:p>
       <w:pPr>
-        <w:spacing w:before="140" w:after="80"/>
-      </w:pPr>
-      <w:r>
-        <w:rPr>
-          <w:b/>
-          <w:bCs/>
-        </w:rPr>
-        <w:t>Lưu ý:</w:t>
+        <w:spacing w:after="80" w:before="140"/>
+      </w:pPr>
+      <w:r>
+        <w:rPr>
+          <w:b/>
+          <w:bCs/>
+        </w:rPr>
+        <w:t xml:space="preserve">Lưu ý:</w:t>
       </w:r>
     </w:p>
     <w:p>
@@ -554,10 +546,10 @@
           <w:b/>
           <w:bCs/>
         </w:rPr>
-        <w:t>không bị nhân đôi</w:t>
-      </w:r>
-      <w:r>
-        <w:t>.</w:t>
+        <w:t xml:space="preserve">không bị nhân đôi</w:t>
+      </w:r>
+      <w:r>
+        <w:t xml:space="preserve">.</w:t>
       </w:r>
     </w:p>
     <w:p>
@@ -577,7 +569,7 @@
           <w:b/>
           <w:bCs/>
         </w:rPr>
-        <w:t>Dòng</w:t>
+        <w:t xml:space="preserve">Dòng</w:t>
       </w:r>
       <w:r>
         <w:t xml:space="preserve"> là số dòng trong file Excel, dùng để tìm nhanh chỗ cần sửa.</w:t>
@@ -600,7 +592,7 @@
           <w:b/>
           <w:bCs/>
         </w:rPr>
-        <w:t>giá trị hệ thống</w:t>
+        <w:t xml:space="preserve">giá trị hệ thống</w:t>
       </w:r>
       <w:r>
         <w:t xml:space="preserve"> của các cột chọn từ danh sách (vd *sales* / *sales_own*, *long_term*, *export*) chứ không phải nhãn tiếng Việt. Đây chỉ là cách hiển thị; số liệu ghi vào vẫn đúng.</w:t>
@@ -623,7 +615,7 @@
           <w:b/>
           <w:bCs/>
         </w:rPr>
-        <w:t>không</w:t>
+        <w:t xml:space="preserve">không</w:t>
       </w:r>
       <w:r>
         <w:t xml:space="preserve"> làm mất số Tồn kho của cùng ngày và ngược lại.</w:t>
@@ -635,8 +627,7 @@
         <w:pageBreakBefore/>
       </w:pPr>
       <w:r>
-        <w:lastRenderedPageBreak/>
-        <w:t>3. Mẫu Thu mua</w:t>
+        <w:t xml:space="preserve">3. Mẫu Thu mua</w:t>
       </w:r>
     </w:p>
     <w:p>
@@ -651,7 +642,7 @@
         <w:t xml:space="preserve">Vị trí: </w:t>
       </w:r>
       <w:r>
-        <w:t>Báo cáo thu mua → Tải mẫu Excel  ·  file đính kèm: mau/mau-thu-mua.xlsx</w:t>
+        <w:t xml:space="preserve">Báo cáo thu mua → Tải mẫu Excel  ·  file đính kèm: mau/mau-thu-mua.xlsx</w:t>
       </w:r>
     </w:p>
     <w:p>
@@ -659,27 +650,67 @@
         <w:spacing w:after="140"/>
       </w:pPr>
       <w:r>
-        <w:t>Mỗi dòng = một đơn vị trong một ngày. Đơn giá mủ nước và mủ chén nhập ở đây đồng thời ghi vào kho 'Giá mủ nguyên liệu'.</w:t>
-      </w:r>
-    </w:p>
-    <w:p>
-      <w:pPr>
-        <w:spacing w:after="100"/>
-      </w:pPr>
-      <w:r>
-        <w:t>Các cột (dấu * = bắt buộc):</w:t>
-      </w:r>
-    </w:p>
-    <w:p>
-      <w:pPr>
-        <w:spacing w:after="80"/>
-      </w:pPr>
-      <w:r>
-        <w:rPr>
-          <w:b/>
-          <w:bCs/>
-        </w:rPr>
-        <w:t>Các bước:</w:t>
+        <w:t xml:space="preserve">Phần mủ nước / mủ chén: mỗi đơn vị </w:t>
+      </w:r>
+      <w:r>
+        <w:rPr>
+          <w:b/>
+          <w:bCs/>
+        </w:rPr>
+        <w:t xml:space="preserve">một dòng cho một ngày</w:t>
+      </w:r>
+      <w:r>
+        <w:t xml:space="preserve">. Phần </w:t>
+      </w:r>
+      <w:r>
+        <w:rPr>
+          <w:b/>
+          <w:bCs/>
+        </w:rPr>
+        <w:t xml:space="preserve">thu mua thành phẩm</w:t>
+      </w:r>
+      <w:r>
+        <w:t xml:space="preserve"> tính theo </w:t>
+      </w:r>
+      <w:r>
+        <w:rPr>
+          <w:b/>
+          <w:bCs/>
+        </w:rPr>
+        <w:t xml:space="preserve">chủng loại</w:t>
+      </w:r>
+      <w:r>
+        <w:t xml:space="preserve"> — mua mấy chủng loại thì thêm bấy nhiêu dòng cho cùng (đơn vị, ngày), các cột mủ nước/mủ chén chỉ điền ở </w:t>
+      </w:r>
+      <w:r>
+        <w:rPr>
+          <w:b/>
+          <w:bCs/>
+        </w:rPr>
+        <w:t xml:space="preserve">dòng đầu</w:t>
+      </w:r>
+      <w:r>
+        <w:t xml:space="preserve">, dòng sau để trống. Đơn giá mủ nước và mủ chén nhập ở đây đồng thời ghi vào kho 'Giá mủ nguyên liệu'.</w:t>
+      </w:r>
+    </w:p>
+    <w:p>
+      <w:pPr>
+        <w:spacing w:after="100"/>
+      </w:pPr>
+      <w:r>
+        <w:t xml:space="preserve">Các cột (dấu * = bắt buộc):</w:t>
+      </w:r>
+    </w:p>
+    <w:p>
+      <w:pPr>
+        <w:spacing w:after="80"/>
+      </w:pPr>
+      <w:r>
+        <w:rPr>
+          <w:b/>
+          <w:bCs/>
+        </w:rPr>
+        <w:t xml:space="preserve">Các bước:</w:t>
       </w:r>
     </w:p>
     <w:p>
@@ -696,7 +727,7 @@
           <w:b/>
           <w:bCs/>
         </w:rPr>
-        <w:t>Đơn vị</w:t>
+        <w:t xml:space="preserve">Đơn vị</w:t>
       </w:r>
       <w:r>
         <w:t xml:space="preserve"> * — chỉ có ở mẫu của chuyên viên; mẫu của đơn vị thành viên không có cột này.</w:t>
@@ -716,7 +747,7 @@
           <w:b/>
           <w:bCs/>
         </w:rPr>
-        <w:t>Ngày</w:t>
+        <w:t xml:space="preserve">Ngày</w:t>
       </w:r>
       <w:r>
         <w:t xml:space="preserve"> * — dd/mm/yyyy.</w:t>
@@ -736,7 +767,7 @@
           <w:b/>
           <w:bCs/>
         </w:rPr>
-        <w:t>SL thu mua mủ nước</w:t>
+        <w:t xml:space="preserve">SL thu mua mủ nước</w:t>
       </w:r>
       <w:r>
         <w:t xml:space="preserve"> · </w:t>
@@ -746,7 +777,7 @@
           <w:b/>
           <w:bCs/>
         </w:rPr>
-        <w:t>SL thu mua mủ chén</w:t>
+        <w:t xml:space="preserve">SL thu mua mủ chén</w:t>
       </w:r>
       <w:r>
         <w:t xml:space="preserve"> — tấn (quy khô).</w:t>
@@ -766,7 +797,7 @@
           <w:b/>
           <w:bCs/>
         </w:rPr>
-        <w:t>Đơn giá mủ nước</w:t>
+        <w:t xml:space="preserve">Đơn giá mủ nước</w:t>
       </w:r>
       <w:r>
         <w:t xml:space="preserve"> — đồng/độ TSC.</w:t>
@@ -786,7 +817,7 @@
           <w:b/>
           <w:bCs/>
         </w:rPr>
-        <w:t>Đơn giá mủ chén</w:t>
+        <w:t xml:space="preserve">Đơn giá mủ chén</w:t>
       </w:r>
       <w:r>
         <w:t xml:space="preserve"> — đồng/độ; đơn vị tính phụ thuộc cột kế bên.</w:t>
@@ -806,7 +837,7 @@
           <w:b/>
           <w:bCs/>
         </w:rPr>
-        <w:t>Đơn giá mủ chén tính theo</w:t>
+        <w:t xml:space="preserve">Đơn giá mủ chén tính theo</w:t>
       </w:r>
       <w:r>
         <w:t xml:space="preserve"> — chọn *Độ TSC* hoặc *Độ DRC*; để trống hiểu là </w:t>
@@ -816,10 +847,10 @@
           <w:b/>
           <w:bCs/>
         </w:rPr>
-        <w:t>Độ TSC</w:t>
-      </w:r>
-      <w:r>
-        <w:t>.</w:t>
+        <w:t xml:space="preserve">Độ TSC</w:t>
+      </w:r>
+      <w:r>
+        <w:t xml:space="preserve">.</w:t>
       </w:r>
     </w:p>
     <w:p>
@@ -836,7 +867,27 @@
           <w:b/>
           <w:bCs/>
         </w:rPr>
-        <w:t>SL thu mua thành phẩm</w:t>
+        <w:t xml:space="preserve">Chủng loại thành phẩm</w:t>
+      </w:r>
+      <w:r>
+        <w:t xml:space="preserve"> — chọn đúng giá trị trong danh sách; dòng nào không mua thành phẩm thì để trống.</w:t>
+      </w:r>
+    </w:p>
+    <w:p>
+      <w:pPr>
+        <w:pStyle w:val="ListParagraph"/>
+        <w:numPr>
+          <w:ilvl w:val="0"/>
+          <w:numId w:val="5"/>
+        </w:numPr>
+        <w:spacing w:after="100"/>
+      </w:pPr>
+      <w:r>
+        <w:rPr>
+          <w:b/>
+          <w:bCs/>
+        </w:rPr>
+        <w:t xml:space="preserve">SL thu mua thành phẩm</w:t>
       </w:r>
       <w:r>
         <w:t xml:space="preserve"> — tấn (mua lại mủ đã chế biến).</w:t>
@@ -856,32 +907,72 @@
           <w:b/>
           <w:bCs/>
         </w:rPr>
-        <w:t>Đơn giá thành phẩm (VNĐ)</w:t>
-      </w:r>
-      <w:r>
-        <w:t xml:space="preserve"> — triệu đ/tấn.  </w:t>
-      </w:r>
-      <w:r>
-        <w:rPr>
-          <w:b/>
-          <w:bCs/>
-        </w:rPr>
-        <w:t>Đơn giá thành phẩm (ngoại tệ)</w:t>
-      </w:r>
-      <w:r>
-        <w:t xml:space="preserve"> — USD/tấn.</w:t>
-      </w:r>
-    </w:p>
-    <w:p>
-      <w:pPr>
-        <w:spacing w:before="140" w:after="80"/>
-      </w:pPr>
-      <w:r>
-        <w:rPr>
-          <w:b/>
-          <w:bCs/>
-        </w:rPr>
-        <w:t>Lưu ý:</w:t>
+        <w:t xml:space="preserve">Đơn giá thành phẩm</w:t>
+      </w:r>
+      <w:r>
+        <w:t xml:space="preserve"> — đơn vị tuỳ cột kế bên: </w:t>
+      </w:r>
+      <w:r>
+        <w:rPr>
+          <w:b/>
+          <w:bCs/>
+        </w:rPr>
+        <w:t xml:space="preserve">triệu đ/tấn</w:t>
+      </w:r>
+      <w:r>
+        <w:t xml:space="preserve"> khi VND, </w:t>
+      </w:r>
+      <w:r>
+        <w:rPr>
+          <w:b/>
+          <w:bCs/>
+        </w:rPr>
+        <w:t xml:space="preserve">USD/tấn</w:t>
+      </w:r>
+      <w:r>
+        <w:t xml:space="preserve"> khi USD.</w:t>
+      </w:r>
+    </w:p>
+    <w:p>
+      <w:pPr>
+        <w:pStyle w:val="ListParagraph"/>
+        <w:numPr>
+          <w:ilvl w:val="0"/>
+          <w:numId w:val="5"/>
+        </w:numPr>
+        <w:spacing w:after="100"/>
+      </w:pPr>
+      <w:r>
+        <w:rPr>
+          <w:b/>
+          <w:bCs/>
+        </w:rPr>
+        <w:t xml:space="preserve">Đơn giá thành phẩm bằng</w:t>
+      </w:r>
+      <w:r>
+        <w:t xml:space="preserve"> — *VND* hoặc *USD*, chọn cho </w:t>
+      </w:r>
+      <w:r>
+        <w:rPr>
+          <w:b/>
+          <w:bCs/>
+        </w:rPr>
+        <w:t xml:space="preserve">TỪNG DÒNG</w:t>
+      </w:r>
+      <w:r>
+        <w:t xml:space="preserve">.</w:t>
+      </w:r>
+    </w:p>
+    <w:p>
+      <w:pPr>
+        <w:spacing w:after="80" w:before="140"/>
+      </w:pPr>
+      <w:r>
+        <w:rPr>
+          <w:b/>
+          <w:bCs/>
+        </w:rPr>
+        <w:t xml:space="preserve">Lưu ý:</w:t>
       </w:r>
     </w:p>
     <w:p>
@@ -894,6 +985,118 @@
         <w:spacing w:after="80"/>
       </w:pPr>
       <w:r>
+        <w:t xml:space="preserve">Ví dụ một ngày mua 2 chủng loại thành phẩm: dòng 1 ghi 22/07/2026 · mủ nước 120 · mủ chén 48 · SVR CV 50 · 30 tấn · 41,2 · VND; dòng 2 ghi 22/07/2026, </w:t>
+      </w:r>
+      <w:r>
+        <w:rPr>
+          <w:b/>
+          <w:bCs/>
+        </w:rPr>
+        <w:t xml:space="preserve">để trống mủ nước và mủ chén</w:t>
+      </w:r>
+      <w:r>
+        <w:t xml:space="preserve">, chỉ điền SVR 3L · 20 tấn · 39,5 · VND.</w:t>
+      </w:r>
+    </w:p>
+    <w:p>
+      <w:pPr>
+        <w:pStyle w:val="ListParagraph"/>
+        <w:numPr>
+          <w:ilvl w:val="0"/>
+          <w:numId w:val="3"/>
+        </w:numPr>
+        <w:spacing w:after="80"/>
+      </w:pPr>
+      <w:r>
+        <w:t xml:space="preserve">File </w:t>
+      </w:r>
+      <w:r>
+        <w:rPr>
+          <w:b/>
+          <w:bCs/>
+        </w:rPr>
+        <w:t xml:space="preserve">có dòng thành phẩm</w:t>
+      </w:r>
+      <w:r>
+        <w:t xml:space="preserve"> sẽ ghi đè toàn bộ phần thành phẩm của ngày đó; file </w:t>
+      </w:r>
+      <w:r>
+        <w:rPr>
+          <w:b/>
+          <w:bCs/>
+        </w:rPr>
+        <w:t xml:space="preserve">không có dòng nào</w:t>
+      </w:r>
+      <w:r>
+        <w:t xml:space="preserve"> thì phần thành phẩm đã nhập trên web được giữ nguyên.</w:t>
+      </w:r>
+    </w:p>
+    <w:p>
+      <w:pPr>
+        <w:pStyle w:val="ListParagraph"/>
+        <w:numPr>
+          <w:ilvl w:val="0"/>
+          <w:numId w:val="3"/>
+        </w:numPr>
+        <w:spacing w:after="80"/>
+      </w:pPr>
+      <w:r>
+        <w:t xml:space="preserve">Dòng thành phẩm bằng </w:t>
+      </w:r>
+      <w:r>
+        <w:rPr>
+          <w:b/>
+          <w:bCs/>
+        </w:rPr>
+        <w:t xml:space="preserve">USD</w:t>
+      </w:r>
+      <w:r>
+        <w:t xml:space="preserve"> cần tỷ giá USD/VNĐ; tỷ giá nhập trên web (nút *Lấy tỷ giá VCB cho các dòng USD*), Excel không mang theo — thiếu thì hệ thống báo lại.</w:t>
+      </w:r>
+    </w:p>
+    <w:p>
+      <w:pPr>
+        <w:pStyle w:val="ListParagraph"/>
+        <w:numPr>
+          <w:ilvl w:val="0"/>
+          <w:numId w:val="3"/>
+        </w:numPr>
+        <w:spacing w:after="80"/>
+      </w:pPr>
+      <w:r>
+        <w:t xml:space="preserve">Các ô mủ nước/mủ chén lấy </w:t>
+      </w:r>
+      <w:r>
+        <w:rPr>
+          <w:b/>
+          <w:bCs/>
+        </w:rPr>
+        <w:t xml:space="preserve">giá trị đầu tiên khác trống</w:t>
+      </w:r>
+      <w:r>
+        <w:t xml:space="preserve"> trong ngày; ô nào file không có thì </w:t>
+      </w:r>
+      <w:r>
+        <w:rPr>
+          <w:b/>
+          <w:bCs/>
+        </w:rPr>
+        <w:t xml:space="preserve">giữ nguyên</w:t>
+      </w:r>
+      <w:r>
+        <w:t xml:space="preserve"> số đã nhập trên web.</w:t>
+      </w:r>
+    </w:p>
+    <w:p>
+      <w:pPr>
+        <w:pStyle w:val="ListParagraph"/>
+        <w:numPr>
+          <w:ilvl w:val="0"/>
+          <w:numId w:val="3"/>
+        </w:numPr>
+        <w:spacing w:after="80"/>
+      </w:pPr>
+      <w:r>
         <w:t xml:space="preserve">Ngày đơn vị </w:t>
       </w:r>
       <w:r>
@@ -901,7 +1104,7 @@
           <w:b/>
           <w:bCs/>
         </w:rPr>
-        <w:t>không tổ chức thu mua</w:t>
+        <w:t xml:space="preserve">không tổ chức thu mua</w:t>
       </w:r>
       <w:r>
         <w:t xml:space="preserve"> thì không nhập bằng Excel — vào form trên web tích ô 'Hôm nay đơn vị KHÔNG tổ chức thu mua', vì đó là tình huống khác với 'có mua nhưng mua được 0 tấn'.</w:t>
@@ -924,7 +1127,7 @@
           <w:b/>
           <w:bCs/>
         </w:rPr>
-        <w:t>không còn ở biểu Thu mua</w:t>
+        <w:t xml:space="preserve">không còn ở biểu Thu mua</w:t>
       </w:r>
       <w:r>
         <w:t xml:space="preserve"> — đã chuyển sang biểu Tiêu thụ.</w:t>
@@ -936,8 +1139,7 @@
         <w:pageBreakBefore/>
       </w:pPr>
       <w:r>
-        <w:lastRenderedPageBreak/>
-        <w:t>4. Mẫu Tiêu thụ</w:t>
+        <w:t xml:space="preserve">4. Mẫu Tiêu thụ</w:t>
       </w:r>
     </w:p>
     <w:p>
@@ -952,7 +1154,7 @@
         <w:t xml:space="preserve">Vị trí: </w:t>
       </w:r>
       <w:r>
-        <w:t>Báo cáo tiêu thụ → Tải mẫu Excel  ·  file đính kèm: mau/mau-tieu-thu.xlsx</w:t>
+        <w:t xml:space="preserve">Báo cáo tiêu thụ → Tải mẫu Excel  ·  file đính kèm: mau/mau-tieu-thu.xlsx</w:t>
       </w:r>
     </w:p>
     <w:p>
@@ -960,27 +1162,27 @@
         <w:spacing w:after="140"/>
       </w:pPr>
       <w:r>
-        <w:t>Mỗi dòng = một hợp đồng bán. Cùng một đơn vị và một ngày có thể có nhiều dòng, hệ thống tự cộng lại.</w:t>
-      </w:r>
-    </w:p>
-    <w:p>
-      <w:pPr>
-        <w:spacing w:after="100"/>
-      </w:pPr>
-      <w:r>
-        <w:t>Các cột (dấu * = bắt buộc):</w:t>
-      </w:r>
-    </w:p>
-    <w:p>
-      <w:pPr>
-        <w:spacing w:after="80"/>
-      </w:pPr>
-      <w:r>
-        <w:rPr>
-          <w:b/>
-          <w:bCs/>
-        </w:rPr>
-        <w:t>Các bước:</w:t>
+        <w:t xml:space="preserve">Mỗi dòng = một hợp đồng bán. Cùng một đơn vị và một ngày có thể có nhiều dòng, hệ thống tự cộng lại.</w:t>
+      </w:r>
+    </w:p>
+    <w:p>
+      <w:pPr>
+        <w:spacing w:after="100"/>
+      </w:pPr>
+      <w:r>
+        <w:t xml:space="preserve">Các cột (dấu * = bắt buộc):</w:t>
+      </w:r>
+    </w:p>
+    <w:p>
+      <w:pPr>
+        <w:spacing w:after="80"/>
+      </w:pPr>
+      <w:r>
+        <w:rPr>
+          <w:b/>
+          <w:bCs/>
+        </w:rPr>
+        <w:t xml:space="preserve">Các bước:</w:t>
       </w:r>
     </w:p>
     <w:p>
@@ -997,7 +1199,7 @@
           <w:b/>
           <w:bCs/>
         </w:rPr>
-        <w:t>Đơn vị</w:t>
+        <w:t xml:space="preserve">Đơn vị</w:t>
       </w:r>
       <w:r>
         <w:t xml:space="preserve"> * · </w:t>
@@ -1007,7 +1209,7 @@
           <w:b/>
           <w:bCs/>
         </w:rPr>
-        <w:t>Ngày</w:t>
+        <w:t xml:space="preserve">Ngày</w:t>
       </w:r>
       <w:r>
         <w:t xml:space="preserve"> * — như mẫu Thu mua.</w:t>
@@ -1027,7 +1229,27 @@
           <w:b/>
           <w:bCs/>
         </w:rPr>
-        <w:t>Nguồn mủ</w:t>
+        <w:t xml:space="preserve">Mã HĐ/PL</w:t>
+      </w:r>
+      <w:r>
+        <w:t xml:space="preserve"> — số hợp đồng / phụ lục ghi trên chứng từ của dòng bán đó.</w:t>
+      </w:r>
+    </w:p>
+    <w:p>
+      <w:pPr>
+        <w:pStyle w:val="ListParagraph"/>
+        <w:numPr>
+          <w:ilvl w:val="0"/>
+          <w:numId w:val="6"/>
+        </w:numPr>
+        <w:spacing w:after="100"/>
+      </w:pPr>
+      <w:r>
+        <w:rPr>
+          <w:b/>
+          <w:bCs/>
+        </w:rPr>
+        <w:t xml:space="preserve">Nguồn mủ</w:t>
       </w:r>
       <w:r>
         <w:t xml:space="preserve"> — chọn *Mủ thu mua* hoặc *Mủ khai thác*; để trống hiểu là </w:t>
@@ -1037,10 +1259,10 @@
           <w:b/>
           <w:bCs/>
         </w:rPr>
-        <w:t>Mủ thu mua</w:t>
-      </w:r>
-      <w:r>
-        <w:t>. Hai nguồn lưu riêng nhưng mọi số tổng cộng chung.</w:t>
+        <w:t xml:space="preserve">Mủ thu mua</w:t>
+      </w:r>
+      <w:r>
+        <w:t xml:space="preserve">. Hai nguồn lưu riêng nhưng mọi số tổng cộng chung.</w:t>
       </w:r>
     </w:p>
     <w:p>
@@ -1057,7 +1279,7 @@
           <w:b/>
           <w:bCs/>
         </w:rPr>
-        <w:t>Loại HĐ</w:t>
+        <w:t xml:space="preserve">Loại HĐ</w:t>
       </w:r>
       <w:r>
         <w:t xml:space="preserve"> * (*Dài hạn* / *Chuyến*) · </w:t>
@@ -1067,7 +1289,7 @@
           <w:b/>
           <w:bCs/>
         </w:rPr>
-        <w:t>Hình thức</w:t>
+        <w:t xml:space="preserve">Hình thức</w:t>
       </w:r>
       <w:r>
         <w:t xml:space="preserve"> * (*XK / UTXK* / *Nội tiêu*) · </w:t>
@@ -1077,7 +1299,7 @@
           <w:b/>
           <w:bCs/>
         </w:rPr>
-        <w:t>Loại mủ</w:t>
+        <w:t xml:space="preserve">Loại mủ</w:t>
       </w:r>
       <w:r>
         <w:t xml:space="preserve"> * — phải chọn đúng giá trị trong danh sách.</w:t>
@@ -1097,7 +1319,7 @@
           <w:b/>
           <w:bCs/>
         </w:rPr>
-        <w:t>Số lượng</w:t>
+        <w:t xml:space="preserve">Số lượng</w:t>
       </w:r>
       <w:r>
         <w:t xml:space="preserve"> — tấn.</w:t>
@@ -1117,7 +1339,7 @@
           <w:b/>
           <w:bCs/>
         </w:rPr>
-        <w:t>Giá bán</w:t>
+        <w:t xml:space="preserve">Giá bán</w:t>
       </w:r>
       <w:r>
         <w:t xml:space="preserve"> — đơn vị tuỳ cột kế bên: </w:t>
@@ -1127,7 +1349,7 @@
           <w:b/>
           <w:bCs/>
         </w:rPr>
-        <w:t>triệu đ/tấn</w:t>
+        <w:t xml:space="preserve">triệu đ/tấn</w:t>
       </w:r>
       <w:r>
         <w:t xml:space="preserve"> khi VND, </w:t>
@@ -1137,7 +1359,7 @@
           <w:b/>
           <w:bCs/>
         </w:rPr>
-        <w:t>USD/tấn</w:t>
+        <w:t xml:space="preserve">USD/tấn</w:t>
       </w:r>
       <w:r>
         <w:t xml:space="preserve"> khi USD.</w:t>
@@ -1157,7 +1379,7 @@
           <w:b/>
           <w:bCs/>
         </w:rPr>
-        <w:t>Giá bán bằng</w:t>
+        <w:t xml:space="preserve">Giá bán bằng</w:t>
       </w:r>
       <w:r>
         <w:t xml:space="preserve"> — *VND* hoặc *USD*, chọn cho </w:t>
@@ -1167,10 +1389,10 @@
           <w:b/>
           <w:bCs/>
         </w:rPr>
-        <w:t>TỪNG DÒNG</w:t>
-      </w:r>
-      <w:r>
-        <w:t>. Trong một ngày vừa bán USD vừa bán VNĐ vẫn nhập chung một file.</w:t>
+        <w:t xml:space="preserve">TỪNG DÒNG</w:t>
+      </w:r>
+      <w:r>
+        <w:t xml:space="preserve">. Trong một ngày vừa bán USD vừa bán VNĐ vẫn nhập chung một file.</w:t>
       </w:r>
     </w:p>
     <w:p>
@@ -1187,7 +1409,7 @@
           <w:b/>
           <w:bCs/>
         </w:rPr>
-        <w:t>Ngày xuất kho</w:t>
+        <w:t xml:space="preserve">Ngày xuất kho</w:t>
       </w:r>
       <w:r>
         <w:t xml:space="preserve"> · </w:t>
@@ -1197,7 +1419,7 @@
           <w:b/>
           <w:bCs/>
         </w:rPr>
-        <w:t>Ngày xuất hoá đơn</w:t>
+        <w:t xml:space="preserve">Ngày xuất hoá đơn</w:t>
       </w:r>
       <w:r>
         <w:t xml:space="preserve"> — dd/mm/yyyy, chưa có thì để trống.</w:t>
@@ -1205,14 +1427,14 @@
     </w:p>
     <w:p>
       <w:pPr>
-        <w:spacing w:before="140" w:after="80"/>
-      </w:pPr>
-      <w:r>
-        <w:rPr>
-          <w:b/>
-          <w:bCs/>
-        </w:rPr>
-        <w:t>Lưu ý:</w:t>
+        <w:spacing w:after="80" w:before="140"/>
+      </w:pPr>
+      <w:r>
+        <w:rPr>
+          <w:b/>
+          <w:bCs/>
+        </w:rPr>
+        <w:t xml:space="preserve">Lưu ý:</w:t>
       </w:r>
     </w:p>
     <w:p>
@@ -1232,7 +1454,7 @@
           <w:b/>
           <w:bCs/>
         </w:rPr>
-        <w:t>ghi đè toàn bộ</w:t>
+        <w:t xml:space="preserve">ghi đè toàn bộ</w:t>
       </w:r>
       <w:r>
         <w:t xml:space="preserve"> phần tiêu thụ của ngày đó, </w:t>
@@ -1242,10 +1464,10 @@
           <w:b/>
           <w:bCs/>
         </w:rPr>
-        <w:t>cả mủ thu mua lẫn mủ khai thác</w:t>
-      </w:r>
-      <w:r>
-        <w:t>. Dòng nào đã nhập trên web mà không có trong file sẽ bị xoá — hãy chép đủ cả hai nguồn vào file trước khi nhập.</w:t>
+        <w:t xml:space="preserve">cả mủ thu mua lẫn mủ khai thác</w:t>
+      </w:r>
+      <w:r>
+        <w:t xml:space="preserve">. Dòng nào đã nhập trên web mà không có trong file sẽ bị xoá — hãy chép đủ cả hai nguồn vào file trước khi nhập.</w:t>
       </w:r>
     </w:p>
     <w:p>
@@ -1265,7 +1487,7 @@
           <w:b/>
           <w:bCs/>
         </w:rPr>
-        <w:t>USD</w:t>
+        <w:t xml:space="preserve">USD</w:t>
       </w:r>
       <w:r>
         <w:t xml:space="preserve"> cần tỷ giá USD/VNĐ mới tính được doanh thu. Tỷ giá nhập trên web (màn Báo cáo tiêu thụ, nút *Lấy tỷ giá VCB*), Excel không mang theo. Thiếu tỷ giá thì dòng đó chưa được cộng vào doanh thu và hệ thống sẽ báo lại.</w:t>
@@ -1285,10 +1507,10 @@
           <w:b/>
           <w:bCs/>
         </w:rPr>
-        <w:t>Ba file đính kèm — bộ Hợp đồng · phiếu xuất kho · hoá đơn — phải tải lên trên web</w:t>
-      </w:r>
-      <w:r>
-        <w:t>, file Excel không mang theo file đính kèm được.</w:t>
+        <w:t xml:space="preserve">Ba file đính kèm — bộ Hợp đồng · phiếu xuất kho · hoá đơn — phải tải lên trên web</w:t>
+      </w:r>
+      <w:r>
+        <w:t xml:space="preserve">, file Excel không mang theo file đính kèm được.</w:t>
       </w:r>
     </w:p>
     <w:p>
@@ -1297,8 +1519,7 @@
         <w:pageBreakBefore/>
       </w:pPr>
       <w:r>
-        <w:lastRenderedPageBreak/>
-        <w:t>5. Mẫu Tồn kho</w:t>
+        <w:t xml:space="preserve">5. Mẫu Tồn kho</w:t>
       </w:r>
     </w:p>
     <w:p>
@@ -1313,7 +1534,7 @@
         <w:t xml:space="preserve">Vị trí: </w:t>
       </w:r>
       <w:r>
-        <w:t>Báo cáo tồn kho → Tải mẫu Excel  ·  file đính kèm: mau/mau-ton-kho.xlsx</w:t>
+        <w:t xml:space="preserve">Báo cáo tồn kho → Tải mẫu Excel  ·  file đính kèm: mau/mau-ton-kho.xlsx</w:t>
       </w:r>
     </w:p>
     <w:p>
@@ -1321,27 +1542,67 @@
         <w:spacing w:after="140"/>
       </w:pPr>
       <w:r>
-        <w:t>Mỗi dòng = một dòng tồn kho. Tồn kho là số tại thời điểm cuối ngày, KHÔNG cộng dồn giữa các ngày, đơn vị tính là tấn.</w:t>
-      </w:r>
-    </w:p>
-    <w:p>
-      <w:pPr>
-        <w:spacing w:after="100"/>
-      </w:pPr>
-      <w:r>
-        <w:t>Các cột (dấu * = bắt buộc):</w:t>
-      </w:r>
-    </w:p>
-    <w:p>
-      <w:pPr>
-        <w:spacing w:after="80"/>
-      </w:pPr>
-      <w:r>
-        <w:rPr>
-          <w:b/>
-          <w:bCs/>
-        </w:rPr>
-        <w:t>Các bước:</w:t>
+        <w:t xml:space="preserve">Mỗi dòng = một dòng tồn kho. Hai nhóm đầu (*Chế biến chưa nhập kho* · *Đã nhập kho*) là số tại thời điểm cuối ngày, KHÔNG cộng dồn giữa các ngày, đơn vị tính là tấn. Riêng nhóm </w:t>
+      </w:r>
+      <w:r>
+        <w:rPr>
+          <w:b/>
+          <w:bCs/>
+        </w:rPr>
+        <w:t xml:space="preserve">Đã ký HĐ</w:t>
+      </w:r>
+      <w:r>
+        <w:t xml:space="preserve"> là </w:t>
+      </w:r>
+      <w:r>
+        <w:rPr>
+          <w:b/>
+          <w:bCs/>
+        </w:rPr>
+        <w:t xml:space="preserve">hợp đồng có vòng đời</w:t>
+      </w:r>
+      <w:r>
+        <w:t xml:space="preserve">: nhập </w:t>
+      </w:r>
+      <w:r>
+        <w:rPr>
+          <w:b/>
+          <w:bCs/>
+        </w:rPr>
+        <w:t xml:space="preserve">một lần</w:t>
+      </w:r>
+      <w:r>
+        <w:t xml:space="preserve">, hệ thống tự tính vào tồn kho **từ cột *Ngày* (= ngày bắt đầu tồn kho) đến hết ngày TRƯỚC *Ngày giao*</w:t>
+      </w:r>
+      <w:r>
+        <w:rPr>
+          <w:b/>
+          <w:bCs/>
+        </w:rPr>
+        <w:t xml:space="preserve">. </w:t>
+      </w:r>
+      <w:r>
+        <w:t xml:space="preserve">KHÔNG nhập lại hợp đồng đó cho các ngày sau.**</w:t>
+      </w:r>
+    </w:p>
+    <w:p>
+      <w:pPr>
+        <w:spacing w:after="100"/>
+      </w:pPr>
+      <w:r>
+        <w:t xml:space="preserve">Các cột (dấu * = bắt buộc):</w:t>
+      </w:r>
+    </w:p>
+    <w:p>
+      <w:pPr>
+        <w:spacing w:after="80"/>
+      </w:pPr>
+      <w:r>
+        <w:rPr>
+          <w:b/>
+          <w:bCs/>
+        </w:rPr>
+        <w:t xml:space="preserve">Các bước:</w:t>
       </w:r>
     </w:p>
     <w:p>
@@ -1358,7 +1619,7 @@
           <w:b/>
           <w:bCs/>
         </w:rPr>
-        <w:t>Đơn vị</w:t>
+        <w:t xml:space="preserve">Đơn vị</w:t>
       </w:r>
       <w:r>
         <w:t xml:space="preserve"> * · </w:t>
@@ -1368,10 +1629,30 @@
           <w:b/>
           <w:bCs/>
         </w:rPr>
-        <w:t>Ngày</w:t>
-      </w:r>
-      <w:r>
-        <w:t xml:space="preserve"> * — như trên.</w:t>
+        <w:t xml:space="preserve">Ngày</w:t>
+      </w:r>
+      <w:r>
+        <w:t xml:space="preserve"> * — như trên. Với nhóm *Đã ký HĐ*, cột </w:t>
+      </w:r>
+      <w:r>
+        <w:rPr>
+          <w:b/>
+          <w:bCs/>
+        </w:rPr>
+        <w:t xml:space="preserve">Ngày</w:t>
+      </w:r>
+      <w:r>
+        <w:t xml:space="preserve"> chính là </w:t>
+      </w:r>
+      <w:r>
+        <w:rPr>
+          <w:b/>
+          <w:bCs/>
+        </w:rPr>
+        <w:t xml:space="preserve">ngày bắt đầu tồn kho</w:t>
+      </w:r>
+      <w:r>
+        <w:t xml:space="preserve">.</w:t>
       </w:r>
     </w:p>
     <w:p>
@@ -1388,7 +1669,7 @@
           <w:b/>
           <w:bCs/>
         </w:rPr>
-        <w:t>Nhóm</w:t>
+        <w:t xml:space="preserve">Nhóm</w:t>
       </w:r>
       <w:r>
         <w:t xml:space="preserve"> * — chọn một trong ba: *Chế biến chưa nhập kho* · *Đã nhập kho* · *Đã ký HĐ*.</w:t>
@@ -1408,7 +1689,7 @@
           <w:b/>
           <w:bCs/>
         </w:rPr>
-        <w:t>Chủng loại</w:t>
+        <w:t xml:space="preserve">Chủng loại</w:t>
       </w:r>
       <w:r>
         <w:t xml:space="preserve"> * — chọn đúng giá trị trong danh sách.</w:t>
@@ -1428,7 +1709,27 @@
           <w:b/>
           <w:bCs/>
         </w:rPr>
-        <w:t>Số lượng</w:t>
+        <w:t xml:space="preserve">Mã HĐ/PL</w:t>
+      </w:r>
+      <w:r>
+        <w:t xml:space="preserve"> — số hợp đồng / phụ lục, chỉ dùng cho nhóm *Đã ký HĐ*.</w:t>
+      </w:r>
+    </w:p>
+    <w:p>
+      <w:pPr>
+        <w:pStyle w:val="ListParagraph"/>
+        <w:numPr>
+          <w:ilvl w:val="0"/>
+          <w:numId w:val="7"/>
+        </w:numPr>
+        <w:spacing w:after="100"/>
+      </w:pPr>
+      <w:r>
+        <w:rPr>
+          <w:b/>
+          <w:bCs/>
+        </w:rPr>
+        <w:t xml:space="preserve">Số lượng</w:t>
       </w:r>
       <w:r>
         <w:t xml:space="preserve"> — tấn.</w:t>
@@ -1448,7 +1749,7 @@
           <w:b/>
           <w:bCs/>
         </w:rPr>
-        <w:t>Đơn giá</w:t>
+        <w:t xml:space="preserve">Đơn giá</w:t>
       </w:r>
       <w:r>
         <w:t xml:space="preserve"> và </w:t>
@@ -1458,7 +1759,7 @@
           <w:b/>
           <w:bCs/>
         </w:rPr>
-        <w:t>Đơn giá bằng</w:t>
+        <w:t xml:space="preserve">Đơn giá bằng</w:t>
       </w:r>
       <w:r>
         <w:t xml:space="preserve"> (*VND* / *USD*) — chỉ dùng cho nhóm *Đã ký HĐ*.</w:t>
@@ -1478,10 +1779,20 @@
           <w:b/>
           <w:bCs/>
         </w:rPr>
-        <w:t>Lịch giao</w:t>
-      </w:r>
-      <w:r>
-        <w:t xml:space="preserve"> — dd/mm/yyyy, chỉ dùng cho nhóm *Đã ký HĐ*.</w:t>
+        <w:t xml:space="preserve">Lịch giao</w:t>
+      </w:r>
+      <w:r>
+        <w:t xml:space="preserve"> — dd/mm/yyyy, ngày giao </w:t>
+      </w:r>
+      <w:r>
+        <w:rPr>
+          <w:b/>
+          <w:bCs/>
+        </w:rPr>
+        <w:t xml:space="preserve">dự kiến</w:t>
+      </w:r>
+      <w:r>
+        <w:t xml:space="preserve"> theo hợp đồng.</w:t>
       </w:r>
     </w:p>
     <w:p>
@@ -1498,7 +1809,47 @@
           <w:b/>
           <w:bCs/>
         </w:rPr>
-        <w:t>Tồn kho nguyên liệu chưa sản xuất (quy khô)</w:t>
+        <w:t xml:space="preserve">Ngày giao</w:t>
+      </w:r>
+      <w:r>
+        <w:t xml:space="preserve"> — dd/mm/yyyy, ngày giao </w:t>
+      </w:r>
+      <w:r>
+        <w:rPr>
+          <w:b/>
+          <w:bCs/>
+        </w:rPr>
+        <w:t xml:space="preserve">thực tế</w:t>
+      </w:r>
+      <w:r>
+        <w:t xml:space="preserve">; </w:t>
+      </w:r>
+      <w:r>
+        <w:rPr>
+          <w:b/>
+          <w:bCs/>
+        </w:rPr>
+        <w:t xml:space="preserve">chưa giao thì để trống</w:t>
+      </w:r>
+      <w:r>
+        <w:t xml:space="preserve">. Điền ngày này là hợp đồng thôi tính vào tồn kho kể từ ngày đó.</w:t>
+      </w:r>
+    </w:p>
+    <w:p>
+      <w:pPr>
+        <w:pStyle w:val="ListParagraph"/>
+        <w:numPr>
+          <w:ilvl w:val="0"/>
+          <w:numId w:val="7"/>
+        </w:numPr>
+        <w:spacing w:after="100"/>
+      </w:pPr>
+      <w:r>
+        <w:rPr>
+          <w:b/>
+          <w:bCs/>
+        </w:rPr>
+        <w:t xml:space="preserve">Tồn kho nguyên liệu chưa sản xuất (quy khô)</w:t>
       </w:r>
       <w:r>
         <w:t xml:space="preserve"> — tấn; điền ở MỘT dòng bất kỳ của ngày đó là đủ.</w:t>
@@ -1506,14 +1857,14 @@
     </w:p>
     <w:p>
       <w:pPr>
-        <w:spacing w:before="140" w:after="80"/>
-      </w:pPr>
-      <w:r>
-        <w:rPr>
-          <w:b/>
-          <w:bCs/>
-        </w:rPr>
-        <w:t>Lưu ý:</w:t>
+        <w:spacing w:after="80" w:before="140"/>
+      </w:pPr>
+      <w:r>
+        <w:rPr>
+          <w:b/>
+          <w:bCs/>
+        </w:rPr>
+        <w:t xml:space="preserve">Lưu ý:</w:t>
       </w:r>
     </w:p>
     <w:p>
@@ -1526,6 +1877,52 @@
         <w:spacing w:after="80"/>
       </w:pPr>
       <w:r>
+        <w:t xml:space="preserve">**Đã xuất kho thì chỉ cần nhập lại đúng hợp đồng đó kèm *Ngày giao*</w:t>
+      </w:r>
+      <w:r>
+        <w:rPr>
+          <w:b/>
+          <w:bCs/>
+        </w:rPr>
+        <w:t xml:space="preserve">: hệ thống khớp theo (đơn vị · Mã HĐ/PL · chủng loại · ngày bắt đầu) nên </w:t>
+      </w:r>
+      <w:r>
+        <w:t xml:space="preserve">sửa chính hợp đồng cũ, không tạo bản sao**. Cách nhanh hơn: mở màn Báo cáo tồn kho trên web điền *Ngày giao* rồi bấm nút lưu ở cuối dòng.</w:t>
+      </w:r>
+    </w:p>
+    <w:p>
+      <w:pPr>
+        <w:pStyle w:val="ListParagraph"/>
+        <w:numPr>
+          <w:ilvl w:val="0"/>
+          <w:numId w:val="3"/>
+        </w:numPr>
+        <w:spacing w:after="80"/>
+      </w:pPr>
+      <w:r>
+        <w:t xml:space="preserve">**Ngày bắt đầu (cột *Ngày*) phải trước *Ngày giao* và *Lịch giao* ít nhất 1 ngày</w:t>
+      </w:r>
+      <w:r>
+        <w:rPr>
+          <w:b/>
+          <w:bCs/>
+        </w:rPr>
+        <w:t xml:space="preserve"> — sai thì hệ thống báo ở phần cảnh báo và </w:t>
+      </w:r>
+      <w:r>
+        <w:t xml:space="preserve">không ghi** hợp đồng đó.</w:t>
+      </w:r>
+    </w:p>
+    <w:p>
+      <w:pPr>
+        <w:pStyle w:val="ListParagraph"/>
+        <w:numPr>
+          <w:ilvl w:val="0"/>
+          <w:numId w:val="3"/>
+        </w:numPr>
+        <w:spacing w:after="80"/>
+      </w:pPr>
+      <w:r>
         <w:t xml:space="preserve">Nhóm *Đã ký HĐ* là </w:t>
       </w:r>
       <w:r>
@@ -1533,10 +1930,10 @@
           <w:b/>
           <w:bCs/>
         </w:rPr>
-        <w:t>cam kết giao hàng</w:t>
-      </w:r>
-      <w:r>
-        <w:t>, đứng riêng — không cộng vào và không trừ khỏi tồn kho thành phẩm, nên ký nhiều hơn lượng đang có cũng không sao.</w:t>
+        <w:t xml:space="preserve">cam kết giao hàng</w:t>
+      </w:r>
+      <w:r>
+        <w:t xml:space="preserve">, đứng riêng — không cộng vào và không trừ khỏi tồn kho thành phẩm, nên ký nhiều hơn lượng đang có cũng không sao.</w:t>
       </w:r>
     </w:p>
     <w:p>
@@ -1553,7 +1950,7 @@
           <w:b/>
           <w:bCs/>
         </w:rPr>
-        <w:t>File Hợp đồng đã ký scan</w:t>
+        <w:t xml:space="preserve">File Hợp đồng đã ký scan</w:t>
       </w:r>
       <w:r>
         <w:t xml:space="preserve"> phải đính kèm trên web, Excel không mang theo được.</w:t>
@@ -1576,7 +1973,7 @@
           <w:b/>
           <w:bCs/>
         </w:rPr>
-        <w:t>SVR CV 50</w:t>
+        <w:t xml:space="preserve">SVR CV 50</w:t>
       </w:r>
       <w:r>
         <w:t xml:space="preserve"> và </w:t>
@@ -1586,7 +1983,7 @@
           <w:b/>
           <w:bCs/>
         </w:rPr>
-        <w:t>SVR CV60</w:t>
+        <w:t xml:space="preserve">SVR CV60</w:t>
       </w:r>
       <w:r>
         <w:t xml:space="preserve"> là hai loại riêng.</w:t>
@@ -1598,8 +1995,7 @@
         <w:pageBreakBefore/>
       </w:pPr>
       <w:r>
-        <w:lastRenderedPageBreak/>
-        <w:t>6. Lỗi thường gặp</w:t>
+        <w:t xml:space="preserve">6. Lỗi thường gặp</w:t>
       </w:r>
     </w:p>
     <w:p>
@@ -1607,27 +2003,27 @@
         <w:spacing w:after="140"/>
       </w:pPr>
       <w:r>
-        <w:t>Các lỗi hay gặp nhất khi nhập file, và cách xử lý.</w:t>
-      </w:r>
-    </w:p>
-    <w:p>
-      <w:pPr>
-        <w:spacing w:after="100"/>
-      </w:pPr>
-      <w:r>
-        <w:t>Đối chiếu thông báo ở cột Ghi chú:</w:t>
-      </w:r>
-    </w:p>
-    <w:p>
-      <w:pPr>
-        <w:spacing w:after="80"/>
-      </w:pPr>
-      <w:r>
-        <w:rPr>
-          <w:b/>
-          <w:bCs/>
-        </w:rPr>
-        <w:t>Các bước:</w:t>
+        <w:t xml:space="preserve">Các lỗi hay gặp nhất khi nhập file, và cách xử lý.</w:t>
+      </w:r>
+    </w:p>
+    <w:p>
+      <w:pPr>
+        <w:spacing w:after="100"/>
+      </w:pPr>
+      <w:r>
+        <w:t xml:space="preserve">Đối chiếu thông báo ở cột Ghi chú:</w:t>
+      </w:r>
+    </w:p>
+    <w:p>
+      <w:pPr>
+        <w:spacing w:after="80"/>
+      </w:pPr>
+      <w:r>
+        <w:rPr>
+          <w:b/>
+          <w:bCs/>
+        </w:rPr>
+        <w:t xml:space="preserve">Các bước:</w:t>
       </w:r>
     </w:p>
     <w:p>
@@ -1647,7 +2043,7 @@
           <w:b/>
           <w:bCs/>
         </w:rPr>
-        <w:t>Date</w:t>
+        <w:t xml:space="preserve">Date</w:t>
       </w:r>
       <w:r>
         <w:t xml:space="preserve"> hoặc gõ đúng dd/mm/yyyy.</w:t>
@@ -1663,7 +2059,7 @@
         <w:spacing w:after="100"/>
       </w:pPr>
       <w:r>
-        <w:t>*Loại mủ: '…' không hợp lệ* — gõ sai tên chủng loại. Dùng ô chọn sẵn (dropdown) trong file mẫu, đừng gõ tay.</w:t>
+        <w:t xml:space="preserve">*Loại mủ: '…' không hợp lệ* — gõ sai tên chủng loại. Dùng ô chọn sẵn (dropdown) trong file mẫu, đừng gõ tay.</w:t>
       </w:r>
     </w:p>
     <w:p>
@@ -1676,7 +2072,7 @@
         <w:spacing w:after="100"/>
       </w:pPr>
       <w:r>
-        <w:t>*Đơn vị '…' không có trong danh mục* — sai tên đơn vị; lấy đúng tên trong ô chọn của file mẫu.</w:t>
+        <w:t xml:space="preserve">*Đơn vị '…' không có trong danh mục* — sai tên đơn vị; lấy đúng tên trong ô chọn của file mẫu.</w:t>
       </w:r>
     </w:p>
     <w:p>
@@ -1689,7 +2085,7 @@
         <w:spacing w:after="100"/>
       </w:pPr>
       <w:r>
-        <w:t>*Đơn vị '…' không thuộc quyền của tài khoản* — đang nhập cho đơn vị khác. Tài khoản đơn vị chỉ nhập được cho chính mình.</w:t>
+        <w:t xml:space="preserve">*Đơn vị '…' không thuộc quyền của tài khoản* — đang nhập cho đơn vị khác. Tài khoản đơn vị chỉ nhập được cho chính mình.</w:t>
       </w:r>
     </w:p>
     <w:p>
@@ -1702,7 +2098,7 @@
         <w:spacing w:after="100"/>
       </w:pPr>
       <w:r>
-        <w:t>*File thiếu cột bắt buộc* — đang dùng file cũ hoặc đã sửa tên cột. Tải lại mẫu mới và chép số sang.</w:t>
+        <w:t xml:space="preserve">*File thiếu cột bắt buộc* — đang dùng file cũ hoặc đã sửa tên cột. Tải lại mẫu mới và chép số sang.</w:t>
       </w:r>
     </w:p>
     <w:p>
@@ -1715,19 +2111,19 @@
         <w:spacing w:after="100"/>
       </w:pPr>
       <w:r>
-        <w:t>*… không phải số* — ô có chữ hoặc ký tự lạ (dấu cách, đơn vị tính). Chỉ để lại con số.</w:t>
-      </w:r>
-    </w:p>
-    <w:p>
-      <w:pPr>
-        <w:spacing w:before="140" w:after="80"/>
-      </w:pPr>
-      <w:r>
-        <w:rPr>
-          <w:b/>
-          <w:bCs/>
-        </w:rPr>
-        <w:t>Lưu ý:</w:t>
+        <w:t xml:space="preserve">*… không phải số* — ô có chữ hoặc ký tự lạ (dấu cách, đơn vị tính). Chỉ để lại con số.</w:t>
+      </w:r>
+    </w:p>
+    <w:p>
+      <w:pPr>
+        <w:spacing w:after="80" w:before="140"/>
+      </w:pPr>
+      <w:r>
+        <w:rPr>
+          <w:b/>
+          <w:bCs/>
+        </w:rPr>
+        <w:t xml:space="preserve">Lưu ý:</w:t>
       </w:r>
     </w:p>
     <w:p>
@@ -1740,7 +2136,7 @@
         <w:spacing w:after="80"/>
       </w:pPr>
       <w:r>
-        <w:t>Chỉ nhập được ngày hôm nay và một số ngày gần nhất theo quy định; ngày cũ hơn hệ thống sẽ từ chối ghi.</w:t>
+        <w:t xml:space="preserve">Chỉ nhập được ngày hôm nay và một số ngày gần nhất theo quy định; ngày cũ hơn hệ thống sẽ từ chối ghi.</w:t>
       </w:r>
     </w:p>
     <w:p>
@@ -1760,27 +2156,40 @@
           <w:b/>
           <w:bCs/>
         </w:rPr>
-        <w:t>ghi đè</w:t>
-      </w:r>
-      <w:r>
-        <w:t>, không nhân đôi — cứ sửa file rồi nhập lại cho tới khi đúng.</w:t>
+        <w:t xml:space="preserve">ghi đè</w:t>
+      </w:r>
+      <w:r>
+        <w:t xml:space="preserve">, không nhân đôi — cứ sửa file rồi nhập lại cho tới khi đúng.</w:t>
       </w:r>
     </w:p>
     <w:sectPr>
-      <w:headerReference w:type="default" r:id="rId9"/>
-      <w:pgSz w:w="11906" w:h="16838"/>
+      <w:headerReference w:type="default" r:id="rId7"/>
+      <w:pgSz w:w="11906" w:h="16838" w:orient="portrait"/>
       <w:pgMar w:top="1440" w:right="1080" w:bottom="1080" w:left="1080" w:header="708" w:footer="708" w:gutter="0"/>
-      <w:cols w:space="720"/>
+      <w:pgNumType/>
       <w:docGrid w:linePitch="360"/>
     </w:sectPr>
   </w:body>
 </w:document>
 </file>
 
+<file path=word/comments.xml><?xml version="1.0" encoding="utf-8"?>
+<w:comments xmlns:cx="http://schemas.microsoft.com/office/drawing/2014/chartex" xmlns:cx1="http://schemas.microsoft.com/office/drawing/2015/9/8/chartex" xmlns:cx2="http://schemas.microsoft.com/office/drawing/2015/10/21/chartex" xmlns:cx3="http://schemas.microsoft.com/office/drawing/2016/5/9/chartex" xmlns:cx4="http://schemas.microsoft.com/office/drawing/2016/5/10/chartex" xmlns:cx5="http://schemas.microsoft.com/office/drawing/2016/5/11/chartex" xmlns:cx6="http://schemas.microsoft.com/office/drawing/2016/5/12/chartex" xmlns:cx7="http://schemas.microsoft.com/office/drawing/2016/5/13/chartex" xmlns:cx8="http://schemas.microsoft.com/office/drawing/2016/5/14/chartex" xmlns:mc="http://schemas.openxmlformats.org/markup-compatibility/2006" xmlns:aink="http://schemas.microsoft.com/office/drawing/2016/ink" xmlns:am3d="http://schemas.microsoft.com/office/drawing/2017/model3d" xmlns:o="urn:schemas-microsoft-com:office:office" xmlns:r="http://schemas.openxmlformats.org/officeDocument/2006/relationships" xmlns:m="http://schemas.openxmlformats.org/officeDocument/2006/math" xmlns:v="urn:schemas-microsoft-com:vml" xmlns:wp14="http://schemas.microsoft.com/office/word/2010/wordprocessingDrawing" xmlns:wp="http://schemas.openxmlformats.org/drawingml/2006/wordprocessingDrawing" xmlns:w10="urn:schemas-microsoft-com:office:word" xmlns:w="http://schemas.openxmlformats.org/wordprocessingml/2006/main" xmlns:w14="http://schemas.microsoft.com/office/word/2010/wordml" xmlns:w15="http://schemas.microsoft.com/office/word/2012/wordml" xmlns:w16cex="http://schemas.microsoft.com/office/word/2018/wordml/cex" xmlns:w16cid="http://schemas.microsoft.com/office/word/2016/wordml/cid" xmlns:w16="http://schemas.microsoft.com/office/word/2018/wordml" xmlns:w16sdtdh="http://schemas.microsoft.com/office/word/2020/wordml/sdtdatahash" xmlns:w16se="http://schemas.microsoft.com/office/word/2015/wordml/symex" xmlns:wpg="http://schemas.microsoft.com/office/word/2010/wordprocessingGroup" xmlns:wpi="http://schemas.microsoft.com/office/word/2010/wordprocessingInk" xmlns:wne="http://schemas.microsoft.com/office/word/2006/wordml" xmlns:wps="http://schemas.microsoft.com/office/word/2010/wordprocessingShape"/>
+</file>
+
 <file path=word/endnotes.xml><?xml version="1.0" encoding="utf-8"?>
-<w:endnotes xmlns:wpc="http://schemas.microsoft.com/office/word/2010/wordprocessingCanvas" xmlns:cx="http://schemas.microsoft.com/office/drawing/2014/chartex" xmlns:cx1="http://schemas.microsoft.com/office/drawing/2015/9/8/chartex" xmlns:cx2="http://schemas.microsoft.com/office/drawing/2015/10/21/chartex" xmlns:cx3="http://schemas.microsoft.com/office/drawing/2016/5/9/chartex" xmlns:cx4="http://schemas.microsoft.com/office/drawing/2016/5/10/chartex" xmlns:cx5="http://schemas.microsoft.com/office/drawing/2016/5/11/chartex" xmlns:cx6="http://schemas.microsoft.com/office/drawing/2016/5/12/chartex" xmlns:cx7="http://schemas.microsoft.com/office/drawing/2016/5/13/chartex" xmlns:cx8="http://schemas.microsoft.com/office/drawing/2016/5/14/chartex" xmlns:mc="http://schemas.openxmlformats.org/markup-compatibility/2006" xmlns:aink="http://schemas.microsoft.com/office/drawing/2016/ink" xmlns:am3d="http://schemas.microsoft.com/office/drawing/2017/model3d" xmlns:o="urn:schemas-microsoft-com:office:office" xmlns:oel="http://schemas.microsoft.com/office/2019/extlst" xmlns:r="http://schemas.openxmlformats.org/officeDocument/2006/relationships" xmlns:m="http://schemas.openxmlformats.org/officeDocument/2006/math" xmlns:v="urn:schemas-microsoft-com:vml" xmlns:wp14="http://schemas.microsoft.com/office/word/2010/wordprocessingDrawing" xmlns:wp="http://schemas.openxmlformats.org/drawingml/2006/wordprocessingDrawing" xmlns:w10="urn:schemas-microsoft-com:office:word" xmlns:w="http://schemas.openxmlformats.org/wordprocessingml/2006/main" xmlns:w14="http://schemas.microsoft.com/office/word/2010/wordml" xmlns:w15="http://schemas.microsoft.com/office/word/2012/wordml" xmlns:w16cex="http://schemas.microsoft.com/office/word/2018/wordml/cex" xmlns:w16cid="http://schemas.microsoft.com/office/word/2016/wordml/cid" xmlns:w16="http://schemas.microsoft.com/office/word/2018/wordml" xmlns:w16du="http://schemas.microsoft.com/office/word/2023/wordml/word16du" xmlns:w16sdtdh="http://schemas.microsoft.com/office/word/2020/wordml/sdtdatahash" xmlns:w16sdtfl="http://schemas.microsoft.com/office/word/2024/wordml/sdtformatlock" xmlns:w16se="http://schemas.microsoft.com/office/word/2015/wordml/symex" xmlns:wpg="http://schemas.microsoft.com/office/word/2010/wordprocessingGroup" xmlns:wpi="http://schemas.microsoft.com/office/word/2010/wordprocessingInk" xmlns:wne="http://schemas.microsoft.com/office/word/2006/wordml" xmlns:wps="http://schemas.microsoft.com/office/word/2010/wordprocessingShape" mc:Ignorable="w14 w15 w16se w16cid w16 w16cex w16sdtdh w16sdtfl w16du wp14">
+<w:endnotes xmlns:wpc="http://schemas.microsoft.com/office/word/2010/wordprocessingCanvas" xmlns:mc="http://schemas.openxmlformats.org/markup-compatibility/2006" xmlns:o="urn:schemas-microsoft-com:office:office" xmlns:r="http://schemas.openxmlformats.org/officeDocument/2006/relationships" xmlns:m="http://schemas.openxmlformats.org/officeDocument/2006/math" xmlns:v="urn:schemas-microsoft-com:vml" xmlns:wp14="http://schemas.microsoft.com/office/word/2010/wordprocessingDrawing" xmlns:wp="http://schemas.openxmlformats.org/drawingml/2006/wordprocessingDrawing" xmlns:w10="urn:schemas-microsoft-com:office:word" xmlns:w="http://schemas.openxmlformats.org/wordprocessingml/2006/main" xmlns:w14="http://schemas.microsoft.com/office/word/2010/wordml" xmlns:w15="http://schemas.microsoft.com/office/word/2012/wordml" xmlns:wpg="http://schemas.microsoft.com/office/word/2010/wordprocessingGroup" xmlns:wpi="http://schemas.microsoft.com/office/word/2010/wordprocessingInk" xmlns:wne="http://schemas.microsoft.com/office/word/2006/wordml" xmlns:wps="http://schemas.microsoft.com/office/word/2010/wordprocessingShape" mc:Ignorable="w14 w15 wp14">
   <w:endnote w:type="separator" w:id="-1">
     <w:p>
+      <w:pPr>
+        <w:spacing w:after="0" w:line="240" w:lineRule="auto"/>
+      </w:pPr>
+      <w:r>
+        <w:rPr>
+          <w:rStyle w:val="EndnoteReference"/>
+        </w:rPr>
+        <w:endnoteRef/>
+      </w:r>
       <w:r>
         <w:separator/>
       </w:r>
@@ -1788,6 +2197,15 @@
   </w:endnote>
   <w:endnote w:type="continuationSeparator" w:id="0">
     <w:p>
+      <w:pPr>
+        <w:spacing w:after="0" w:line="240" w:lineRule="auto"/>
+      </w:pPr>
+      <w:r>
+        <w:rPr>
+          <w:rStyle w:val="EndnoteReference"/>
+        </w:rPr>
+        <w:endnoteRef/>
+      </w:r>
       <w:r>
         <w:continuationSeparator/>
       </w:r>
@@ -1797,9 +2215,18 @@
 </file>
 
 <file path=word/footnotes.xml><?xml version="1.0" encoding="utf-8"?>
-<w:footnotes xmlns:wpc="http://schemas.microsoft.com/office/word/2010/wordprocessingCanvas" xmlns:cx="http://schemas.microsoft.com/office/drawing/2014/chartex" xmlns:cx1="http://schemas.microsoft.com/office/drawing/2015/9/8/chartex" xmlns:cx2="http://schemas.microsoft.com/office/drawing/2015/10/21/chartex" xmlns:cx3="http://schemas.microsoft.com/office/drawing/2016/5/9/chartex" xmlns:cx4="http://schemas.microsoft.com/office/drawing/2016/5/10/chartex" xmlns:cx5="http://schemas.microsoft.com/office/drawing/2016/5/11/chartex" xmlns:cx6="http://schemas.microsoft.com/office/drawing/2016/5/12/chartex" xmlns:cx7="http://schemas.microsoft.com/office/drawing/2016/5/13/chartex" xmlns:cx8="http://schemas.microsoft.com/office/drawing/2016/5/14/chartex" xmlns:mc="http://schemas.openxmlformats.org/markup-compatibility/2006" xmlns:aink="http://schemas.microsoft.com/office/drawing/2016/ink" xmlns:am3d="http://schemas.microsoft.com/office/drawing/2017/model3d" xmlns:o="urn:schemas-microsoft-com:office:office" xmlns:oel="http://schemas.microsoft.com/office/2019/extlst" xmlns:r="http://schemas.openxmlformats.org/officeDocument/2006/relationships" xmlns:m="http://schemas.openxmlformats.org/officeDocument/2006/math" xmlns:v="urn:schemas-microsoft-com:vml" xmlns:wp14="http://schemas.microsoft.com/office/word/2010/wordprocessingDrawing" xmlns:wp="http://schemas.openxmlformats.org/drawingml/2006/wordprocessingDrawing" xmlns:w10="urn:schemas-microsoft-com:office:word" xmlns:w="http://schemas.openxmlformats.org/wordprocessingml/2006/main" xmlns:w14="http://schemas.microsoft.com/office/word/2010/wordml" xmlns:w15="http://schemas.microsoft.com/office/word/2012/wordml" xmlns:w16cex="http://schemas.microsoft.com/office/word/2018/wordml/cex" xmlns:w16cid="http://schemas.microsoft.com/office/word/2016/wordml/cid" xmlns:w16="http://schemas.microsoft.com/office/word/2018/wordml" xmlns:w16du="http://schemas.microsoft.com/office/word/2023/wordml/word16du" xmlns:w16sdtdh="http://schemas.microsoft.com/office/word/2020/wordml/sdtdatahash" xmlns:w16sdtfl="http://schemas.microsoft.com/office/word/2024/wordml/sdtformatlock" xmlns:w16se="http://schemas.microsoft.com/office/word/2015/wordml/symex" xmlns:wpg="http://schemas.microsoft.com/office/word/2010/wordprocessingGroup" xmlns:wpi="http://schemas.microsoft.com/office/word/2010/wordprocessingInk" xmlns:wne="http://schemas.microsoft.com/office/word/2006/wordml" xmlns:wps="http://schemas.microsoft.com/office/word/2010/wordprocessingShape" mc:Ignorable="w14 w15 w16se w16cid w16 w16cex w16sdtdh w16sdtfl w16du wp14">
+<w:footnotes xmlns:wpc="http://schemas.microsoft.com/office/word/2010/wordprocessingCanvas" xmlns:mc="http://schemas.openxmlformats.org/markup-compatibility/2006" xmlns:o="urn:schemas-microsoft-com:office:office" xmlns:r="http://schemas.openxmlformats.org/officeDocument/2006/relationships" xmlns:m="http://schemas.openxmlformats.org/officeDocument/2006/math" xmlns:v="urn:schemas-microsoft-com:vml" xmlns:wp14="http://schemas.microsoft.com/office/word/2010/wordprocessingDrawing" xmlns:wp="http://schemas.openxmlformats.org/drawingml/2006/wordprocessingDrawing" xmlns:w10="urn:schemas-microsoft-com:office:word" xmlns:w="http://schemas.openxmlformats.org/wordprocessingml/2006/main" xmlns:w14="http://schemas.microsoft.com/office/word/2010/wordml" xmlns:w15="http://schemas.microsoft.com/office/word/2012/wordml" xmlns:wpg="http://schemas.microsoft.com/office/word/2010/wordprocessingGroup" xmlns:wpi="http://schemas.microsoft.com/office/word/2010/wordprocessingInk" xmlns:wne="http://schemas.microsoft.com/office/word/2006/wordml" xmlns:wps="http://schemas.microsoft.com/office/word/2010/wordprocessingShape" mc:Ignorable="w14 w15 wp14">
   <w:footnote w:type="separator" w:id="-1">
     <w:p>
+      <w:pPr>
+        <w:spacing w:after="0" w:line="240" w:lineRule="auto"/>
+      </w:pPr>
+      <w:r>
+        <w:rPr>
+          <w:rStyle w:val="FootnoteReference"/>
+        </w:rPr>
+        <w:footnoteRef/>
+      </w:r>
       <w:r>
         <w:separator/>
       </w:r>
@@ -1807,6 +2234,15 @@
   </w:footnote>
   <w:footnote w:type="continuationSeparator" w:id="0">
     <w:p>
+      <w:pPr>
+        <w:spacing w:after="0" w:line="240" w:lineRule="auto"/>
+      </w:pPr>
+      <w:r>
+        <w:rPr>
+          <w:rStyle w:val="FootnoteReference"/>
+        </w:rPr>
+        <w:footnoteRef/>
+      </w:r>
       <w:r>
         <w:continuationSeparator/>
       </w:r>
@@ -1816,23 +2252,20 @@
 </file>
 
 <file path=word/header1.xml><?xml version="1.0" encoding="utf-8"?>
-<w:hdr xmlns:wpc="http://schemas.microsoft.com/office/word/2010/wordprocessingCanvas" xmlns:cx="http://schemas.microsoft.com/office/drawing/2014/chartex" xmlns:cx1="http://schemas.microsoft.com/office/drawing/2015/9/8/chartex" xmlns:cx2="http://schemas.microsoft.com/office/drawing/2015/10/21/chartex" xmlns:cx3="http://schemas.microsoft.com/office/drawing/2016/5/9/chartex" xmlns:cx4="http://schemas.microsoft.com/office/drawing/2016/5/10/chartex" xmlns:cx5="http://schemas.microsoft.com/office/drawing/2016/5/11/chartex" xmlns:cx6="http://schemas.microsoft.com/office/drawing/2016/5/12/chartex" xmlns:cx7="http://schemas.microsoft.com/office/drawing/2016/5/13/chartex" xmlns:cx8="http://schemas.microsoft.com/office/drawing/2016/5/14/chartex" xmlns:mc="http://schemas.openxmlformats.org/markup-compatibility/2006" xmlns:aink="http://schemas.microsoft.com/office/drawing/2016/ink" xmlns:am3d="http://schemas.microsoft.com/office/drawing/2017/model3d" xmlns:o="urn:schemas-microsoft-com:office:office" xmlns:oel="http://schemas.microsoft.com/office/2019/extlst" xmlns:r="http://schemas.openxmlformats.org/officeDocument/2006/relationships" xmlns:m="http://schemas.openxmlformats.org/officeDocument/2006/math" xmlns:v="urn:schemas-microsoft-com:vml" xmlns:wp14="http://schemas.microsoft.com/office/word/2010/wordprocessingDrawing" xmlns:wp="http://schemas.openxmlformats.org/drawingml/2006/wordprocessingDrawing" xmlns:w10="urn:schemas-microsoft-com:office:word" xmlns:w="http://schemas.openxmlformats.org/wordprocessingml/2006/main" xmlns:w14="http://schemas.microsoft.com/office/word/2010/wordml" xmlns:w15="http://schemas.microsoft.com/office/word/2012/wordml" xmlns:w16cex="http://schemas.microsoft.com/office/word/2018/wordml/cex" xmlns:w16cid="http://schemas.microsoft.com/office/word/2016/wordml/cid" xmlns:w16="http://schemas.microsoft.com/office/word/2018/wordml" xmlns:w16du="http://schemas.microsoft.com/office/word/2023/wordml/word16du" xmlns:w16sdtdh="http://schemas.microsoft.com/office/word/2020/wordml/sdtdatahash" xmlns:w16sdtfl="http://schemas.microsoft.com/office/word/2024/wordml/sdtformatlock" xmlns:w16se="http://schemas.microsoft.com/office/word/2015/wordml/symex" xmlns:wpg="http://schemas.microsoft.com/office/word/2010/wordprocessingGroup" xmlns:wpi="http://schemas.microsoft.com/office/word/2010/wordprocessingInk" xmlns:wne="http://schemas.microsoft.com/office/word/2006/wordml" xmlns:wps="http://schemas.microsoft.com/office/word/2010/wordprocessingShape" mc:Ignorable="w14 w15 w16se w16cid w16 w16cex w16sdtdh w16sdtfl w16du wp14">
+<w:hdr xmlns:wpc="http://schemas.microsoft.com/office/word/2010/wordprocessingCanvas" xmlns:mc="http://schemas.openxmlformats.org/markup-compatibility/2006" xmlns:o="urn:schemas-microsoft-com:office:office" xmlns:r="http://schemas.openxmlformats.org/officeDocument/2006/relationships" xmlns:m="http://schemas.openxmlformats.org/officeDocument/2006/math" xmlns:v="urn:schemas-microsoft-com:vml" xmlns:wp14="http://schemas.microsoft.com/office/word/2010/wordprocessingDrawing" xmlns:wp="http://schemas.openxmlformats.org/drawingml/2006/wordprocessingDrawing" xmlns:w10="urn:schemas-microsoft-com:office:word" xmlns:w="http://schemas.openxmlformats.org/wordprocessingml/2006/main" xmlns:w14="http://schemas.microsoft.com/office/word/2010/wordml" xmlns:w15="http://schemas.microsoft.com/office/word/2012/wordml" xmlns:wpg="http://schemas.microsoft.com/office/word/2010/wordprocessingGroup" xmlns:wpi="http://schemas.microsoft.com/office/word/2010/wordprocessingInk" xmlns:wne="http://schemas.microsoft.com/office/word/2006/wordml" xmlns:wps="http://schemas.microsoft.com/office/word/2010/wordprocessingShape" xmlns:cx="http://schemas.microsoft.com/office/drawing/2014/chartex" xmlns:cx1="http://schemas.microsoft.com/office/drawing/2015/9/8/chartex" xmlns:cx2="http://schemas.microsoft.com/office/drawing/2015/10/21/chartex" xmlns:cx3="http://schemas.microsoft.com/office/drawing/2016/5/9/chartex" xmlns:cx4="http://schemas.microsoft.com/office/drawing/2016/5/10/chartex" xmlns:cx5="http://schemas.microsoft.com/office/drawing/2016/5/11/chartex" xmlns:cx6="http://schemas.microsoft.com/office/drawing/2016/5/12/chartex" xmlns:cx7="http://schemas.microsoft.com/office/drawing/2016/5/13/chartex" xmlns:cx8="http://schemas.microsoft.com/office/drawing/2016/5/14/chartex" xmlns:w16cid="http://schemas.microsoft.com/office/word/2016/wordml/cid" xmlns:w16se="http://schemas.microsoft.com/office/word/2015/wordml/symex">
   <w:p>
     <w:pPr>
       <w:pBdr>
-        <w:bottom w:val="single" w:sz="6" w:space="4" w:color="CCCCCC"/>
+        <w:bottom w:val="single" w:color="CCCCCC" w:sz="6" w:space="4"/>
       </w:pBdr>
       <w:spacing w:after="40"/>
     </w:pPr>
     <w:r>
-      <w:rPr>
-        <w:noProof/>
-      </w:rPr>
       <w:drawing>
-        <wp:inline distT="0" distB="0" distL="0" distR="0" wp14:anchorId="0480206B" wp14:editId="42685BE6">
+        <wp:inline distT="0" distB="0" distL="0" distR="0">
           <wp:extent cx="400050" cy="361950"/>
-          <wp:effectExtent l="0" t="0" r="0" b="0"/>
-          <wp:docPr id="2018673961" name="logo" descr="logo" title="logo"/>
+          <wp:effectExtent t="0" r="0" b="0" l="0"/>
+          <wp:docPr id="1" name="logo" descr="logo" title="logo"/>
           <wp:cNvGraphicFramePr>
             <a:graphicFrameLocks xmlns:a="http://schemas.openxmlformats.org/drawingml/2006/main" noChangeAspect="1"/>
           </wp:cNvGraphicFramePr>
@@ -1840,13 +2273,13 @@
             <a:graphicData uri="http://schemas.openxmlformats.org/drawingml/2006/picture">
               <pic:pic xmlns:pic="http://schemas.openxmlformats.org/drawingml/2006/picture">
                 <pic:nvPicPr>
-                  <pic:cNvPr id="0" name=""/>
+                  <pic:cNvPr id="0" name="" descr=""/>
                   <pic:cNvPicPr>
                     <a:picLocks noChangeAspect="1" noChangeArrowheads="1"/>
                   </pic:cNvPicPr>
                 </pic:nvPicPr>
                 <pic:blipFill>
-                  <a:blip r:embed="rId1"/>
+                  <a:blip r:embed="rId0" cstate="none"/>
                   <a:srcRect/>
                   <a:stretch>
                     <a:fillRect/>
@@ -1878,7 +2311,7 @@
         <w:sz w:val="18"/>
         <w:szCs w:val="18"/>
       </w:rPr>
-      <w:t>HƯỚNG DẪN NHẬP LIỆU BẰNG EXCEL</w:t>
+      <w:t xml:space="preserve">HƯỚNG DẪN NHẬP LIỆU BẰNG EXCEL</w:t>
     </w:r>
     <w:r>
       <w:rPr>
@@ -1893,12 +2326,94 @@
 </file>
 
 <file path=word/numbering.xml><?xml version="1.0" encoding="utf-8"?>
-<w:numbering xmlns:wpc="http://schemas.microsoft.com/office/word/2010/wordprocessingCanvas" xmlns:cx="http://schemas.microsoft.com/office/drawing/2014/chartex" xmlns:cx1="http://schemas.microsoft.com/office/drawing/2015/9/8/chartex" xmlns:cx2="http://schemas.microsoft.com/office/drawing/2015/10/21/chartex" xmlns:cx3="http://schemas.microsoft.com/office/drawing/2016/5/9/chartex" xmlns:cx4="http://schemas.microsoft.com/office/drawing/2016/5/10/chartex" xmlns:cx5="http://schemas.microsoft.com/office/drawing/2016/5/11/chartex" xmlns:cx6="http://schemas.microsoft.com/office/drawing/2016/5/12/chartex" xmlns:cx7="http://schemas.microsoft.com/office/drawing/2016/5/13/chartex" xmlns:cx8="http://schemas.microsoft.com/office/drawing/2016/5/14/chartex" xmlns:mc="http://schemas.openxmlformats.org/markup-compatibility/2006" xmlns:aink="http://schemas.microsoft.com/office/drawing/2016/ink" xmlns:am3d="http://schemas.microsoft.com/office/drawing/2017/model3d" xmlns:o="urn:schemas-microsoft-com:office:office" xmlns:oel="http://schemas.microsoft.com/office/2019/extlst" xmlns:r="http://schemas.openxmlformats.org/officeDocument/2006/relationships" xmlns:m="http://schemas.openxmlformats.org/officeDocument/2006/math" xmlns:v="urn:schemas-microsoft-com:vml" xmlns:wp14="http://schemas.microsoft.com/office/word/2010/wordprocessingDrawing" xmlns:wp="http://schemas.openxmlformats.org/drawingml/2006/wordprocessingDrawing" xmlns:w10="urn:schemas-microsoft-com:office:word" xmlns:w="http://schemas.openxmlformats.org/wordprocessingml/2006/main" xmlns:w14="http://schemas.microsoft.com/office/word/2010/wordml" xmlns:w15="http://schemas.microsoft.com/office/word/2012/wordml" xmlns:w16cex="http://schemas.microsoft.com/office/word/2018/wordml/cex" xmlns:w16cid="http://schemas.microsoft.com/office/word/2016/wordml/cid" xmlns:w16="http://schemas.microsoft.com/office/word/2018/wordml" xmlns:w16du="http://schemas.microsoft.com/office/word/2023/wordml/word16du" xmlns:w16sdtdh="http://schemas.microsoft.com/office/word/2020/wordml/sdtdatahash" xmlns:w16sdtfl="http://schemas.microsoft.com/office/word/2024/wordml/sdtformatlock" xmlns:w16se="http://schemas.microsoft.com/office/word/2015/wordml/symex" xmlns:wpg="http://schemas.microsoft.com/office/word/2010/wordprocessingGroup" xmlns:wpi="http://schemas.microsoft.com/office/word/2010/wordprocessingInk" xmlns:wne="http://schemas.microsoft.com/office/word/2006/wordml" xmlns:wps="http://schemas.microsoft.com/office/word/2010/wordprocessingShape" mc:Ignorable="w14 w15 w16se w16cid w16 w16cex w16sdtdh w16sdtfl w16du wp14">
-  <w:abstractNum w:abstractNumId="0" w15:restartNumberingAfterBreak="0">
-    <w:nsid w:val="057F0E53"/>
+<w:numbering xmlns:wpc="http://schemas.microsoft.com/office/word/2010/wordprocessingCanvas" xmlns:mc="http://schemas.openxmlformats.org/markup-compatibility/2006" xmlns:o="urn:schemas-microsoft-com:office:office" xmlns:r="http://schemas.openxmlformats.org/officeDocument/2006/relationships" xmlns:m="http://schemas.openxmlformats.org/officeDocument/2006/math" xmlns:v="urn:schemas-microsoft-com:vml" xmlns:wp14="http://schemas.microsoft.com/office/word/2010/wordprocessingDrawing" xmlns:wp="http://schemas.openxmlformats.org/drawingml/2006/wordprocessingDrawing" xmlns:w10="urn:schemas-microsoft-com:office:word" xmlns:w="http://schemas.openxmlformats.org/wordprocessingml/2006/main" xmlns:w14="http://schemas.microsoft.com/office/word/2010/wordml" xmlns:w15="http://schemas.microsoft.com/office/word/2012/wordml" xmlns:wpg="http://schemas.microsoft.com/office/word/2010/wordprocessingGroup" xmlns:wpi="http://schemas.microsoft.com/office/word/2010/wordprocessingInk" xmlns:wne="http://schemas.microsoft.com/office/word/2006/wordml" xmlns:wps="http://schemas.microsoft.com/office/word/2010/wordprocessingShape" mc:Ignorable="w14 w15 wp14">
+  <w:abstractNum w:abstractNumId="1" w15:restartNumberingAfterBreak="0">
     <w:multiLevelType w:val="hybridMultilevel"/>
-    <w:tmpl w:val="688668C0"/>
-    <w:lvl w:ilvl="0" w:tplc="1DD25CB6">
+    <w:lvl w:ilvl="0" w15:tentative="1">
+      <w:start w:val="1"/>
+      <w:numFmt w:val="bullet"/>
+      <w:lvlText w:val="●"/>
+      <w:lvlJc w:val="left"/>
+      <w:pPr>
+        <w:ind w:left="720" w:hanging="360"/>
+      </w:pPr>
+    </w:lvl>
+    <w:lvl w:ilvl="1" w15:tentative="1">
+      <w:start w:val="1"/>
+      <w:numFmt w:val="bullet"/>
+      <w:lvlText w:val="○"/>
+      <w:lvlJc w:val="left"/>
+      <w:pPr>
+        <w:ind w:left="1440" w:hanging="360"/>
+      </w:pPr>
+    </w:lvl>
+    <w:lvl w:ilvl="2" w15:tentative="1">
+      <w:start w:val="1"/>
+      <w:numFmt w:val="bullet"/>
+      <w:lvlText w:val="■"/>
+      <w:lvlJc w:val="left"/>
+      <w:pPr>
+        <w:ind w:left="2160" w:hanging="360"/>
+      </w:pPr>
+    </w:lvl>
+    <w:lvl w:ilvl="3" w15:tentative="1">
+      <w:start w:val="1"/>
+      <w:numFmt w:val="bullet"/>
+      <w:lvlText w:val="●"/>
+      <w:lvlJc w:val="left"/>
+      <w:pPr>
+        <w:ind w:left="2880" w:hanging="360"/>
+      </w:pPr>
+    </w:lvl>
+    <w:lvl w:ilvl="4" w15:tentative="1">
+      <w:start w:val="1"/>
+      <w:numFmt w:val="bullet"/>
+      <w:lvlText w:val="○"/>
+      <w:lvlJc w:val="left"/>
+      <w:pPr>
+        <w:ind w:left="3600" w:hanging="360"/>
+      </w:pPr>
+    </w:lvl>
+    <w:lvl w:ilvl="5" w15:tentative="1">
+      <w:start w:val="1"/>
+      <w:numFmt w:val="bullet"/>
+      <w:lvlText w:val="■"/>
+      <w:lvlJc w:val="left"/>
+      <w:pPr>
+        <w:ind w:left="4320" w:hanging="360"/>
+      </w:pPr>
+    </w:lvl>
+    <w:lvl w:ilvl="6" w15:tentative="1">
+      <w:start w:val="1"/>
+      <w:numFmt w:val="bullet"/>
+      <w:lvlText w:val="●"/>
+      <w:lvlJc w:val="left"/>
+      <w:pPr>
+        <w:ind w:left="5040" w:hanging="360"/>
+      </w:pPr>
+    </w:lvl>
+    <w:lvl w:ilvl="7" w15:tentative="1">
+      <w:start w:val="1"/>
+      <w:numFmt w:val="bullet"/>
+      <w:lvlText w:val="●"/>
+      <w:lvlJc w:val="left"/>
+      <w:pPr>
+        <w:ind w:left="5760" w:hanging="360"/>
+      </w:pPr>
+    </w:lvl>
+    <w:lvl w:ilvl="8" w15:tentative="1">
+      <w:start w:val="1"/>
+      <w:numFmt w:val="bullet"/>
+      <w:lvlText w:val="●"/>
+      <w:lvlJc w:val="left"/>
+      <w:pPr>
+        <w:ind w:left="6480" w:hanging="360"/>
+      </w:pPr>
+    </w:lvl>
+  </w:abstractNum>
+  <w:abstractNum w:abstractNumId="2" w15:restartNumberingAfterBreak="0">
+    <w:multiLevelType w:val="hybridMultilevel"/>
+    <w:lvl w:ilvl="0" w15:tentative="1">
       <w:start w:val="1"/>
       <w:numFmt w:val="decimal"/>
       <w:lvlText w:val="%1."/>
@@ -1907,52 +2422,10 @@
         <w:ind w:left="620" w:hanging="360"/>
       </w:pPr>
     </w:lvl>
-    <w:lvl w:ilvl="1" w:tplc="153056E8">
-      <w:numFmt w:val="decimal"/>
-      <w:lvlText w:val=""/>
-      <w:lvlJc w:val="left"/>
-    </w:lvl>
-    <w:lvl w:ilvl="2" w:tplc="9048BDB0">
-      <w:numFmt w:val="decimal"/>
-      <w:lvlText w:val=""/>
-      <w:lvlJc w:val="left"/>
-    </w:lvl>
-    <w:lvl w:ilvl="3" w:tplc="8076BB40">
-      <w:numFmt w:val="decimal"/>
-      <w:lvlText w:val=""/>
-      <w:lvlJc w:val="left"/>
-    </w:lvl>
-    <w:lvl w:ilvl="4" w:tplc="FAA63A6C">
-      <w:numFmt w:val="decimal"/>
-      <w:lvlText w:val=""/>
-      <w:lvlJc w:val="left"/>
-    </w:lvl>
-    <w:lvl w:ilvl="5" w:tplc="C85CE440">
-      <w:numFmt w:val="decimal"/>
-      <w:lvlText w:val=""/>
-      <w:lvlJc w:val="left"/>
-    </w:lvl>
-    <w:lvl w:ilvl="6" w:tplc="EA2C3E68">
-      <w:numFmt w:val="decimal"/>
-      <w:lvlText w:val=""/>
-      <w:lvlJc w:val="left"/>
-    </w:lvl>
-    <w:lvl w:ilvl="7" w:tplc="9550CC52">
-      <w:numFmt w:val="decimal"/>
-      <w:lvlText w:val=""/>
-      <w:lvlJc w:val="left"/>
-    </w:lvl>
-    <w:lvl w:ilvl="8" w:tplc="1632D324">
-      <w:numFmt w:val="decimal"/>
-      <w:lvlText w:val=""/>
-      <w:lvlJc w:val="left"/>
-    </w:lvl>
   </w:abstractNum>
-  <w:abstractNum w:abstractNumId="1" w15:restartNumberingAfterBreak="0">
-    <w:nsid w:val="12172EB9"/>
+  <w:abstractNum w:abstractNumId="3" w15:restartNumberingAfterBreak="0">
     <w:multiLevelType w:val="hybridMultilevel"/>
-    <w:tmpl w:val="4AA88C62"/>
-    <w:lvl w:ilvl="0" w:tplc="33D01FCA">
+    <w:lvl w:ilvl="0" w15:tentative="1">
       <w:start w:val="1"/>
       <w:numFmt w:val="decimal"/>
       <w:lvlText w:val="%1."/>
@@ -1961,52 +2434,10 @@
         <w:ind w:left="620" w:hanging="360"/>
       </w:pPr>
     </w:lvl>
-    <w:lvl w:ilvl="1" w:tplc="007A7ED4">
-      <w:numFmt w:val="decimal"/>
-      <w:lvlText w:val=""/>
-      <w:lvlJc w:val="left"/>
-    </w:lvl>
-    <w:lvl w:ilvl="2" w:tplc="20B8B2A0">
-      <w:numFmt w:val="decimal"/>
-      <w:lvlText w:val=""/>
-      <w:lvlJc w:val="left"/>
-    </w:lvl>
-    <w:lvl w:ilvl="3" w:tplc="1DE2AEC6">
-      <w:numFmt w:val="decimal"/>
-      <w:lvlText w:val=""/>
-      <w:lvlJc w:val="left"/>
-    </w:lvl>
-    <w:lvl w:ilvl="4" w:tplc="4F827F48">
-      <w:numFmt w:val="decimal"/>
-      <w:lvlText w:val=""/>
-      <w:lvlJc w:val="left"/>
-    </w:lvl>
-    <w:lvl w:ilvl="5" w:tplc="76C836F4">
-      <w:numFmt w:val="decimal"/>
-      <w:lvlText w:val=""/>
-      <w:lvlJc w:val="left"/>
-    </w:lvl>
-    <w:lvl w:ilvl="6" w:tplc="BEB26E22">
-      <w:numFmt w:val="decimal"/>
-      <w:lvlText w:val=""/>
-      <w:lvlJc w:val="left"/>
-    </w:lvl>
-    <w:lvl w:ilvl="7" w:tplc="AE22BF7A">
-      <w:numFmt w:val="decimal"/>
-      <w:lvlText w:val=""/>
-      <w:lvlJc w:val="left"/>
-    </w:lvl>
-    <w:lvl w:ilvl="8" w:tplc="4AA066BC">
-      <w:numFmt w:val="decimal"/>
-      <w:lvlText w:val=""/>
-      <w:lvlJc w:val="left"/>
-    </w:lvl>
   </w:abstractNum>
-  <w:abstractNum w:abstractNumId="2" w15:restartNumberingAfterBreak="0">
-    <w:nsid w:val="39401215"/>
+  <w:abstractNum w:abstractNumId="4" w15:restartNumberingAfterBreak="0">
     <w:multiLevelType w:val="hybridMultilevel"/>
-    <w:tmpl w:val="BF500854"/>
-    <w:lvl w:ilvl="0" w:tplc="CD886392">
+    <w:lvl w:ilvl="0" w15:tentative="1">
       <w:start w:val="1"/>
       <w:numFmt w:val="decimal"/>
       <w:lvlText w:val="%1."/>
@@ -2015,138 +2446,46 @@
         <w:ind w:left="620" w:hanging="360"/>
       </w:pPr>
     </w:lvl>
-    <w:lvl w:ilvl="1" w:tplc="67EADD26">
+  </w:abstractNum>
+  <w:abstractNum w:abstractNumId="5" w15:restartNumberingAfterBreak="0">
+    <w:multiLevelType w:val="hybridMultilevel"/>
+    <w:lvl w:ilvl="0" w15:tentative="1">
+      <w:start w:val="1"/>
       <w:numFmt w:val="decimal"/>
-      <w:lvlText w:val=""/>
+      <w:lvlText w:val="%1."/>
       <w:lvlJc w:val="left"/>
-    </w:lvl>
-    <w:lvl w:ilvl="2" w:tplc="AC38562A">
-      <w:numFmt w:val="decimal"/>
-      <w:lvlText w:val=""/>
-      <w:lvlJc w:val="left"/>
-    </w:lvl>
-    <w:lvl w:ilvl="3" w:tplc="1AFC9870">
-      <w:numFmt w:val="decimal"/>
-      <w:lvlText w:val=""/>
-      <w:lvlJc w:val="left"/>
-    </w:lvl>
-    <w:lvl w:ilvl="4" w:tplc="840E7C3A">
-      <w:numFmt w:val="decimal"/>
-      <w:lvlText w:val=""/>
-      <w:lvlJc w:val="left"/>
-    </w:lvl>
-    <w:lvl w:ilvl="5" w:tplc="353A45B6">
-      <w:numFmt w:val="decimal"/>
-      <w:lvlText w:val=""/>
-      <w:lvlJc w:val="left"/>
-    </w:lvl>
-    <w:lvl w:ilvl="6" w:tplc="DC74EB32">
-      <w:numFmt w:val="decimal"/>
-      <w:lvlText w:val=""/>
-      <w:lvlJc w:val="left"/>
-    </w:lvl>
-    <w:lvl w:ilvl="7" w:tplc="7CEC051A">
-      <w:numFmt w:val="decimal"/>
-      <w:lvlText w:val=""/>
-      <w:lvlJc w:val="left"/>
-    </w:lvl>
-    <w:lvl w:ilvl="8" w:tplc="242029C6">
-      <w:numFmt w:val="decimal"/>
-      <w:lvlText w:val=""/>
-      <w:lvlJc w:val="left"/>
+      <w:pPr>
+        <w:ind w:left="620" w:hanging="360"/>
+      </w:pPr>
     </w:lvl>
   </w:abstractNum>
-  <w:abstractNum w:abstractNumId="3" w15:restartNumberingAfterBreak="0">
-    <w:nsid w:val="4CB50472"/>
+  <w:abstractNum w:abstractNumId="6" w15:restartNumberingAfterBreak="0">
     <w:multiLevelType w:val="hybridMultilevel"/>
-    <w:tmpl w:val="92345C54"/>
-    <w:lvl w:ilvl="0" w:tplc="59128442">
+    <w:lvl w:ilvl="0" w15:tentative="1">
       <w:start w:val="1"/>
-      <w:numFmt w:val="bullet"/>
-      <w:lvlText w:val="●"/>
+      <w:numFmt w:val="decimal"/>
+      <w:lvlText w:val="%1."/>
       <w:lvlJc w:val="left"/>
       <w:pPr>
-        <w:ind w:left="720" w:hanging="360"/>
-      </w:pPr>
-    </w:lvl>
-    <w:lvl w:ilvl="1" w:tplc="46D277A8">
-      <w:start w:val="1"/>
-      <w:numFmt w:val="bullet"/>
-      <w:lvlText w:val="○"/>
-      <w:lvlJc w:val="left"/>
-      <w:pPr>
-        <w:ind w:left="1440" w:hanging="360"/>
-      </w:pPr>
-    </w:lvl>
-    <w:lvl w:ilvl="2" w:tplc="E39C9B82">
-      <w:start w:val="1"/>
-      <w:numFmt w:val="bullet"/>
-      <w:lvlText w:val="■"/>
-      <w:lvlJc w:val="left"/>
-      <w:pPr>
-        <w:ind w:left="2160" w:hanging="360"/>
-      </w:pPr>
-    </w:lvl>
-    <w:lvl w:ilvl="3" w:tplc="5866D704">
-      <w:start w:val="1"/>
-      <w:numFmt w:val="bullet"/>
-      <w:lvlText w:val="●"/>
-      <w:lvlJc w:val="left"/>
-      <w:pPr>
-        <w:ind w:left="2880" w:hanging="360"/>
-      </w:pPr>
-    </w:lvl>
-    <w:lvl w:ilvl="4" w:tplc="3BF6DE10">
-      <w:start w:val="1"/>
-      <w:numFmt w:val="bullet"/>
-      <w:lvlText w:val="○"/>
-      <w:lvlJc w:val="left"/>
-      <w:pPr>
-        <w:ind w:left="3600" w:hanging="360"/>
-      </w:pPr>
-    </w:lvl>
-    <w:lvl w:ilvl="5" w:tplc="9C8C2A0E">
-      <w:start w:val="1"/>
-      <w:numFmt w:val="bullet"/>
-      <w:lvlText w:val="■"/>
-      <w:lvlJc w:val="left"/>
-      <w:pPr>
-        <w:ind w:left="4320" w:hanging="360"/>
-      </w:pPr>
-    </w:lvl>
-    <w:lvl w:ilvl="6" w:tplc="A2FAC76C">
-      <w:start w:val="1"/>
-      <w:numFmt w:val="bullet"/>
-      <w:lvlText w:val="●"/>
-      <w:lvlJc w:val="left"/>
-      <w:pPr>
-        <w:ind w:left="5040" w:hanging="360"/>
-      </w:pPr>
-    </w:lvl>
-    <w:lvl w:ilvl="7" w:tplc="1F3A679E">
-      <w:start w:val="1"/>
-      <w:numFmt w:val="bullet"/>
-      <w:lvlText w:val="●"/>
-      <w:lvlJc w:val="left"/>
-      <w:pPr>
-        <w:ind w:left="5760" w:hanging="360"/>
-      </w:pPr>
-    </w:lvl>
-    <w:lvl w:ilvl="8" w:tplc="7AD82C8A">
-      <w:start w:val="1"/>
-      <w:numFmt w:val="bullet"/>
-      <w:lvlText w:val="●"/>
-      <w:lvlJc w:val="left"/>
-      <w:pPr>
-        <w:ind w:left="6480" w:hanging="360"/>
+        <w:ind w:left="620" w:hanging="360"/>
       </w:pPr>
     </w:lvl>
   </w:abstractNum>
-  <w:abstractNum w:abstractNumId="4" w15:restartNumberingAfterBreak="0">
-    <w:nsid w:val="53F2287E"/>
+  <w:abstractNum w:abstractNumId="7" w15:restartNumberingAfterBreak="0">
     <w:multiLevelType w:val="hybridMultilevel"/>
-    <w:tmpl w:val="59DCE1D2"/>
-    <w:lvl w:ilvl="0" w:tplc="F65837E6">
+    <w:lvl w:ilvl="0" w15:tentative="1">
+      <w:start w:val="1"/>
+      <w:numFmt w:val="decimal"/>
+      <w:lvlText w:val="%1."/>
+      <w:lvlJc w:val="left"/>
+      <w:pPr>
+        <w:ind w:left="620" w:hanging="360"/>
+      </w:pPr>
+    </w:lvl>
+  </w:abstractNum>
+  <w:abstractNum w:abstractNumId="8" w15:restartNumberingAfterBreak="0">
+    <w:multiLevelType w:val="hybridMultilevel"/>
+    <w:lvl w:ilvl="0" w15:tentative="1">
       <w:start w:val="1"/>
       <w:numFmt w:val="bullet"/>
       <w:lvlText w:val="•"/>
@@ -2155,253 +2494,51 @@
         <w:ind w:left="620" w:hanging="360"/>
       </w:pPr>
     </w:lvl>
-    <w:lvl w:ilvl="1" w:tplc="C1EE6BE0">
-      <w:numFmt w:val="decimal"/>
-      <w:lvlText w:val=""/>
-      <w:lvlJc w:val="left"/>
-    </w:lvl>
-    <w:lvl w:ilvl="2" w:tplc="F5FA3F56">
-      <w:numFmt w:val="decimal"/>
-      <w:lvlText w:val=""/>
-      <w:lvlJc w:val="left"/>
-    </w:lvl>
-    <w:lvl w:ilvl="3" w:tplc="3E92ED78">
-      <w:numFmt w:val="decimal"/>
-      <w:lvlText w:val=""/>
-      <w:lvlJc w:val="left"/>
-    </w:lvl>
-    <w:lvl w:ilvl="4" w:tplc="C11A7CDA">
-      <w:numFmt w:val="decimal"/>
-      <w:lvlText w:val=""/>
-      <w:lvlJc w:val="left"/>
-    </w:lvl>
-    <w:lvl w:ilvl="5" w:tplc="1E84011A">
-      <w:numFmt w:val="decimal"/>
-      <w:lvlText w:val=""/>
-      <w:lvlJc w:val="left"/>
-    </w:lvl>
-    <w:lvl w:ilvl="6" w:tplc="7D721490">
-      <w:numFmt w:val="decimal"/>
-      <w:lvlText w:val=""/>
-      <w:lvlJc w:val="left"/>
-    </w:lvl>
-    <w:lvl w:ilvl="7" w:tplc="51C8C28C">
-      <w:numFmt w:val="decimal"/>
-      <w:lvlText w:val=""/>
-      <w:lvlJc w:val="left"/>
-    </w:lvl>
-    <w:lvl w:ilvl="8" w:tplc="2FE021E8">
-      <w:numFmt w:val="decimal"/>
-      <w:lvlText w:val=""/>
-      <w:lvlJc w:val="left"/>
-    </w:lvl>
   </w:abstractNum>
-  <w:abstractNum w:abstractNumId="5" w15:restartNumberingAfterBreak="0">
-    <w:nsid w:val="5D696163"/>
-    <w:multiLevelType w:val="hybridMultilevel"/>
-    <w:tmpl w:val="A0BAA37E"/>
-    <w:lvl w:ilvl="0" w:tplc="C8E44672">
-      <w:start w:val="1"/>
-      <w:numFmt w:val="decimal"/>
-      <w:lvlText w:val="%1."/>
-      <w:lvlJc w:val="left"/>
-      <w:pPr>
-        <w:ind w:left="620" w:hanging="360"/>
-      </w:pPr>
-    </w:lvl>
-    <w:lvl w:ilvl="1" w:tplc="E092D6CE">
-      <w:numFmt w:val="decimal"/>
-      <w:lvlText w:val=""/>
-      <w:lvlJc w:val="left"/>
-    </w:lvl>
-    <w:lvl w:ilvl="2" w:tplc="5FBAB614">
-      <w:numFmt w:val="decimal"/>
-      <w:lvlText w:val=""/>
-      <w:lvlJc w:val="left"/>
-    </w:lvl>
-    <w:lvl w:ilvl="3" w:tplc="A326659E">
-      <w:numFmt w:val="decimal"/>
-      <w:lvlText w:val=""/>
-      <w:lvlJc w:val="left"/>
-    </w:lvl>
-    <w:lvl w:ilvl="4" w:tplc="BD62EB7C">
-      <w:numFmt w:val="decimal"/>
-      <w:lvlText w:val=""/>
-      <w:lvlJc w:val="left"/>
-    </w:lvl>
-    <w:lvl w:ilvl="5" w:tplc="9E88631A">
-      <w:numFmt w:val="decimal"/>
-      <w:lvlText w:val=""/>
-      <w:lvlJc w:val="left"/>
-    </w:lvl>
-    <w:lvl w:ilvl="6" w:tplc="631CA8B8">
-      <w:numFmt w:val="decimal"/>
-      <w:lvlText w:val=""/>
-      <w:lvlJc w:val="left"/>
-    </w:lvl>
-    <w:lvl w:ilvl="7" w:tplc="27041500">
-      <w:numFmt w:val="decimal"/>
-      <w:lvlText w:val=""/>
-      <w:lvlJc w:val="left"/>
-    </w:lvl>
-    <w:lvl w:ilvl="8" w:tplc="DEF62814">
-      <w:numFmt w:val="decimal"/>
-      <w:lvlText w:val=""/>
-      <w:lvlJc w:val="left"/>
-    </w:lvl>
-  </w:abstractNum>
-  <w:abstractNum w:abstractNumId="6" w15:restartNumberingAfterBreak="0">
-    <w:nsid w:val="742035FF"/>
-    <w:multiLevelType w:val="hybridMultilevel"/>
-    <w:tmpl w:val="8B523820"/>
-    <w:lvl w:ilvl="0" w:tplc="71B21A7E">
-      <w:start w:val="1"/>
-      <w:numFmt w:val="decimal"/>
-      <w:lvlText w:val="%1."/>
-      <w:lvlJc w:val="left"/>
-      <w:pPr>
-        <w:ind w:left="620" w:hanging="360"/>
-      </w:pPr>
-    </w:lvl>
-    <w:lvl w:ilvl="1" w:tplc="B3EAA07A">
-      <w:numFmt w:val="decimal"/>
-      <w:lvlText w:val=""/>
-      <w:lvlJc w:val="left"/>
-    </w:lvl>
-    <w:lvl w:ilvl="2" w:tplc="F8E02ED4">
-      <w:numFmt w:val="decimal"/>
-      <w:lvlText w:val=""/>
-      <w:lvlJc w:val="left"/>
-    </w:lvl>
-    <w:lvl w:ilvl="3" w:tplc="FE22F9C6">
-      <w:numFmt w:val="decimal"/>
-      <w:lvlText w:val=""/>
-      <w:lvlJc w:val="left"/>
-    </w:lvl>
-    <w:lvl w:ilvl="4" w:tplc="EE48082E">
-      <w:numFmt w:val="decimal"/>
-      <w:lvlText w:val=""/>
-      <w:lvlJc w:val="left"/>
-    </w:lvl>
-    <w:lvl w:ilvl="5" w:tplc="1AB03CA0">
-      <w:numFmt w:val="decimal"/>
-      <w:lvlText w:val=""/>
-      <w:lvlJc w:val="left"/>
-    </w:lvl>
-    <w:lvl w:ilvl="6" w:tplc="4BDE0824">
-      <w:numFmt w:val="decimal"/>
-      <w:lvlText w:val=""/>
-      <w:lvlJc w:val="left"/>
-    </w:lvl>
-    <w:lvl w:ilvl="7" w:tplc="87404C22">
-      <w:numFmt w:val="decimal"/>
-      <w:lvlText w:val=""/>
-      <w:lvlJc w:val="left"/>
-    </w:lvl>
-    <w:lvl w:ilvl="8" w:tplc="11F09B6A">
-      <w:numFmt w:val="decimal"/>
-      <w:lvlText w:val=""/>
-      <w:lvlJc w:val="left"/>
-    </w:lvl>
-  </w:abstractNum>
-  <w:abstractNum w:abstractNumId="7" w15:restartNumberingAfterBreak="0">
-    <w:nsid w:val="7F1B1535"/>
-    <w:multiLevelType w:val="hybridMultilevel"/>
-    <w:tmpl w:val="8CC86B7A"/>
-    <w:lvl w:ilvl="0" w:tplc="B16E7420">
-      <w:start w:val="1"/>
-      <w:numFmt w:val="decimal"/>
-      <w:lvlText w:val="%1."/>
-      <w:lvlJc w:val="left"/>
-      <w:pPr>
-        <w:ind w:left="620" w:hanging="360"/>
-      </w:pPr>
-    </w:lvl>
-    <w:lvl w:ilvl="1" w:tplc="7A405A9E">
-      <w:numFmt w:val="decimal"/>
-      <w:lvlText w:val=""/>
-      <w:lvlJc w:val="left"/>
-    </w:lvl>
-    <w:lvl w:ilvl="2" w:tplc="F45619B4">
-      <w:numFmt w:val="decimal"/>
-      <w:lvlText w:val=""/>
-      <w:lvlJc w:val="left"/>
-    </w:lvl>
-    <w:lvl w:ilvl="3" w:tplc="8BAE220E">
-      <w:numFmt w:val="decimal"/>
-      <w:lvlText w:val=""/>
-      <w:lvlJc w:val="left"/>
-    </w:lvl>
-    <w:lvl w:ilvl="4" w:tplc="C218A286">
-      <w:numFmt w:val="decimal"/>
-      <w:lvlText w:val=""/>
-      <w:lvlJc w:val="left"/>
-    </w:lvl>
-    <w:lvl w:ilvl="5" w:tplc="67AA4946">
-      <w:numFmt w:val="decimal"/>
-      <w:lvlText w:val=""/>
-      <w:lvlJc w:val="left"/>
-    </w:lvl>
-    <w:lvl w:ilvl="6" w:tplc="77A6ABE8">
-      <w:numFmt w:val="decimal"/>
-      <w:lvlText w:val=""/>
-      <w:lvlJc w:val="left"/>
-    </w:lvl>
-    <w:lvl w:ilvl="7" w:tplc="8D488234">
-      <w:numFmt w:val="decimal"/>
-      <w:lvlText w:val=""/>
-      <w:lvlJc w:val="left"/>
-    </w:lvl>
-    <w:lvl w:ilvl="8" w:tplc="7AC44234">
-      <w:numFmt w:val="decimal"/>
-      <w:lvlText w:val=""/>
-      <w:lvlJc w:val="left"/>
-    </w:lvl>
-  </w:abstractNum>
-  <w:num w:numId="1" w16cid:durableId="1116488006">
+  <w:num w:numId="1">
+    <w:abstractNumId w:val="1"/>
+    <w:lvlOverride w:ilvl="0">
+      <w:startOverride w:val="1"/>
+    </w:lvlOverride>
+  </w:num>
+  <w:num w:numId="2">
+    <w:abstractNumId w:val="2"/>
+    <w:lvlOverride w:ilvl="0">
+      <w:startOverride w:val="1"/>
+    </w:lvlOverride>
+  </w:num>
+  <w:num w:numId="3">
+    <w:abstractNumId w:val="8"/>
+    <w:lvlOverride w:ilvl="0">
+      <w:startOverride w:val="1"/>
+    </w:lvlOverride>
+  </w:num>
+  <w:num w:numId="4">
     <w:abstractNumId w:val="3"/>
     <w:lvlOverride w:ilvl="0">
       <w:startOverride w:val="1"/>
     </w:lvlOverride>
   </w:num>
-  <w:num w:numId="2" w16cid:durableId="1799760443">
+  <w:num w:numId="5">
+    <w:abstractNumId w:val="4"/>
+    <w:lvlOverride w:ilvl="0">
+      <w:startOverride w:val="1"/>
+    </w:lvlOverride>
+  </w:num>
+  <w:num w:numId="6">
     <w:abstractNumId w:val="5"/>
     <w:lvlOverride w:ilvl="0">
       <w:startOverride w:val="1"/>
     </w:lvlOverride>
   </w:num>
-  <w:num w:numId="3" w16cid:durableId="1690134907">
-    <w:abstractNumId w:val="4"/>
+  <w:num w:numId="7">
+    <w:abstractNumId w:val="6"/>
     <w:lvlOverride w:ilvl="0">
       <w:startOverride w:val="1"/>
     </w:lvlOverride>
   </w:num>
-  <w:num w:numId="4" w16cid:durableId="38092956">
-    <w:abstractNumId w:val="1"/>
-    <w:lvlOverride w:ilvl="0">
-      <w:startOverride w:val="1"/>
-    </w:lvlOverride>
-  </w:num>
-  <w:num w:numId="5" w16cid:durableId="1534996133">
-    <w:abstractNumId w:val="0"/>
-    <w:lvlOverride w:ilvl="0">
-      <w:startOverride w:val="1"/>
-    </w:lvlOverride>
-  </w:num>
-  <w:num w:numId="6" w16cid:durableId="2099324803">
+  <w:num w:numId="8">
     <w:abstractNumId w:val="7"/>
-    <w:lvlOverride w:ilvl="0">
-      <w:startOverride w:val="1"/>
-    </w:lvlOverride>
-  </w:num>
-  <w:num w:numId="7" w16cid:durableId="1015811710">
-    <w:abstractNumId w:val="2"/>
-    <w:lvlOverride w:ilvl="0">
-      <w:startOverride w:val="1"/>
-    </w:lvlOverride>
-  </w:num>
-  <w:num w:numId="8" w16cid:durableId="2136289138">
-    <w:abstractNumId w:val="6"/>
     <w:lvlOverride w:ilvl="0">
       <w:startOverride w:val="1"/>
     </w:lvlOverride>
@@ -2410,442 +2547,54 @@
 </file>
 
 <file path=word/styles.xml><?xml version="1.0" encoding="utf-8"?>
-<w:styles xmlns:mc="http://schemas.openxmlformats.org/markup-compatibility/2006" xmlns:r="http://schemas.openxmlformats.org/officeDocument/2006/relationships" xmlns:w="http://schemas.openxmlformats.org/wordprocessingml/2006/main" xmlns:w14="http://schemas.microsoft.com/office/word/2010/wordml" xmlns:w15="http://schemas.microsoft.com/office/word/2012/wordml" xmlns:w16cex="http://schemas.microsoft.com/office/word/2018/wordml/cex" xmlns:w16cid="http://schemas.microsoft.com/office/word/2016/wordml/cid" xmlns:w16="http://schemas.microsoft.com/office/word/2018/wordml" xmlns:w16du="http://schemas.microsoft.com/office/word/2023/wordml/word16du" xmlns:w16sdtdh="http://schemas.microsoft.com/office/word/2020/wordml/sdtdatahash" xmlns:w16sdtfl="http://schemas.microsoft.com/office/word/2024/wordml/sdtformatlock" xmlns:w16se="http://schemas.microsoft.com/office/word/2015/wordml/symex" mc:Ignorable="w14 w15 w16se w16cid w16 w16cex w16sdtdh w16sdtfl w16du">
+<w:styles xmlns:mc="http://schemas.openxmlformats.org/markup-compatibility/2006" xmlns:r="http://schemas.openxmlformats.org/officeDocument/2006/relationships" xmlns:w="http://schemas.openxmlformats.org/wordprocessingml/2006/main" xmlns:w14="http://schemas.microsoft.com/office/word/2010/wordml" xmlns:w15="http://schemas.microsoft.com/office/word/2012/wordml" mc:Ignorable="w14 w15">
   <w:docDefaults>
     <w:rPrDefault>
       <w:rPr>
-        <w:rFonts w:ascii="Arial" w:eastAsia="Arial" w:hAnsi="Arial" w:cs="Arial"/>
+        <w:rFonts w:ascii="Arial" w:cs="Arial" w:eastAsia="Arial" w:hAnsi="Arial"/>
         <w:sz w:val="22"/>
         <w:szCs w:val="22"/>
-        <w:lang w:val="en-VN" w:eastAsia="zh-CN" w:bidi="ar-SA"/>
       </w:rPr>
     </w:rPrDefault>
     <w:pPrDefault/>
   </w:docDefaults>
-  <w:latentStyles w:defLockedState="0" w:defUIPriority="99" w:defSemiHidden="0" w:defUnhideWhenUsed="0" w:defQFormat="0" w:count="376">
-    <w:lsdException w:name="Normal" w:uiPriority="0" w:qFormat="1"/>
-    <w:lsdException w:name="heading 1" w:uiPriority="9" w:qFormat="1"/>
-    <w:lsdException w:name="heading 2" w:semiHidden="1" w:uiPriority="9" w:unhideWhenUsed="1" w:qFormat="1"/>
-    <w:lsdException w:name="heading 3" w:semiHidden="1" w:uiPriority="9" w:unhideWhenUsed="1" w:qFormat="1"/>
-    <w:lsdException w:name="heading 4" w:semiHidden="1" w:uiPriority="9" w:unhideWhenUsed="1" w:qFormat="1"/>
-    <w:lsdException w:name="heading 5" w:semiHidden="1" w:uiPriority="9" w:unhideWhenUsed="1" w:qFormat="1"/>
-    <w:lsdException w:name="heading 6" w:semiHidden="1" w:uiPriority="9" w:unhideWhenUsed="1" w:qFormat="1"/>
-    <w:lsdException w:name="heading 7" w:semiHidden="1" w:uiPriority="9" w:unhideWhenUsed="1" w:qFormat="1"/>
-    <w:lsdException w:name="heading 8" w:semiHidden="1" w:uiPriority="9" w:unhideWhenUsed="1" w:qFormat="1"/>
-    <w:lsdException w:name="heading 9" w:semiHidden="1" w:uiPriority="9" w:unhideWhenUsed="1" w:qFormat="1"/>
-    <w:lsdException w:name="index 1" w:semiHidden="1" w:unhideWhenUsed="1"/>
-    <w:lsdException w:name="index 2" w:semiHidden="1" w:unhideWhenUsed="1"/>
-    <w:lsdException w:name="index 3" w:semiHidden="1" w:unhideWhenUsed="1"/>
-    <w:lsdException w:name="index 4" w:semiHidden="1" w:unhideWhenUsed="1"/>
-    <w:lsdException w:name="index 5" w:semiHidden="1" w:unhideWhenUsed="1"/>
-    <w:lsdException w:name="index 6" w:semiHidden="1" w:unhideWhenUsed="1"/>
-    <w:lsdException w:name="index 7" w:semiHidden="1" w:unhideWhenUsed="1"/>
-    <w:lsdException w:name="index 8" w:semiHidden="1" w:unhideWhenUsed="1"/>
-    <w:lsdException w:name="index 9" w:semiHidden="1" w:unhideWhenUsed="1"/>
-    <w:lsdException w:name="toc 1" w:semiHidden="1" w:uiPriority="39" w:unhideWhenUsed="1"/>
-    <w:lsdException w:name="toc 2" w:semiHidden="1" w:uiPriority="39" w:unhideWhenUsed="1"/>
-    <w:lsdException w:name="toc 3" w:semiHidden="1" w:uiPriority="39" w:unhideWhenUsed="1"/>
-    <w:lsdException w:name="toc 4" w:semiHidden="1" w:uiPriority="39" w:unhideWhenUsed="1"/>
-    <w:lsdException w:name="toc 5" w:semiHidden="1" w:uiPriority="39" w:unhideWhenUsed="1"/>
-    <w:lsdException w:name="toc 6" w:semiHidden="1" w:uiPriority="39" w:unhideWhenUsed="1"/>
-    <w:lsdException w:name="toc 7" w:semiHidden="1" w:uiPriority="39" w:unhideWhenUsed="1"/>
-    <w:lsdException w:name="toc 8" w:semiHidden="1" w:uiPriority="39" w:unhideWhenUsed="1"/>
-    <w:lsdException w:name="toc 9" w:semiHidden="1" w:uiPriority="39" w:unhideWhenUsed="1"/>
-    <w:lsdException w:name="Normal Indent" w:semiHidden="1" w:unhideWhenUsed="1"/>
-    <w:lsdException w:name="footnote text" w:semiHidden="1" w:unhideWhenUsed="1"/>
-    <w:lsdException w:name="annotation text" w:semiHidden="1" w:unhideWhenUsed="1"/>
-    <w:lsdException w:name="header" w:semiHidden="1" w:unhideWhenUsed="1"/>
-    <w:lsdException w:name="footer" w:semiHidden="1" w:unhideWhenUsed="1"/>
-    <w:lsdException w:name="index heading" w:semiHidden="1" w:unhideWhenUsed="1"/>
-    <w:lsdException w:name="caption" w:semiHidden="1" w:uiPriority="35" w:unhideWhenUsed="1" w:qFormat="1"/>
-    <w:lsdException w:name="table of figures" w:semiHidden="1" w:unhideWhenUsed="1"/>
-    <w:lsdException w:name="envelope address" w:semiHidden="1" w:unhideWhenUsed="1"/>
-    <w:lsdException w:name="envelope return" w:semiHidden="1" w:unhideWhenUsed="1"/>
-    <w:lsdException w:name="footnote reference" w:semiHidden="1" w:unhideWhenUsed="1"/>
-    <w:lsdException w:name="annotation reference" w:semiHidden="1" w:unhideWhenUsed="1"/>
-    <w:lsdException w:name="line number" w:semiHidden="1" w:unhideWhenUsed="1"/>
-    <w:lsdException w:name="page number" w:semiHidden="1" w:unhideWhenUsed="1"/>
-    <w:lsdException w:name="endnote reference" w:semiHidden="1" w:unhideWhenUsed="1"/>
-    <w:lsdException w:name="endnote text" w:semiHidden="1" w:unhideWhenUsed="1"/>
-    <w:lsdException w:name="table of authorities" w:semiHidden="1" w:unhideWhenUsed="1"/>
-    <w:lsdException w:name="macro" w:semiHidden="1" w:unhideWhenUsed="1"/>
-    <w:lsdException w:name="toa heading" w:semiHidden="1" w:unhideWhenUsed="1"/>
-    <w:lsdException w:name="List" w:semiHidden="1" w:unhideWhenUsed="1"/>
-    <w:lsdException w:name="List Bullet" w:semiHidden="1" w:unhideWhenUsed="1"/>
-    <w:lsdException w:name="List Number" w:semiHidden="1" w:unhideWhenUsed="1"/>
-    <w:lsdException w:name="List 2" w:semiHidden="1" w:unhideWhenUsed="1"/>
-    <w:lsdException w:name="List 3" w:semiHidden="1" w:unhideWhenUsed="1"/>
-    <w:lsdException w:name="List 4" w:semiHidden="1" w:unhideWhenUsed="1"/>
-    <w:lsdException w:name="List 5" w:semiHidden="1" w:unhideWhenUsed="1"/>
-    <w:lsdException w:name="List Bullet 2" w:semiHidden="1" w:unhideWhenUsed="1"/>
-    <w:lsdException w:name="List Bullet 3" w:semiHidden="1" w:unhideWhenUsed="1"/>
-    <w:lsdException w:name="List Bullet 4" w:semiHidden="1" w:unhideWhenUsed="1"/>
-    <w:lsdException w:name="List Bullet 5" w:semiHidden="1" w:unhideWhenUsed="1"/>
-    <w:lsdException w:name="List Number 2" w:semiHidden="1" w:unhideWhenUsed="1"/>
-    <w:lsdException w:name="List Number 3" w:semiHidden="1" w:unhideWhenUsed="1"/>
-    <w:lsdException w:name="List Number 4" w:semiHidden="1" w:unhideWhenUsed="1"/>
-    <w:lsdException w:name="List Number 5" w:semiHidden="1" w:unhideWhenUsed="1"/>
-    <w:lsdException w:name="Title" w:uiPriority="10" w:qFormat="1"/>
-    <w:lsdException w:name="Closing" w:semiHidden="1" w:unhideWhenUsed="1"/>
-    <w:lsdException w:name="Signature" w:semiHidden="1" w:unhideWhenUsed="1"/>
-    <w:lsdException w:name="Default Paragraph Font" w:semiHidden="1" w:uiPriority="1" w:unhideWhenUsed="1"/>
-    <w:lsdException w:name="Body Text" w:semiHidden="1" w:unhideWhenUsed="1"/>
-    <w:lsdException w:name="Body Text Indent" w:semiHidden="1" w:unhideWhenUsed="1"/>
-    <w:lsdException w:name="List Continue" w:semiHidden="1" w:unhideWhenUsed="1"/>
-    <w:lsdException w:name="List Continue 2" w:semiHidden="1" w:unhideWhenUsed="1"/>
-    <w:lsdException w:name="List Continue 3" w:semiHidden="1" w:unhideWhenUsed="1"/>
-    <w:lsdException w:name="List Continue 4" w:semiHidden="1" w:unhideWhenUsed="1"/>
-    <w:lsdException w:name="List Continue 5" w:semiHidden="1" w:unhideWhenUsed="1"/>
-    <w:lsdException w:name="Message Header" w:semiHidden="1" w:unhideWhenUsed="1"/>
-    <w:lsdException w:name="Subtitle" w:uiPriority="11" w:qFormat="1"/>
-    <w:lsdException w:name="Salutation" w:semiHidden="1" w:unhideWhenUsed="1"/>
-    <w:lsdException w:name="Date" w:semiHidden="1" w:unhideWhenUsed="1"/>
-    <w:lsdException w:name="Body Text First Indent" w:semiHidden="1" w:unhideWhenUsed="1"/>
-    <w:lsdException w:name="Body Text First Indent 2" w:semiHidden="1" w:unhideWhenUsed="1"/>
-    <w:lsdException w:name="Note Heading" w:semiHidden="1" w:unhideWhenUsed="1"/>
-    <w:lsdException w:name="Body Text 2" w:semiHidden="1" w:unhideWhenUsed="1"/>
-    <w:lsdException w:name="Body Text 3" w:semiHidden="1" w:unhideWhenUsed="1"/>
-    <w:lsdException w:name="Body Text Indent 2" w:semiHidden="1" w:unhideWhenUsed="1"/>
-    <w:lsdException w:name="Body Text Indent 3" w:semiHidden="1" w:unhideWhenUsed="1"/>
-    <w:lsdException w:name="Block Text" w:semiHidden="1" w:unhideWhenUsed="1"/>
-    <w:lsdException w:name="Hyperlink" w:semiHidden="1" w:unhideWhenUsed="1"/>
-    <w:lsdException w:name="FollowedHyperlink" w:semiHidden="1" w:unhideWhenUsed="1"/>
-    <w:lsdException w:name="Strong" w:uiPriority="22" w:qFormat="1"/>
-    <w:lsdException w:name="Emphasis" w:uiPriority="20" w:qFormat="1"/>
-    <w:lsdException w:name="Document Map" w:semiHidden="1" w:unhideWhenUsed="1"/>
-    <w:lsdException w:name="Plain Text" w:semiHidden="1" w:unhideWhenUsed="1"/>
-    <w:lsdException w:name="E-mail Signature" w:semiHidden="1" w:unhideWhenUsed="1"/>
-    <w:lsdException w:name="HTML Top of Form" w:semiHidden="1" w:unhideWhenUsed="1"/>
-    <w:lsdException w:name="HTML Bottom of Form" w:semiHidden="1" w:unhideWhenUsed="1"/>
-    <w:lsdException w:name="Normal (Web)" w:semiHidden="1" w:unhideWhenUsed="1"/>
-    <w:lsdException w:name="HTML Acronym" w:semiHidden="1" w:unhideWhenUsed="1"/>
-    <w:lsdException w:name="HTML Address" w:semiHidden="1" w:unhideWhenUsed="1"/>
-    <w:lsdException w:name="HTML Cite" w:semiHidden="1" w:unhideWhenUsed="1"/>
-    <w:lsdException w:name="HTML Code" w:semiHidden="1" w:unhideWhenUsed="1"/>
-    <w:lsdException w:name="HTML Definition" w:semiHidden="1" w:unhideWhenUsed="1"/>
-    <w:lsdException w:name="HTML Keyboard" w:semiHidden="1" w:unhideWhenUsed="1"/>
-    <w:lsdException w:name="HTML Preformatted" w:semiHidden="1" w:unhideWhenUsed="1"/>
-    <w:lsdException w:name="HTML Sample" w:semiHidden="1" w:unhideWhenUsed="1"/>
-    <w:lsdException w:name="HTML Typewriter" w:semiHidden="1" w:unhideWhenUsed="1"/>
-    <w:lsdException w:name="HTML Variable" w:semiHidden="1" w:unhideWhenUsed="1"/>
-    <w:lsdException w:name="Normal Table" w:semiHidden="1" w:unhideWhenUsed="1"/>
-    <w:lsdException w:name="annotation subject" w:semiHidden="1" w:unhideWhenUsed="1"/>
-    <w:lsdException w:name="No List" w:semiHidden="1" w:unhideWhenUsed="1"/>
-    <w:lsdException w:name="Outline List 1" w:semiHidden="1" w:unhideWhenUsed="1"/>
-    <w:lsdException w:name="Outline List 2" w:semiHidden="1" w:unhideWhenUsed="1"/>
-    <w:lsdException w:name="Outline List 3" w:semiHidden="1" w:unhideWhenUsed="1"/>
-    <w:lsdException w:name="Table Simple 1" w:semiHidden="1" w:unhideWhenUsed="1"/>
-    <w:lsdException w:name="Table Simple 2" w:semiHidden="1" w:unhideWhenUsed="1"/>
-    <w:lsdException w:name="Table Simple 3" w:semiHidden="1" w:unhideWhenUsed="1"/>
-    <w:lsdException w:name="Table Classic 1" w:semiHidden="1" w:unhideWhenUsed="1"/>
-    <w:lsdException w:name="Table Classic 2" w:semiHidden="1" w:unhideWhenUsed="1"/>
-    <w:lsdException w:name="Table Classic 3" w:semiHidden="1" w:unhideWhenUsed="1"/>
-    <w:lsdException w:name="Table Classic 4" w:semiHidden="1" w:unhideWhenUsed="1"/>
-    <w:lsdException w:name="Table Colorful 1" w:semiHidden="1" w:unhideWhenUsed="1"/>
-    <w:lsdException w:name="Table Colorful 2" w:semiHidden="1" w:unhideWhenUsed="1"/>
-    <w:lsdException w:name="Table Colorful 3" w:semiHidden="1" w:unhideWhenUsed="1"/>
-    <w:lsdException w:name="Table Columns 1" w:semiHidden="1" w:unhideWhenUsed="1"/>
-    <w:lsdException w:name="Table Columns 2" w:semiHidden="1" w:unhideWhenUsed="1"/>
-    <w:lsdException w:name="Table Columns 3" w:semiHidden="1" w:unhideWhenUsed="1"/>
-    <w:lsdException w:name="Table Columns 4" w:semiHidden="1" w:unhideWhenUsed="1"/>
-    <w:lsdException w:name="Table Columns 5" w:semiHidden="1" w:unhideWhenUsed="1"/>
-    <w:lsdException w:name="Table Grid 1" w:semiHidden="1" w:unhideWhenUsed="1"/>
-    <w:lsdException w:name="Table Grid 2" w:semiHidden="1" w:unhideWhenUsed="1"/>
-    <w:lsdException w:name="Table Grid 3" w:semiHidden="1" w:unhideWhenUsed="1"/>
-    <w:lsdException w:name="Table Grid 4" w:semiHidden="1" w:unhideWhenUsed="1"/>
-    <w:lsdException w:name="Table Grid 5" w:semiHidden="1" w:unhideWhenUsed="1"/>
-    <w:lsdException w:name="Table Grid 6" w:semiHidden="1" w:unhideWhenUsed="1"/>
-    <w:lsdException w:name="Table Grid 7" w:semiHidden="1" w:unhideWhenUsed="1"/>
-    <w:lsdException w:name="Table Grid 8" w:semiHidden="1" w:unhideWhenUsed="1"/>
-    <w:lsdException w:name="Table List 1" w:semiHidden="1" w:unhideWhenUsed="1"/>
-    <w:lsdException w:name="Table List 2" w:semiHidden="1" w:unhideWhenUsed="1"/>
-    <w:lsdException w:name="Table List 3" w:semiHidden="1" w:unhideWhenUsed="1"/>
-    <w:lsdException w:name="Table List 4" w:semiHidden="1" w:unhideWhenUsed="1"/>
-    <w:lsdException w:name="Table List 5" w:semiHidden="1" w:unhideWhenUsed="1"/>
-    <w:lsdException w:name="Table List 6" w:semiHidden="1" w:unhideWhenUsed="1"/>
-    <w:lsdException w:name="Table List 7" w:semiHidden="1" w:unhideWhenUsed="1"/>
-    <w:lsdException w:name="Table List 8" w:semiHidden="1" w:unhideWhenUsed="1"/>
-    <w:lsdException w:name="Table 3D effects 1" w:semiHidden="1" w:unhideWhenUsed="1"/>
-    <w:lsdException w:name="Table 3D effects 2" w:semiHidden="1" w:unhideWhenUsed="1"/>
-    <w:lsdException w:name="Table 3D effects 3" w:semiHidden="1" w:unhideWhenUsed="1"/>
-    <w:lsdException w:name="Table Contemporary" w:semiHidden="1" w:unhideWhenUsed="1"/>
-    <w:lsdException w:name="Table Elegant" w:semiHidden="1" w:unhideWhenUsed="1"/>
-    <w:lsdException w:name="Table Professional" w:semiHidden="1" w:unhideWhenUsed="1"/>
-    <w:lsdException w:name="Table Subtle 1" w:semiHidden="1" w:unhideWhenUsed="1"/>
-    <w:lsdException w:name="Table Subtle 2" w:semiHidden="1" w:unhideWhenUsed="1"/>
-    <w:lsdException w:name="Table Web 1" w:semiHidden="1" w:unhideWhenUsed="1"/>
-    <w:lsdException w:name="Table Web 2" w:semiHidden="1" w:unhideWhenUsed="1"/>
-    <w:lsdException w:name="Table Web 3" w:semiHidden="1" w:unhideWhenUsed="1"/>
-    <w:lsdException w:name="Balloon Text" w:semiHidden="1" w:unhideWhenUsed="1"/>
-    <w:lsdException w:name="Table Grid" w:uiPriority="39"/>
-    <w:lsdException w:name="Table Theme" w:semiHidden="1" w:unhideWhenUsed="1"/>
-    <w:lsdException w:name="Placeholder Text" w:semiHidden="1"/>
-    <w:lsdException w:name="No Spacing" w:uiPriority="1" w:qFormat="1"/>
-    <w:lsdException w:name="Light Shading" w:uiPriority="60"/>
-    <w:lsdException w:name="Light List" w:uiPriority="61"/>
-    <w:lsdException w:name="Light Grid" w:uiPriority="62"/>
-    <w:lsdException w:name="Medium Shading 1" w:uiPriority="63"/>
-    <w:lsdException w:name="Medium Shading 2" w:uiPriority="64"/>
-    <w:lsdException w:name="Medium List 1" w:uiPriority="65"/>
-    <w:lsdException w:name="Medium List 2" w:uiPriority="66"/>
-    <w:lsdException w:name="Medium Grid 1" w:uiPriority="67"/>
-    <w:lsdException w:name="Medium Grid 2" w:uiPriority="68"/>
-    <w:lsdException w:name="Medium Grid 3" w:uiPriority="69"/>
-    <w:lsdException w:name="Dark List" w:uiPriority="70"/>
-    <w:lsdException w:name="Colorful Shading" w:uiPriority="71"/>
-    <w:lsdException w:name="Colorful List" w:uiPriority="72"/>
-    <w:lsdException w:name="Colorful Grid" w:uiPriority="73"/>
-    <w:lsdException w:name="Light Shading Accent 1" w:uiPriority="60"/>
-    <w:lsdException w:name="Light List Accent 1" w:uiPriority="61"/>
-    <w:lsdException w:name="Light Grid Accent 1" w:uiPriority="62"/>
-    <w:lsdException w:name="Medium Shading 1 Accent 1" w:uiPriority="63"/>
-    <w:lsdException w:name="Medium Shading 2 Accent 1" w:uiPriority="64"/>
-    <w:lsdException w:name="Medium List 1 Accent 1" w:uiPriority="65"/>
-    <w:lsdException w:name="Revision" w:semiHidden="1"/>
-    <w:lsdException w:name="List Paragraph" w:uiPriority="34" w:qFormat="1"/>
-    <w:lsdException w:name="Quote" w:uiPriority="29" w:qFormat="1"/>
-    <w:lsdException w:name="Intense Quote" w:uiPriority="30" w:qFormat="1"/>
-    <w:lsdException w:name="Medium List 2 Accent 1" w:uiPriority="66"/>
-    <w:lsdException w:name="Medium Grid 1 Accent 1" w:uiPriority="67"/>
-    <w:lsdException w:name="Medium Grid 2 Accent 1" w:uiPriority="68"/>
-    <w:lsdException w:name="Medium Grid 3 Accent 1" w:uiPriority="69"/>
-    <w:lsdException w:name="Dark List Accent 1" w:uiPriority="70"/>
-    <w:lsdException w:name="Colorful Shading Accent 1" w:uiPriority="71"/>
-    <w:lsdException w:name="Colorful List Accent 1" w:uiPriority="72"/>
-    <w:lsdException w:name="Colorful Grid Accent 1" w:uiPriority="73"/>
-    <w:lsdException w:name="Light Shading Accent 2" w:uiPriority="60"/>
-    <w:lsdException w:name="Light List Accent 2" w:uiPriority="61"/>
-    <w:lsdException w:name="Light Grid Accent 2" w:uiPriority="62"/>
-    <w:lsdException w:name="Medium Shading 1 Accent 2" w:uiPriority="63"/>
-    <w:lsdException w:name="Medium Shading 2 Accent 2" w:uiPriority="64"/>
-    <w:lsdException w:name="Medium List 1 Accent 2" w:uiPriority="65"/>
-    <w:lsdException w:name="Medium List 2 Accent 2" w:uiPriority="66"/>
-    <w:lsdException w:name="Medium Grid 1 Accent 2" w:uiPriority="67"/>
-    <w:lsdException w:name="Medium Grid 2 Accent 2" w:uiPriority="68"/>
-    <w:lsdException w:name="Medium Grid 3 Accent 2" w:uiPriority="69"/>
-    <w:lsdException w:name="Dark List Accent 2" w:uiPriority="70"/>
-    <w:lsdException w:name="Colorful Shading Accent 2" w:uiPriority="71"/>
-    <w:lsdException w:name="Colorful List Accent 2" w:uiPriority="72"/>
-    <w:lsdException w:name="Colorful Grid Accent 2" w:uiPriority="73"/>
-    <w:lsdException w:name="Light Shading Accent 3" w:uiPriority="60"/>
-    <w:lsdException w:name="Light List Accent 3" w:uiPriority="61"/>
-    <w:lsdException w:name="Light Grid Accent 3" w:uiPriority="62"/>
-    <w:lsdException w:name="Medium Shading 1 Accent 3" w:uiPriority="63"/>
-    <w:lsdException w:name="Medium Shading 2 Accent 3" w:uiPriority="64"/>
-    <w:lsdException w:name="Medium List 1 Accent 3" w:uiPriority="65"/>
-    <w:lsdException w:name="Medium List 2 Accent 3" w:uiPriority="66"/>
-    <w:lsdException w:name="Medium Grid 1 Accent 3" w:uiPriority="67"/>
-    <w:lsdException w:name="Medium Grid 2 Accent 3" w:uiPriority="68"/>
-    <w:lsdException w:name="Medium Grid 3 Accent 3" w:uiPriority="69"/>
-    <w:lsdException w:name="Dark List Accent 3" w:uiPriority="70"/>
-    <w:lsdException w:name="Colorful Shading Accent 3" w:uiPriority="71"/>
-    <w:lsdException w:name="Colorful List Accent 3" w:uiPriority="72"/>
-    <w:lsdException w:name="Colorful Grid Accent 3" w:uiPriority="73"/>
-    <w:lsdException w:name="Light Shading Accent 4" w:uiPriority="60"/>
-    <w:lsdException w:name="Light List Accent 4" w:uiPriority="61"/>
-    <w:lsdException w:name="Light Grid Accent 4" w:uiPriority="62"/>
-    <w:lsdException w:name="Medium Shading 1 Accent 4" w:uiPriority="63"/>
-    <w:lsdException w:name="Medium Shading 2 Accent 4" w:uiPriority="64"/>
-    <w:lsdException w:name="Medium List 1 Accent 4" w:uiPriority="65"/>
-    <w:lsdException w:name="Medium List 2 Accent 4" w:uiPriority="66"/>
-    <w:lsdException w:name="Medium Grid 1 Accent 4" w:uiPriority="67"/>
-    <w:lsdException w:name="Medium Grid 2 Accent 4" w:uiPriority="68"/>
-    <w:lsdException w:name="Medium Grid 3 Accent 4" w:uiPriority="69"/>
-    <w:lsdException w:name="Dark List Accent 4" w:uiPriority="70"/>
-    <w:lsdException w:name="Colorful Shading Accent 4" w:uiPriority="71"/>
-    <w:lsdException w:name="Colorful List Accent 4" w:uiPriority="72"/>
-    <w:lsdException w:name="Colorful Grid Accent 4" w:uiPriority="73"/>
-    <w:lsdException w:name="Light Shading Accent 5" w:uiPriority="60"/>
-    <w:lsdException w:name="Light List Accent 5" w:uiPriority="61"/>
-    <w:lsdException w:name="Light Grid Accent 5" w:uiPriority="62"/>
-    <w:lsdException w:name="Medium Shading 1 Accent 5" w:uiPriority="63"/>
-    <w:lsdException w:name="Medium Shading 2 Accent 5" w:uiPriority="64"/>
-    <w:lsdException w:name="Medium List 1 Accent 5" w:uiPriority="65"/>
-    <w:lsdException w:name="Medium List 2 Accent 5" w:uiPriority="66"/>
-    <w:lsdException w:name="Medium Grid 1 Accent 5" w:uiPriority="67"/>
-    <w:lsdException w:name="Medium Grid 2 Accent 5" w:uiPriority="68"/>
-    <w:lsdException w:name="Medium Grid 3 Accent 5" w:uiPriority="69"/>
-    <w:lsdException w:name="Dark List Accent 5" w:uiPriority="70"/>
-    <w:lsdException w:name="Colorful Shading Accent 5" w:uiPriority="71"/>
-    <w:lsdException w:name="Colorful List Accent 5" w:uiPriority="72"/>
-    <w:lsdException w:name="Colorful Grid Accent 5" w:uiPriority="73"/>
-    <w:lsdException w:name="Light Shading Accent 6" w:uiPriority="60"/>
-    <w:lsdException w:name="Light List Accent 6" w:uiPriority="61"/>
-    <w:lsdException w:name="Light Grid Accent 6" w:uiPriority="62"/>
-    <w:lsdException w:name="Medium Shading 1 Accent 6" w:uiPriority="63"/>
-    <w:lsdException w:name="Medium Shading 2 Accent 6" w:uiPriority="64"/>
-    <w:lsdException w:name="Medium List 1 Accent 6" w:uiPriority="65"/>
-    <w:lsdException w:name="Medium List 2 Accent 6" w:uiPriority="66"/>
-    <w:lsdException w:name="Medium Grid 1 Accent 6" w:uiPriority="67"/>
-    <w:lsdException w:name="Medium Grid 2 Accent 6" w:uiPriority="68"/>
-    <w:lsdException w:name="Medium Grid 3 Accent 6" w:uiPriority="69"/>
-    <w:lsdException w:name="Dark List Accent 6" w:uiPriority="70"/>
-    <w:lsdException w:name="Colorful Shading Accent 6" w:uiPriority="71"/>
-    <w:lsdException w:name="Colorful List Accent 6" w:uiPriority="72"/>
-    <w:lsdException w:name="Colorful Grid Accent 6" w:uiPriority="73"/>
-    <w:lsdException w:name="Subtle Emphasis" w:uiPriority="19" w:qFormat="1"/>
-    <w:lsdException w:name="Intense Emphasis" w:uiPriority="21" w:qFormat="1"/>
-    <w:lsdException w:name="Subtle Reference" w:uiPriority="31" w:qFormat="1"/>
-    <w:lsdException w:name="Intense Reference" w:uiPriority="32" w:qFormat="1"/>
-    <w:lsdException w:name="Book Title" w:uiPriority="33" w:qFormat="1"/>
-    <w:lsdException w:name="Bibliography" w:semiHidden="1" w:uiPriority="37" w:unhideWhenUsed="1"/>
-    <w:lsdException w:name="TOC Heading" w:semiHidden="1" w:uiPriority="39" w:unhideWhenUsed="1" w:qFormat="1"/>
-    <w:lsdException w:name="Plain Table 1" w:uiPriority="41"/>
-    <w:lsdException w:name="Plain Table 2" w:uiPriority="42"/>
-    <w:lsdException w:name="Plain Table 3" w:uiPriority="43"/>
-    <w:lsdException w:name="Plain Table 4" w:uiPriority="44"/>
-    <w:lsdException w:name="Plain Table 5" w:uiPriority="45"/>
-    <w:lsdException w:name="Grid Table Light" w:uiPriority="40"/>
-    <w:lsdException w:name="Grid Table 1 Light" w:uiPriority="46"/>
-    <w:lsdException w:name="Grid Table 2" w:uiPriority="47"/>
-    <w:lsdException w:name="Grid Table 3" w:uiPriority="48"/>
-    <w:lsdException w:name="Grid Table 4" w:uiPriority="49"/>
-    <w:lsdException w:name="Grid Table 5 Dark" w:uiPriority="50"/>
-    <w:lsdException w:name="Grid Table 6 Colorful" w:uiPriority="51"/>
-    <w:lsdException w:name="Grid Table 7 Colorful" w:uiPriority="52"/>
-    <w:lsdException w:name="Grid Table 1 Light Accent 1" w:uiPriority="46"/>
-    <w:lsdException w:name="Grid Table 2 Accent 1" w:uiPriority="47"/>
-    <w:lsdException w:name="Grid Table 3 Accent 1" w:uiPriority="48"/>
-    <w:lsdException w:name="Grid Table 4 Accent 1" w:uiPriority="49"/>
-    <w:lsdException w:name="Grid Table 5 Dark Accent 1" w:uiPriority="50"/>
-    <w:lsdException w:name="Grid Table 6 Colorful Accent 1" w:uiPriority="51"/>
-    <w:lsdException w:name="Grid Table 7 Colorful Accent 1" w:uiPriority="52"/>
-    <w:lsdException w:name="Grid Table 1 Light Accent 2" w:uiPriority="46"/>
-    <w:lsdException w:name="Grid Table 2 Accent 2" w:uiPriority="47"/>
-    <w:lsdException w:name="Grid Table 3 Accent 2" w:uiPriority="48"/>
-    <w:lsdException w:name="Grid Table 4 Accent 2" w:uiPriority="49"/>
-    <w:lsdException w:name="Grid Table 5 Dark Accent 2" w:uiPriority="50"/>
-    <w:lsdException w:name="Grid Table 6 Colorful Accent 2" w:uiPriority="51"/>
-    <w:lsdException w:name="Grid Table 7 Colorful Accent 2" w:uiPriority="52"/>
-    <w:lsdException w:name="Grid Table 1 Light Accent 3" w:uiPriority="46"/>
-    <w:lsdException w:name="Grid Table 2 Accent 3" w:uiPriority="47"/>
-    <w:lsdException w:name="Grid Table 3 Accent 3" w:uiPriority="48"/>
-    <w:lsdException w:name="Grid Table 4 Accent 3" w:uiPriority="49"/>
-    <w:lsdException w:name="Grid Table 5 Dark Accent 3" w:uiPriority="50"/>
-    <w:lsdException w:name="Grid Table 6 Colorful Accent 3" w:uiPriority="51"/>
-    <w:lsdException w:name="Grid Table 7 Colorful Accent 3" w:uiPriority="52"/>
-    <w:lsdException w:name="Grid Table 1 Light Accent 4" w:uiPriority="46"/>
-    <w:lsdException w:name="Grid Table 2 Accent 4" w:uiPriority="47"/>
-    <w:lsdException w:name="Grid Table 3 Accent 4" w:uiPriority="48"/>
-    <w:lsdException w:name="Grid Table 4 Accent 4" w:uiPriority="49"/>
-    <w:lsdException w:name="Grid Table 5 Dark Accent 4" w:uiPriority="50"/>
-    <w:lsdException w:name="Grid Table 6 Colorful Accent 4" w:uiPriority="51"/>
-    <w:lsdException w:name="Grid Table 7 Colorful Accent 4" w:uiPriority="52"/>
-    <w:lsdException w:name="Grid Table 1 Light Accent 5" w:uiPriority="46"/>
-    <w:lsdException w:name="Grid Table 2 Accent 5" w:uiPriority="47"/>
-    <w:lsdException w:name="Grid Table 3 Accent 5" w:uiPriority="48"/>
-    <w:lsdException w:name="Grid Table 4 Accent 5" w:uiPriority="49"/>
-    <w:lsdException w:name="Grid Table 5 Dark Accent 5" w:uiPriority="50"/>
-    <w:lsdException w:name="Grid Table 6 Colorful Accent 5" w:uiPriority="51"/>
-    <w:lsdException w:name="Grid Table 7 Colorful Accent 5" w:uiPriority="52"/>
-    <w:lsdException w:name="Grid Table 1 Light Accent 6" w:uiPriority="46"/>
-    <w:lsdException w:name="Grid Table 2 Accent 6" w:uiPriority="47"/>
-    <w:lsdException w:name="Grid Table 3 Accent 6" w:uiPriority="48"/>
-    <w:lsdException w:name="Grid Table 4 Accent 6" w:uiPriority="49"/>
-    <w:lsdException w:name="Grid Table 5 Dark Accent 6" w:uiPriority="50"/>
-    <w:lsdException w:name="Grid Table 6 Colorful Accent 6" w:uiPriority="51"/>
-    <w:lsdException w:name="Grid Table 7 Colorful Accent 6" w:uiPriority="52"/>
-    <w:lsdException w:name="List Table 1 Light" w:uiPriority="46"/>
-    <w:lsdException w:name="List Table 2" w:uiPriority="47"/>
-    <w:lsdException w:name="List Table 3" w:uiPriority="48"/>
-    <w:lsdException w:name="List Table 4" w:uiPriority="49"/>
-    <w:lsdException w:name="List Table 5 Dark" w:uiPriority="50"/>
-    <w:lsdException w:name="List Table 6 Colorful" w:uiPriority="51"/>
-    <w:lsdException w:name="List Table 7 Colorful" w:uiPriority="52"/>
-    <w:lsdException w:name="List Table 1 Light Accent 1" w:uiPriority="46"/>
-    <w:lsdException w:name="List Table 2 Accent 1" w:uiPriority="47"/>
-    <w:lsdException w:name="List Table 3 Accent 1" w:uiPriority="48"/>
-    <w:lsdException w:name="List Table 4 Accent 1" w:uiPriority="49"/>
-    <w:lsdException w:name="List Table 5 Dark Accent 1" w:uiPriority="50"/>
-    <w:lsdException w:name="List Table 6 Colorful Accent 1" w:uiPriority="51"/>
-    <w:lsdException w:name="List Table 7 Colorful Accent 1" w:uiPriority="52"/>
-    <w:lsdException w:name="List Table 1 Light Accent 2" w:uiPriority="46"/>
-    <w:lsdException w:name="List Table 2 Accent 2" w:uiPriority="47"/>
-    <w:lsdException w:name="List Table 3 Accent 2" w:uiPriority="48"/>
-    <w:lsdException w:name="List Table 4 Accent 2" w:uiPriority="49"/>
-    <w:lsdException w:name="List Table 5 Dark Accent 2" w:uiPriority="50"/>
-    <w:lsdException w:name="List Table 6 Colorful Accent 2" w:uiPriority="51"/>
-    <w:lsdException w:name="List Table 7 Colorful Accent 2" w:uiPriority="52"/>
-    <w:lsdException w:name="List Table 1 Light Accent 3" w:uiPriority="46"/>
-    <w:lsdException w:name="List Table 2 Accent 3" w:uiPriority="47"/>
-    <w:lsdException w:name="List Table 3 Accent 3" w:uiPriority="48"/>
-    <w:lsdException w:name="List Table 4 Accent 3" w:uiPriority="49"/>
-    <w:lsdException w:name="List Table 5 Dark Accent 3" w:uiPriority="50"/>
-    <w:lsdException w:name="List Table 6 Colorful Accent 3" w:uiPriority="51"/>
-    <w:lsdException w:name="List Table 7 Colorful Accent 3" w:uiPriority="52"/>
-    <w:lsdException w:name="List Table 1 Light Accent 4" w:uiPriority="46"/>
-    <w:lsdException w:name="List Table 2 Accent 4" w:uiPriority="47"/>
-    <w:lsdException w:name="List Table 3 Accent 4" w:uiPriority="48"/>
-    <w:lsdException w:name="List Table 4 Accent 4" w:uiPriority="49"/>
-    <w:lsdException w:name="List Table 5 Dark Accent 4" w:uiPriority="50"/>
-    <w:lsdException w:name="List Table 6 Colorful Accent 4" w:uiPriority="51"/>
-    <w:lsdException w:name="List Table 7 Colorful Accent 4" w:uiPriority="52"/>
-    <w:lsdException w:name="List Table 1 Light Accent 5" w:uiPriority="46"/>
-    <w:lsdException w:name="List Table 2 Accent 5" w:uiPriority="47"/>
-    <w:lsdException w:name="List Table 3 Accent 5" w:uiPriority="48"/>
-    <w:lsdException w:name="List Table 4 Accent 5" w:uiPriority="49"/>
-    <w:lsdException w:name="List Table 5 Dark Accent 5" w:uiPriority="50"/>
-    <w:lsdException w:name="List Table 6 Colorful Accent 5" w:uiPriority="51"/>
-    <w:lsdException w:name="List Table 7 Colorful Accent 5" w:uiPriority="52"/>
-    <w:lsdException w:name="List Table 1 Light Accent 6" w:uiPriority="46"/>
-    <w:lsdException w:name="List Table 2 Accent 6" w:uiPriority="47"/>
-    <w:lsdException w:name="List Table 3 Accent 6" w:uiPriority="48"/>
-    <w:lsdException w:name="List Table 4 Accent 6" w:uiPriority="49"/>
-    <w:lsdException w:name="List Table 5 Dark Accent 6" w:uiPriority="50"/>
-    <w:lsdException w:name="List Table 6 Colorful Accent 6" w:uiPriority="51"/>
-    <w:lsdException w:name="List Table 7 Colorful Accent 6" w:uiPriority="52"/>
-    <w:lsdException w:name="Mention" w:semiHidden="1" w:unhideWhenUsed="1"/>
-    <w:lsdException w:name="Smart Hyperlink" w:semiHidden="1" w:unhideWhenUsed="1"/>
-    <w:lsdException w:name="Hashtag" w:semiHidden="1" w:unhideWhenUsed="1"/>
-    <w:lsdException w:name="Unresolved Mention" w:semiHidden="1" w:unhideWhenUsed="1"/>
-    <w:lsdException w:name="Smart Link" w:semiHidden="1" w:unhideWhenUsed="1"/>
-  </w:latentStyles>
-  <w:style w:type="paragraph" w:default="1" w:styleId="Normal">
-    <w:name w:val="Normal"/>
+  <w:style w:type="paragraph" w:styleId="Title">
+    <w:name w:val="Title"/>
+    <w:basedOn w:val="Normal"/>
+    <w:next w:val="Normal"/>
     <w:qFormat/>
+    <w:rPr>
+      <w:sz w:val="56"/>
+      <w:szCs w:val="56"/>
+    </w:rPr>
   </w:style>
   <w:style w:type="paragraph" w:styleId="Heading1">
-    <w:name w:val="heading 1"/>
-    <w:uiPriority w:val="9"/>
+    <w:name w:val="Heading 1"/>
+    <w:basedOn w:val="Normal"/>
+    <w:next w:val="Normal"/>
     <w:qFormat/>
-    <w:pPr>
-      <w:spacing w:before="200" w:after="160"/>
-      <w:outlineLvl w:val="0"/>
-    </w:pPr>
     <w:rPr>
-      <w:b/>
-      <w:bCs/>
-      <w:color w:val="1F7A4D"/>
+      <w:color w:val="2E74B5"/>
       <w:sz w:val="32"/>
       <w:szCs w:val="32"/>
     </w:rPr>
   </w:style>
   <w:style w:type="paragraph" w:styleId="Heading2">
-    <w:name w:val="heading 2"/>
-    <w:uiPriority w:val="9"/>
-    <w:unhideWhenUsed/>
+    <w:name w:val="Heading 2"/>
+    <w:basedOn w:val="Normal"/>
+    <w:next w:val="Normal"/>
     <w:qFormat/>
-    <w:pPr>
-      <w:spacing w:before="160" w:after="120"/>
-      <w:outlineLvl w:val="1"/>
-    </w:pPr>
     <w:rPr>
-      <w:b/>
-      <w:bCs/>
-      <w:color w:val="C2410C"/>
+      <w:color w:val="2E74B5"/>
       <w:sz w:val="26"/>
       <w:szCs w:val="26"/>
     </w:rPr>
   </w:style>
   <w:style w:type="paragraph" w:styleId="Heading3">
-    <w:name w:val="heading 3"/>
-    <w:uiPriority w:val="9"/>
-    <w:semiHidden/>
-    <w:unhideWhenUsed/>
+    <w:name w:val="Heading 3"/>
+    <w:basedOn w:val="Normal"/>
+    <w:next w:val="Normal"/>
     <w:qFormat/>
-    <w:pPr>
-      <w:outlineLvl w:val="2"/>
-    </w:pPr>
     <w:rPr>
       <w:color w:val="1F4D78"/>
       <w:sz w:val="24"/>
@@ -2853,14 +2602,10 @@
     </w:rPr>
   </w:style>
   <w:style w:type="paragraph" w:styleId="Heading4">
-    <w:name w:val="heading 4"/>
-    <w:uiPriority w:val="9"/>
-    <w:semiHidden/>
-    <w:unhideWhenUsed/>
+    <w:name w:val="Heading 4"/>
+    <w:basedOn w:val="Normal"/>
+    <w:next w:val="Normal"/>
     <w:qFormat/>
-    <w:pPr>
-      <w:outlineLvl w:val="3"/>
-    </w:pPr>
     <w:rPr>
       <w:i/>
       <w:iCs/>
@@ -2868,69 +2613,27 @@
     </w:rPr>
   </w:style>
   <w:style w:type="paragraph" w:styleId="Heading5">
-    <w:name w:val="heading 5"/>
-    <w:uiPriority w:val="9"/>
-    <w:semiHidden/>
-    <w:unhideWhenUsed/>
+    <w:name w:val="Heading 5"/>
+    <w:basedOn w:val="Normal"/>
+    <w:next w:val="Normal"/>
     <w:qFormat/>
-    <w:pPr>
-      <w:outlineLvl w:val="4"/>
-    </w:pPr>
     <w:rPr>
       <w:color w:val="2E74B5"/>
     </w:rPr>
   </w:style>
   <w:style w:type="paragraph" w:styleId="Heading6">
-    <w:name w:val="heading 6"/>
-    <w:uiPriority w:val="9"/>
-    <w:semiHidden/>
-    <w:unhideWhenUsed/>
+    <w:name w:val="Heading 6"/>
+    <w:basedOn w:val="Normal"/>
+    <w:next w:val="Normal"/>
     <w:qFormat/>
-    <w:pPr>
-      <w:outlineLvl w:val="5"/>
-    </w:pPr>
     <w:rPr>
       <w:color w:val="1F4D78"/>
     </w:rPr>
   </w:style>
-  <w:style w:type="character" w:default="1" w:styleId="DefaultParagraphFont">
-    <w:name w:val="Default Paragraph Font"/>
-    <w:uiPriority w:val="1"/>
-    <w:semiHidden/>
-    <w:unhideWhenUsed/>
-  </w:style>
-  <w:style w:type="table" w:default="1" w:styleId="TableNormal">
-    <w:name w:val="Normal Table"/>
-    <w:uiPriority w:val="99"/>
-    <w:semiHidden/>
-    <w:unhideWhenUsed/>
-    <w:tblPr>
-      <w:tblInd w:w="0" w:type="dxa"/>
-      <w:tblCellMar>
-        <w:top w:w="0" w:type="dxa"/>
-        <w:left w:w="108" w:type="dxa"/>
-        <w:bottom w:w="0" w:type="dxa"/>
-        <w:right w:w="108" w:type="dxa"/>
-      </w:tblCellMar>
-    </w:tblPr>
-  </w:style>
-  <w:style w:type="numbering" w:default="1" w:styleId="NoList">
-    <w:name w:val="No List"/>
-    <w:uiPriority w:val="99"/>
-    <w:semiHidden/>
-    <w:unhideWhenUsed/>
-  </w:style>
-  <w:style w:type="paragraph" w:styleId="Title">
-    <w:name w:val="Title"/>
-    <w:uiPriority w:val="10"/>
-    <w:qFormat/>
-    <w:rPr>
-      <w:sz w:val="56"/>
-      <w:szCs w:val="56"/>
-    </w:rPr>
-  </w:style>
-  <w:style w:type="paragraph" w:customStyle="1" w:styleId="Strong1">
-    <w:name w:val="Strong1"/>
+  <w:style w:type="paragraph" w:styleId="Strong">
+    <w:name w:val="Strong"/>
+    <w:basedOn w:val="Normal"/>
+    <w:next w:val="Normal"/>
     <w:qFormat/>
     <w:rPr>
       <w:b/>
@@ -2939,10 +2642,12 @@
   </w:style>
   <w:style w:type="paragraph" w:styleId="ListParagraph">
     <w:name w:val="List Paragraph"/>
+    <w:basedOn w:val="Normal"/>
     <w:qFormat/>
   </w:style>
   <w:style w:type="character" w:styleId="Hyperlink">
     <w:name w:val="Hyperlink"/>
+    <w:basedOn w:val="DefaultParagraphFont"/>
     <w:uiPriority w:val="99"/>
     <w:unhideWhenUsed/>
     <w:rPr>
@@ -2952,6 +2657,7 @@
   </w:style>
   <w:style w:type="character" w:styleId="FootnoteReference">
     <w:name w:val="footnote reference"/>
+    <w:basedOn w:val="DefaultParagraphFont"/>
     <w:uiPriority w:val="99"/>
     <w:semiHidden/>
     <w:unhideWhenUsed/>
@@ -2961,17 +2667,22 @@
   </w:style>
   <w:style w:type="paragraph" w:styleId="FootnoteText">
     <w:name w:val="footnote text"/>
+    <w:basedOn w:val="Normal"/>
     <w:link w:val="FootnoteTextChar"/>
     <w:uiPriority w:val="99"/>
     <w:semiHidden/>
     <w:unhideWhenUsed/>
+    <w:pPr>
+      <w:spacing w:after="0" w:line="240" w:lineRule="auto"/>
+    </w:pPr>
     <w:rPr>
       <w:sz w:val="20"/>
       <w:szCs w:val="20"/>
     </w:rPr>
   </w:style>
-  <w:style w:type="character" w:customStyle="1" w:styleId="FootnoteTextChar">
+  <w:style w:type="character" w:styleId="FootnoteTextChar">
     <w:name w:val="Footnote Text Char"/>
+    <w:basedOn w:val="DefaultParagraphFont"/>
     <w:link w:val="FootnoteText"/>
     <w:uiPriority w:val="99"/>
     <w:semiHidden/>
@@ -2983,6 +2694,7 @@
   </w:style>
   <w:style w:type="character" w:styleId="EndnoteReference">
     <w:name w:val="endnote reference"/>
+    <w:basedOn w:val="DefaultParagraphFont"/>
     <w:uiPriority w:val="99"/>
     <w:semiHidden/>
     <w:unhideWhenUsed/>
@@ -2992,17 +2704,22 @@
   </w:style>
   <w:style w:type="paragraph" w:styleId="EndnoteText">
     <w:name w:val="endnote text"/>
+    <w:basedOn w:val="Normal"/>
     <w:link w:val="EndnoteTextChar"/>
     <w:uiPriority w:val="99"/>
     <w:semiHidden/>
     <w:unhideWhenUsed/>
+    <w:pPr>
+      <w:spacing w:after="0" w:line="240" w:lineRule="auto"/>
+    </w:pPr>
     <w:rPr>
       <w:sz w:val="20"/>
       <w:szCs w:val="20"/>
     </w:rPr>
   </w:style>
-  <w:style w:type="character" w:customStyle="1" w:styleId="EndnoteTextChar">
+  <w:style w:type="character" w:styleId="EndnoteTextChar">
     <w:name w:val="Endnote Text Char"/>
+    <w:basedOn w:val="DefaultParagraphFont"/>
     <w:link w:val="EndnoteText"/>
     <w:uiPriority w:val="99"/>
     <w:semiHidden/>
@@ -3012,320 +2729,41 @@
       <w:szCs w:val="20"/>
     </w:rPr>
   </w:style>
+  <w:style w:type="paragraph" w:styleId="Heading1">
+    <w:name w:val="Heading 1"/>
+    <w:basedOn w:val="Normal"/>
+    <w:next w:val="Normal"/>
+    <w:qFormat/>
+    <w:pPr>
+      <w:spacing w:after="160" w:before="200"/>
+      <w:outlineLvl w:val="0"/>
+    </w:pPr>
+    <w:rPr>
+      <w:rFonts w:ascii="Arial" w:cs="Arial" w:eastAsia="Arial" w:hAnsi="Arial"/>
+      <w:b/>
+      <w:bCs/>
+      <w:color w:val="1F7A4D"/>
+      <w:sz w:val="32"/>
+      <w:szCs w:val="32"/>
+    </w:rPr>
+  </w:style>
+  <w:style w:type="paragraph" w:styleId="Heading2">
+    <w:name w:val="Heading 2"/>
+    <w:basedOn w:val="Normal"/>
+    <w:next w:val="Normal"/>
+    <w:qFormat/>
+    <w:pPr>
+      <w:spacing w:after="120" w:before="160"/>
+      <w:outlineLvl w:val="1"/>
+    </w:pPr>
+    <w:rPr>
+      <w:rFonts w:ascii="Arial" w:cs="Arial" w:eastAsia="Arial" w:hAnsi="Arial"/>
+      <w:b/>
+      <w:bCs/>
+      <w:color w:val="C2410C"/>
+      <w:sz w:val="26"/>
+      <w:szCs w:val="26"/>
+    </w:rPr>
+  </w:style>
 </w:styles>
-</file>
-
-<file path=word/theme/theme1.xml><?xml version="1.0" encoding="utf-8"?>
-<a:theme xmlns:a="http://schemas.openxmlformats.org/drawingml/2006/main" name="Office Theme">
-  <a:themeElements>
-    <a:clrScheme name="Office">
-      <a:dk1>
-        <a:sysClr val="windowText" lastClr="000000"/>
-      </a:dk1>
-      <a:lt1>
-        <a:sysClr val="window" lastClr="FFFFFF"/>
-      </a:lt1>
-      <a:dk2>
-        <a:srgbClr val="0E2841"/>
-      </a:dk2>
-      <a:lt2>
-        <a:srgbClr val="E8E8E8"/>
-      </a:lt2>
-      <a:accent1>
-        <a:srgbClr val="156082"/>
-      </a:accent1>
-      <a:accent2>
-        <a:srgbClr val="E97132"/>
-      </a:accent2>
-      <a:accent3>
-        <a:srgbClr val="196B24"/>
-      </a:accent3>
-      <a:accent4>
-        <a:srgbClr val="0F9ED5"/>
-      </a:accent4>
-      <a:accent5>
-        <a:srgbClr val="A02B93"/>
-      </a:accent5>
-      <a:accent6>
-        <a:srgbClr val="4EA72E"/>
-      </a:accent6>
-      <a:hlink>
-        <a:srgbClr val="467886"/>
-      </a:hlink>
-      <a:folHlink>
-        <a:srgbClr val="96607D"/>
-      </a:folHlink>
-    </a:clrScheme>
-    <a:fontScheme name="Office">
-      <a:majorFont>
-        <a:latin typeface="Aptos Display" panose="02110004020202020204"/>
-        <a:ea typeface=""/>
-        <a:cs typeface=""/>
-        <a:font script="Jpan" typeface="游ゴシック Light"/>
-        <a:font script="Hang" typeface="맑은 고딕"/>
-        <a:font script="Hans" typeface="等线 Light"/>
-        <a:font script="Hant" typeface="新細明體"/>
-        <a:font script="Arab" typeface="Times New Roman"/>
-        <a:font script="Hebr" typeface="Times New Roman"/>
-        <a:font script="Thai" typeface="Angsana New"/>
-        <a:font script="Ethi" typeface="Nyala"/>
-        <a:font script="Beng" typeface="Vrinda"/>
-        <a:font script="Gujr" typeface="Shruti"/>
-        <a:font script="Khmr" typeface="MoolBoran"/>
-        <a:font script="Knda" typeface="Tunga"/>
-        <a:font script="Guru" typeface="Raavi"/>
-        <a:font script="Cans" typeface="Euphemia"/>
-        <a:font script="Cher" typeface="Plantagenet Cherokee"/>
-        <a:font script="Yiii" typeface="Microsoft Yi Baiti"/>
-        <a:font script="Tibt" typeface="Microsoft Himalaya"/>
-        <a:font script="Thaa" typeface="MV Boli"/>
-        <a:font script="Deva" typeface="Mangal"/>
-        <a:font script="Telu" typeface="Gautami"/>
-        <a:font script="Taml" typeface="Latha"/>
-        <a:font script="Syrc" typeface="Estrangelo Edessa"/>
-        <a:font script="Orya" typeface="Kalinga"/>
-        <a:font script="Mlym" typeface="Kartika"/>
-        <a:font script="Laoo" typeface="DokChampa"/>
-        <a:font script="Sinh" typeface="Iskoola Pota"/>
-        <a:font script="Mong" typeface="Mongolian Baiti"/>
-        <a:font script="Viet" typeface="Times New Roman"/>
-        <a:font script="Uigh" typeface="Microsoft Uighur"/>
-        <a:font script="Geor" typeface="Sylfaen"/>
-        <a:font script="Armn" typeface="Arial"/>
-        <a:font script="Bugi" typeface="Leelawadee UI"/>
-        <a:font script="Bopo" typeface="Microsoft JhengHei"/>
-        <a:font script="Java" typeface="Javanese Text"/>
-        <a:font script="Lisu" typeface="Segoe UI"/>
-        <a:font script="Mymr" typeface="Myanmar Text"/>
-        <a:font script="Nkoo" typeface="Ebrima"/>
-        <a:font script="Olck" typeface="Nirmala UI"/>
-        <a:font script="Osma" typeface="Ebrima"/>
-        <a:font script="Phag" typeface="Phagspa"/>
-        <a:font script="Syrn" typeface="Estrangelo Edessa"/>
-        <a:font script="Syrj" typeface="Estrangelo Edessa"/>
-        <a:font script="Syre" typeface="Estrangelo Edessa"/>
-        <a:font script="Sora" typeface="Nirmala UI"/>
-        <a:font script="Tale" typeface="Microsoft Tai Le"/>
-        <a:font script="Talu" typeface="Microsoft New Tai Lue"/>
-        <a:font script="Tfng" typeface="Ebrima"/>
-      </a:majorFont>
-      <a:minorFont>
-        <a:latin typeface="Aptos" panose="02110004020202020204"/>
-        <a:ea typeface=""/>
-        <a:cs typeface=""/>
-        <a:font script="Jpan" typeface="游明朝"/>
-        <a:font script="Hang" typeface="맑은 고딕"/>
-        <a:font script="Hans" typeface="等线"/>
-        <a:font script="Hant" typeface="新細明體"/>
-        <a:font script="Arab" typeface="Arial"/>
-        <a:font script="Hebr" typeface="Arial"/>
-        <a:font script="Thai" typeface="Cordia New"/>
-        <a:font script="Ethi" typeface="Nyala"/>
-        <a:font script="Beng" typeface="Vrinda"/>
-        <a:font script="Gujr" typeface="Shruti"/>
-        <a:font script="Khmr" typeface="DaunPenh"/>
-        <a:font script="Knda" typeface="Tunga"/>
-        <a:font script="Guru" typeface="Raavi"/>
-        <a:font script="Cans" typeface="Euphemia"/>
-        <a:font script="Cher" typeface="Plantagenet Cherokee"/>
-        <a:font script="Yiii" typeface="Microsoft Yi Baiti"/>
-        <a:font script="Tibt" typeface="Microsoft Himalaya"/>
-        <a:font script="Thaa" typeface="MV Boli"/>
-        <a:font script="Deva" typeface="Mangal"/>
-        <a:font script="Telu" typeface="Gautami"/>
-        <a:font script="Taml" typeface="Latha"/>
-        <a:font script="Syrc" typeface="Estrangelo Edessa"/>
-        <a:font script="Orya" typeface="Kalinga"/>
-        <a:font script="Mlym" typeface="Kartika"/>
-        <a:font script="Laoo" typeface="DokChampa"/>
-        <a:font script="Sinh" typeface="Iskoola Pota"/>
-        <a:font script="Mong" typeface="Mongolian Baiti"/>
-        <a:font script="Viet" typeface="Arial"/>
-        <a:font script="Uigh" typeface="Microsoft Uighur"/>
-        <a:font script="Geor" typeface="Sylfaen"/>
-        <a:font script="Armn" typeface="Arial"/>
-        <a:font script="Bugi" typeface="Leelawadee UI"/>
-        <a:font script="Bopo" typeface="Microsoft JhengHei"/>
-        <a:font script="Java" typeface="Javanese Text"/>
-        <a:font script="Lisu" typeface="Segoe UI"/>
-        <a:font script="Mymr" typeface="Myanmar Text"/>
-        <a:font script="Nkoo" typeface="Ebrima"/>
-        <a:font script="Olck" typeface="Nirmala UI"/>
-        <a:font script="Osma" typeface="Ebrima"/>
-        <a:font script="Phag" typeface="Phagspa"/>
-        <a:font script="Syrn" typeface="Estrangelo Edessa"/>
-        <a:font script="Syrj" typeface="Estrangelo Edessa"/>
-        <a:font script="Syre" typeface="Estrangelo Edessa"/>
-        <a:font script="Sora" typeface="Nirmala UI"/>
-        <a:font script="Tale" typeface="Microsoft Tai Le"/>
-        <a:font script="Talu" typeface="Microsoft New Tai Lue"/>
-        <a:font script="Tfng" typeface="Ebrima"/>
-      </a:minorFont>
-    </a:fontScheme>
-    <a:fmtScheme name="Office">
-      <a:fillStyleLst>
-        <a:solidFill>
-          <a:schemeClr val="phClr"/>
-        </a:solidFill>
-        <a:gradFill rotWithShape="1">
-          <a:gsLst>
-            <a:gs pos="0">
-              <a:schemeClr val="phClr">
-                <a:lumMod val="110000"/>
-                <a:satMod val="105000"/>
-                <a:tint val="67000"/>
-              </a:schemeClr>
-            </a:gs>
-            <a:gs pos="50000">
-              <a:schemeClr val="phClr">
-                <a:lumMod val="105000"/>
-                <a:satMod val="103000"/>
-                <a:tint val="73000"/>
-              </a:schemeClr>
-            </a:gs>
-            <a:gs pos="100000">
-              <a:schemeClr val="phClr">
-                <a:lumMod val="105000"/>
-                <a:satMod val="109000"/>
-                <a:tint val="81000"/>
-              </a:schemeClr>
-            </a:gs>
-          </a:gsLst>
-          <a:lin ang="5400000" scaled="0"/>
-        </a:gradFill>
-        <a:gradFill rotWithShape="1">
-          <a:gsLst>
-            <a:gs pos="0">
-              <a:schemeClr val="phClr">
-                <a:satMod val="103000"/>
-                <a:lumMod val="102000"/>
-                <a:tint val="94000"/>
-              </a:schemeClr>
-            </a:gs>
-            <a:gs pos="50000">
-              <a:schemeClr val="phClr">
-                <a:satMod val="110000"/>
-                <a:lumMod val="100000"/>
-                <a:shade val="100000"/>
-              </a:schemeClr>
-            </a:gs>
-            <a:gs pos="100000">
-              <a:schemeClr val="phClr">
-                <a:lumMod val="99000"/>
-                <a:satMod val="120000"/>
-                <a:shade val="78000"/>
-              </a:schemeClr>
-            </a:gs>
-          </a:gsLst>
-          <a:lin ang="5400000" scaled="0"/>
-        </a:gradFill>
-      </a:fillStyleLst>
-      <a:lnStyleLst>
-        <a:ln w="12700" cap="flat" cmpd="sng" algn="ctr">
-          <a:solidFill>
-            <a:schemeClr val="phClr"/>
-          </a:solidFill>
-          <a:prstDash val="solid"/>
-          <a:miter lim="800000"/>
-        </a:ln>
-        <a:ln w="19050" cap="flat" cmpd="sng" algn="ctr">
-          <a:solidFill>
-            <a:schemeClr val="phClr"/>
-          </a:solidFill>
-          <a:prstDash val="solid"/>
-          <a:miter lim="800000"/>
-        </a:ln>
-        <a:ln w="25400" cap="flat" cmpd="sng" algn="ctr">
-          <a:solidFill>
-            <a:schemeClr val="phClr"/>
-          </a:solidFill>
-          <a:prstDash val="solid"/>
-          <a:miter lim="800000"/>
-        </a:ln>
-      </a:lnStyleLst>
-      <a:effectStyleLst>
-        <a:effectStyle>
-          <a:effectLst/>
-        </a:effectStyle>
-        <a:effectStyle>
-          <a:effectLst/>
-        </a:effectStyle>
-        <a:effectStyle>
-          <a:effectLst>
-            <a:outerShdw blurRad="57150" dist="19050" dir="5400000" algn="ctr" rotWithShape="0">
-              <a:srgbClr val="000000">
-                <a:alpha val="63000"/>
-              </a:srgbClr>
-            </a:outerShdw>
-          </a:effectLst>
-        </a:effectStyle>
-      </a:effectStyleLst>
-      <a:bgFillStyleLst>
-        <a:solidFill>
-          <a:schemeClr val="phClr"/>
-        </a:solidFill>
-        <a:solidFill>
-          <a:schemeClr val="phClr">
-            <a:tint val="95000"/>
-            <a:satMod val="170000"/>
-          </a:schemeClr>
-        </a:solidFill>
-        <a:gradFill rotWithShape="1">
-          <a:gsLst>
-            <a:gs pos="0">
-              <a:schemeClr val="phClr">
-                <a:tint val="93000"/>
-                <a:satMod val="150000"/>
-                <a:shade val="98000"/>
-                <a:lumMod val="102000"/>
-              </a:schemeClr>
-            </a:gs>
-            <a:gs pos="50000">
-              <a:schemeClr val="phClr">
-                <a:tint val="98000"/>
-                <a:satMod val="130000"/>
-                <a:shade val="90000"/>
-                <a:lumMod val="103000"/>
-              </a:schemeClr>
-            </a:gs>
-            <a:gs pos="100000">
-              <a:schemeClr val="phClr">
-                <a:shade val="63000"/>
-                <a:satMod val="120000"/>
-              </a:schemeClr>
-            </a:gs>
-          </a:gsLst>
-          <a:lin ang="5400000" scaled="0"/>
-        </a:gradFill>
-      </a:bgFillStyleLst>
-    </a:fmtScheme>
-  </a:themeElements>
-  <a:objectDefaults>
-    <a:lnDef>
-      <a:spPr/>
-      <a:bodyPr/>
-      <a:lstStyle/>
-      <a:style>
-        <a:lnRef idx="2">
-          <a:schemeClr val="accent1"/>
-        </a:lnRef>
-        <a:fillRef idx="0">
-          <a:schemeClr val="accent1"/>
-        </a:fillRef>
-        <a:effectRef idx="1">
-          <a:schemeClr val="accent1"/>
-        </a:effectRef>
-        <a:fontRef idx="minor">
-          <a:schemeClr val="tx1"/>
-        </a:fontRef>
-      </a:style>
-    </a:lnDef>
-  </a:objectDefaults>
-  <a:extraClrSchemeLst/>
-  <a:extLst>
-    <a:ext uri="{05A4C25C-085E-4340-85A3-A5531E510DB2}">
-      <thm15:themeFamily xmlns:thm15="http://schemas.microsoft.com/office/thememl/2012/main" name="Office Theme" id="{2E142A2C-CD16-42D6-873A-C26D2A0506FA}" vid="{1BDDFF52-6CD6-40A5-AB3C-68EB2F1E4D0A}"/>
-    </a:ext>
-  </a:extLst>
-</a:theme>
 </file>
--- a/docs/huong-dan/nhap-lieu-bang-excel/Huong-dan-nhap-lieu-bang-Excel.docx
+++ b/docs/huong-dan/nhap-lieu-bang-excel/Huong-dan-nhap-lieu-bang-Excel.docx
@@ -16,7 +16,7 @@
         <w:spacing w:after="200"/>
       </w:pPr>
       <w:r>
-        <w:t xml:space="preserve">Thay vì gõ tay từng ngày trên web, có thể tải file Excel mẫu về điền rồi nhập lên. Tài liệu này mô tả ba biểu mẫu — Thu mua, Tiêu thụ, Tồn kho — kèm ý nghĩa từng cột và cách xử lý dòng lỗi. Ba file mẫu đính kèm trong thư mục 'mau'. Tài liệu bám theo phiên bản 0.2.77.</w:t>
+        <w:t xml:space="preserve">Thay vì gõ tay từng ngày trên web, có thể tải file Excel mẫu về điền rồi nhập lên. Tài liệu này mô tả ba biểu mẫu — Thu mua, Tiêu thụ, Tồn kho — kèm ý nghĩa từng cột và cách xử lý dòng lỗi. Ba file mẫu đính kèm trong thư mục 'mau'. Tài liệu bám theo phiên bản 0.2.78.</w:t>
       </w:r>
     </w:p>
     <w:p>

--- a/docs/huong-dan/nhap-lieu-bang-excel/Huong-dan-nhap-lieu-bang-Excel.docx
+++ b/docs/huong-dan/nhap-lieu-bang-excel/Huong-dan-nhap-lieu-bang-Excel.docx
@@ -16,7 +16,7 @@
         <w:spacing w:after="200"/>
       </w:pPr>
       <w:r>
-        <w:t xml:space="preserve">Thay vì gõ tay từng ngày trên web, có thể tải file Excel mẫu về điền rồi nhập lên. Tài liệu này mô tả ba biểu mẫu — Thu mua, Tiêu thụ, Tồn kho — kèm ý nghĩa từng cột và cách xử lý dòng lỗi. Ba file mẫu đính kèm trong thư mục 'mau'. Tài liệu bám theo phiên bản 0.2.78.</w:t>
+        <w:t xml:space="preserve">Thay vì gõ tay từng ngày trên web, có thể tải file Excel mẫu về điền rồi nhập lên. Tài liệu này mô tả ba biểu mẫu — Thu mua, Tiêu thụ, Tồn kho — kèm ý nghĩa từng cột và cách xử lý dòng lỗi. Ba file mẫu đính kèm trong thư mục 'mau'. Tài liệu bám theo phiên bản 0.2.79.</w:t>
       </w:r>
     </w:p>
     <w:p>
@@ -1572,7 +1572,7 @@
         <w:t xml:space="preserve">một lần</w:t>
       </w:r>
       <w:r>
-        <w:t xml:space="preserve">, hệ thống tự tính vào tồn kho **từ cột *Ngày* (= ngày bắt đầu tồn kho) đến hết ngày TRƯỚC *Ngày giao*</w:t>
+        <w:t xml:space="preserve">, hệ thống tự giữ ở nhóm này **từ cột *Ngày* (= ngày bắt đầu tồn kho) đến hết ngày TRƯỚC *Ngày giao*</w:t>
       </w:r>
       <w:r>
         <w:rPr>
@@ -1582,7 +1582,27 @@
         <w:t xml:space="preserve">. </w:t>
       </w:r>
       <w:r>
-        <w:t xml:space="preserve">KHÔNG nhập lại hợp đồng đó cho các ngày sau.**</w:t>
+        <w:t xml:space="preserve">KHÔNG nhập lại hợp đồng đó cho các ngày sau.</w:t>
+      </w:r>
+      <w:r>
+        <w:rPr>
+          <w:b/>
+          <w:bCs/>
+        </w:rPr>
+        <w:t xml:space="preserve"> Nhóm này chỉ để </w:t>
+      </w:r>
+      <w:r>
+        <w:t xml:space="preserve">ghi nhận</w:t>
+      </w:r>
+      <w:r>
+        <w:rPr>
+          <w:b/>
+          <w:bCs/>
+        </w:rPr>
+        <w:t xml:space="preserve"> số đã ký mà chưa giao — </w:t>
+      </w:r>
+      <w:r>
+        <w:t xml:space="preserve">không cộng vào và không trừ khỏi** tồn kho thành phẩm.</w:t>
       </w:r>
     </w:p>
     <w:p>
@@ -1832,7 +1852,7 @@
         <w:t xml:space="preserve">chưa giao thì để trống</w:t>
       </w:r>
       <w:r>
-        <w:t xml:space="preserve">. Điền ngày này là hợp đồng thôi tính vào tồn kho kể từ ngày đó.</w:t>
+        <w:t xml:space="preserve">. Điền ngày này là hợp đồng thôi nằm ở nhóm *Đã ký HĐ* kể từ ngày đó.</w:t>
       </w:r>
     </w:p>
     <w:p>

--- a/docs/huong-dan/nhap-lieu-bang-excel/Huong-dan-nhap-lieu-bang-Excel.docx
+++ b/docs/huong-dan/nhap-lieu-bang-excel/Huong-dan-nhap-lieu-bang-Excel.docx
@@ -1589,20 +1589,30 @@
           <w:b/>
           <w:bCs/>
         </w:rPr>
-        <w:t xml:space="preserve"> Nhóm này chỉ để </w:t>
-      </w:r>
-      <w:r>
-        <w:t xml:space="preserve">ghi nhận</w:t>
-      </w:r>
-      <w:r>
-        <w:rPr>
-          <w:b/>
-          <w:bCs/>
-        </w:rPr>
-        <w:t xml:space="preserve"> số đã ký mà chưa giao — </w:t>
-      </w:r>
-      <w:r>
-        <w:t xml:space="preserve">không cộng vào và không trừ khỏi** tồn kho thành phẩm.</w:t>
+        <w:t xml:space="preserve"> Nhóm này là </w:t>
+      </w:r>
+      <w:r>
+        <w:t xml:space="preserve">phần NẰM TRONG tồn kho thành phẩm</w:t>
+      </w:r>
+      <w:r>
+        <w:rPr>
+          <w:b/>
+          <w:bCs/>
+        </w:rPr>
+        <w:t xml:space="preserve"> đã có hợp đồng nhưng chưa giao — chỉ để biết trong tồn kho bao nhiêu đã có đầu ra, nên </w:t>
+      </w:r>
+      <w:r>
+        <w:t xml:space="preserve">không cộng thêm</w:t>
+      </w:r>
+      <w:r>
+        <w:rPr>
+          <w:b/>
+          <w:bCs/>
+        </w:rPr>
+        <w:t xml:space="preserve"> vào tồn kho (cộng nữa là tính trùng) và cũng </w:t>
+      </w:r>
+      <w:r>
+        <w:t xml:space="preserve">không trừ ra**.</w:t>
       </w:r>
     </w:p>
     <w:p>
@@ -1950,10 +1960,20 @@
           <w:b/>
           <w:bCs/>
         </w:rPr>
-        <w:t xml:space="preserve">cam kết giao hàng</w:t>
-      </w:r>
-      <w:r>
-        <w:t xml:space="preserve">, đứng riêng — không cộng vào và không trừ khỏi tồn kho thành phẩm, nên ký nhiều hơn lượng đang có cũng không sao.</w:t>
+        <w:t xml:space="preserve">phần đã có hợp đồng nằm trong</w:t>
+      </w:r>
+      <w:r>
+        <w:t xml:space="preserve"> tồn kho thành phẩm — không cộng thêm và không trừ ra, và </w:t>
+      </w:r>
+      <w:r>
+        <w:rPr>
+          <w:b/>
+          <w:bCs/>
+        </w:rPr>
+        <w:t xml:space="preserve">không vượt quá</w:t>
+      </w:r>
+      <w:r>
+        <w:t xml:space="preserve"> tổng tồn kho thành phẩm của đơn vị.</w:t>
       </w:r>
     </w:p>
     <w:p>

--- a/docs/huong-dan/nhap-lieu-bang-excel/Huong-dan-nhap-lieu-bang-Excel.docx
+++ b/docs/huong-dan/nhap-lieu-bang-excel/Huong-dan-nhap-lieu-bang-Excel.docx
@@ -16,7 +16,7 @@
         <w:spacing w:after="200"/>
       </w:pPr>
       <w:r>
-        <w:t xml:space="preserve">Thay vì gõ tay từng ngày trên web, có thể tải file Excel mẫu về điền rồi nhập lên. Tài liệu này mô tả ba biểu mẫu — Thu mua, Tiêu thụ, Tồn kho — kèm ý nghĩa từng cột và cách xử lý dòng lỗi. Ba file mẫu đính kèm trong thư mục 'mau'. Tài liệu bám theo phiên bản 0.2.79.</w:t>
+        <w:t xml:space="preserve">Thay vì gõ tay từng ngày trên web, có thể tải file Excel mẫu về điền rồi nhập lên. Tài liệu này mô tả ba biểu mẫu — Thu mua, Tiêu thụ, Tồn kho — kèm ý nghĩa từng cột và cách xử lý dòng lỗi. Ba file mẫu đính kèm trong thư mục 'mau'.</w:t>
       </w:r>
     </w:p>
     <w:p>
@@ -246,10 +246,10 @@
           <w:b/>
           <w:bCs/>
         </w:rPr>
-        <w:t xml:space="preserve">Đừng dùng lại file tải từ lần trước</w:t>
-      </w:r>
-      <w:r>
-        <w:t xml:space="preserve"> — mẫu có thể đã thêm cột; file cũ thiếu cột sẽ nhập thiếu số mà không báo gì.</w:t>
+        <w:t xml:space="preserve">Luôn tải mẫu mới trước mỗi lần nhập</w:t>
+      </w:r>
+      <w:r>
+        <w:t xml:space="preserve"> — file đang giữ trong máy có thể khác cột với mẫu hiện hành, thiếu cột sẽ nhập thiếu số mà không báo gì.</w:t>
       </w:r>
     </w:p>
     <w:p>
@@ -1108,29 +1108,6 @@
       </w:r>
       <w:r>
         <w:t xml:space="preserve"> thì không nhập bằng Excel — vào form trên web tích ô 'Hôm nay đơn vị KHÔNG tổ chức thu mua', vì đó là tình huống khác với 'có mua nhưng mua được 0 tấn'.</w:t>
-      </w:r>
-    </w:p>
-    <w:p>
-      <w:pPr>
-        <w:pStyle w:val="ListParagraph"/>
-        <w:numPr>
-          <w:ilvl w:val="0"/>
-          <w:numId w:val="3"/>
-        </w:numPr>
-        <w:spacing w:after="80"/>
-      </w:pPr>
-      <w:r>
-        <w:t xml:space="preserve">Sản lượng tiêu thụ và doanh thu </w:t>
-      </w:r>
-      <w:r>
-        <w:rPr>
-          <w:b/>
-          <w:bCs/>
-        </w:rPr>
-        <w:t xml:space="preserve">không còn ở biểu Thu mua</w:t>
-      </w:r>
-      <w:r>
-        <w:t xml:space="preserve"> — đã chuyển sang biểu Tiêu thụ.</w:t>
       </w:r>
     </w:p>
     <w:p>

--- a/docs/huong-dan/nhap-lieu-bang-excel/Huong-dan-nhap-lieu-bang-Excel.docx
+++ b/docs/huong-dan/nhap-lieu-bang-excel/Huong-dan-nhap-lieu-bang-Excel.docx
@@ -2153,7 +2153,17 @@
         <w:spacing w:after="80"/>
       </w:pPr>
       <w:r>
-        <w:t xml:space="preserve">Chỉ nhập được ngày hôm nay và một số ngày gần nhất theo quy định; ngày cũ hơn hệ thống sẽ từ chối ghi.</w:t>
+        <w:t xml:space="preserve">Số liệu mỗi ngày chỉ nhập được đến </w:t>
+      </w:r>
+      <w:r>
+        <w:rPr>
+          <w:b/>
+          <w:bCs/>
+        </w:rPr>
+        <w:t xml:space="preserve">11:00</w:t>
+      </w:r>
+      <w:r>
+        <w:t xml:space="preserve"> theo hạn quy định (ví dụ: đến 11:00 ngày hôm sau); ngày đã quá hạn hệ thống sẽ từ chối ghi.</w:t>
       </w:r>
     </w:p>
     <w:p>
